--- a/docs/informe/informe.docx
+++ b/docs/informe/informe.docx
@@ -28,7 +28,7 @@
         <w:rPr>
           <w:sz w:val="21"/>
         </w:rPr>
-        <w:t>Oct 9, 2026 · @Santiago</w:t>
+        <w:t>Santiago Nicolas Martinez · Trabajo individual · Octubre de 2026</w:t>
       </w:r>
     </w:p>
     <w:p>
@@ -504,7 +504,7 @@
               <w:rPr>
                 <w:sz w:val="19"/>
               </w:rPr>
-              <w:t>64 tareas, marcadas a medida que se hicieron</w:t>
+              <w:t>66 tareas, marcadas a medida que se hicieron</w:t>
             </w:r>
           </w:p>
         </w:tc>
@@ -700,7 +700,7 @@
         <w:rPr>
           <w:sz w:val="21"/>
         </w:rPr>
-        <w:t xml:space="preserve"> Las tareas T045 a T064 se agregaron al probar el age</w:t>
+        <w:t xml:space="preserve"> Las tareas T045 a T066 se agregaron al probar el age</w:t>
       </w:r>
       <w:r>
         <w:rPr>
@@ -1677,8 +1677,8 @@
         </w:rPr>
         <w:lastRenderedPageBreak/>
         <w:drawing>
-          <wp:inline distT="0" distB="0" distL="0" distR="0" wp14:anchorId="7F0EB7B8" wp14:editId="1DE3C670">
-            <wp:extent cx="5334000" cy="4040187"/>
+          <wp:inline distT="0" distB="0" distL="0" distR="0" wp14:anchorId="62F0916B" wp14:editId="1E9F5BC0">
+            <wp:extent cx="4445000" cy="3366823"/>
             <wp:effectExtent l="0" t="0" r="0" b="0"/>
             <wp:docPr id="1" name="image1" descr="grafo del agente · 5 rutas, reintento de SQL"/>
             <wp:cNvGraphicFramePr>
@@ -1700,7 +1700,7 @@
                   <pic:spPr>
                     <a:xfrm>
                       <a:off x="0" y="0"/>
-                      <a:ext cx="5334000" cy="4040187"/>
+                      <a:ext cx="4445000" cy="3366823"/>
                     </a:xfrm>
                     <a:prstGeom prst="rect">
                       <a:avLst/>
@@ -2202,7 +2202,6 @@
         <w:spacing w:before="200" w:after="80" w:line="240" w:lineRule="auto"/>
       </w:pPr>
       <w:r>
-        <w:lastRenderedPageBreak/>
         <w:t>Decisiones técnicas</w:t>
       </w:r>
     </w:p>
@@ -2271,6 +2270,7 @@
               <w:rPr>
                 <w:sz w:val="19"/>
               </w:rPr>
+              <w:lastRenderedPageBreak/>
               <w:t>Decisión</w:t>
             </w:r>
           </w:p>
@@ -3115,7 +3115,6 @@
           <w:b/>
           <w:sz w:val="21"/>
         </w:rPr>
-        <w:lastRenderedPageBreak/>
         <w:t>Resultado con Gemini real.</w:t>
       </w:r>
       <w:r>
@@ -3258,6 +3257,7 @@
               <w:rPr>
                 <w:sz w:val="19"/>
               </w:rPr>
+              <w:lastRenderedPageBreak/>
               <w:t>1</w:t>
             </w:r>
           </w:p>
@@ -4610,7 +4610,6 @@
               <w:rPr>
                 <w:sz w:val="19"/>
               </w:rPr>
-              <w:lastRenderedPageBreak/>
               <w:t>Pregunta</w:t>
             </w:r>
           </w:p>
@@ -4692,7 +4691,14 @@
               <w:rPr>
                 <w:sz w:val="19"/>
               </w:rPr>
-              <w:t>¿Cuántas alarmas críticas tuvo la bomba P-101 en septiembre de 2026?</w:t>
+              <w:t xml:space="preserve">¿Cuántas alarmas críticas tuvo la bomba P-101 en </w:t>
+            </w:r>
+            <w:r>
+              <w:rPr>
+                <w:sz w:val="19"/>
+              </w:rPr>
+              <w:lastRenderedPageBreak/>
+              <w:t>septiembre de 2026?</w:t>
             </w:r>
           </w:p>
         </w:tc>
@@ -4711,6 +4717,7 @@
               <w:rPr>
                 <w:sz w:val="19"/>
               </w:rPr>
+              <w:lastRenderedPageBreak/>
               <w:t>Base</w:t>
             </w:r>
           </w:p>
@@ -4749,7 +4756,14 @@
               <w:rPr>
                 <w:sz w:val="19"/>
               </w:rPr>
-              <w:t>La bomba P-101 tuvo 1 alarma crítica en septiembre de 2026.</w:t>
+              <w:t xml:space="preserve">La bomba P-101 tuvo 1 alarma crítica en </w:t>
+            </w:r>
+            <w:r>
+              <w:rPr>
+                <w:sz w:val="19"/>
+              </w:rPr>
+              <w:lastRenderedPageBreak/>
+              <w:t>septiembre de 2026.</w:t>
             </w:r>
           </w:p>
         </w:tc>
@@ -4770,6 +4784,7 @@
               <w:rPr>
                 <w:sz w:val="19"/>
               </w:rPr>
+              <w:lastRenderedPageBreak/>
               <w:t>¿Cuál fue el valor máximo de temperatura registrado en el motor M-301?</w:t>
             </w:r>
           </w:p>
@@ -5393,8 +5408,8 @@
         </w:rPr>
         <w:lastRenderedPageBreak/>
         <w:drawing>
-          <wp:inline distT="0" distB="0" distL="0" distR="0" wp14:anchorId="2715D662" wp14:editId="464071E1">
-            <wp:extent cx="5334000" cy="3333750"/>
+          <wp:inline distT="0" distB="0" distL="0" distR="0" wp14:anchorId="383ABE1E" wp14:editId="628F97A9">
+            <wp:extent cx="4445000" cy="2778125"/>
             <wp:effectExtent l="0" t="0" r="0" b="0"/>
             <wp:docPr id="2" name="image2" descr="Pregunta de datos con la consulta SQL"/>
             <wp:cNvGraphicFramePr>
@@ -5416,7 +5431,7 @@
                   <pic:spPr>
                     <a:xfrm>
                       <a:off x="0" y="0"/>
-                      <a:ext cx="5334000" cy="3333750"/>
+                      <a:ext cx="4445000" cy="2778125"/>
                     </a:xfrm>
                     <a:prstGeom prst="rect">
                       <a:avLst/>
@@ -5456,8 +5471,8 @@
           <w:sz w:val="21"/>
         </w:rPr>
         <w:drawing>
-          <wp:inline distT="0" distB="0" distL="0" distR="0" wp14:anchorId="7EE04209" wp14:editId="315DB19C">
-            <wp:extent cx="5334000" cy="3333750"/>
+          <wp:inline distT="0" distB="0" distL="0" distR="0" wp14:anchorId="46D1EE07" wp14:editId="39BA101A">
+            <wp:extent cx="4445000" cy="2778125"/>
             <wp:effectExtent l="0" t="0" r="0" b="0"/>
             <wp:docPr id="3" name="image3" descr="Pregunta combinada con base y documentos"/>
             <wp:cNvGraphicFramePr>
@@ -5479,7 +5494,7 @@
                   <pic:spPr>
                     <a:xfrm>
                       <a:off x="0" y="0"/>
-                      <a:ext cx="5334000" cy="3333750"/>
+                      <a:ext cx="4445000" cy="2778125"/>
                     </a:xfrm>
                     <a:prstGeom prst="rect">
                       <a:avLst/>
@@ -5556,7 +5571,7 @@
         <w:rPr>
           <w:sz w:val="21"/>
         </w:rPr>
-        <w:t xml:space="preserve">, y la evaluación adjunta a cada traza el resultado del caso. Cada traza muestra los pasos del grafo por separado. Ejemplo leído desde la API de LangSmith, pregunta combinada sobre el motor M-301, 4,8 s en total: </w:t>
+        <w:t xml:space="preserve">, y la evaluación adjunta a cada traza el resultado del caso. La captura muestra la traza de una pregunta combinada sobre el motor M-301, con cada paso del grafo por separado (4,64 s en total): </w:t>
       </w:r>
       <w:r>
         <w:rPr>
@@ -5569,7 +5584,7 @@
         <w:rPr>
           <w:sz w:val="21"/>
         </w:rPr>
-        <w:t xml:space="preserve"> 1,67 s, </w:t>
+        <w:t xml:space="preserve"> 1,91 s, </w:t>
       </w:r>
       <w:r>
         <w:rPr>
@@ -5582,40 +5597,53 @@
         <w:rPr>
           <w:sz w:val="21"/>
         </w:rPr>
-        <w:t xml:space="preserve"> 0,92 s, </w:t>
+        <w:t xml:space="preserve"> 0,93 s, </w:t>
       </w:r>
       <w:r>
         <w:rPr>
           <w:rStyle w:val="CodeChar"/>
           <w:sz w:val="21"/>
         </w:rPr>
-        <w:t>sql_exe</w:t>
+        <w:t>sql_validate</w:t>
+      </w:r>
+      <w:r>
+        <w:rPr>
+          <w:sz w:val="21"/>
+        </w:rPr>
+        <w:t xml:space="preserve"> 0,01 s, </w:t>
       </w:r>
       <w:r>
         <w:rPr>
           <w:rStyle w:val="CodeChar"/>
           <w:sz w:val="21"/>
         </w:rPr>
-        <w:t>cute</w:t>
-      </w:r>
-      <w:r>
-        <w:rPr>
-          <w:sz w:val="21"/>
-        </w:rPr>
-        <w:t xml:space="preserve"> 0,04 s, </w:t>
+        <w:t>sql_e</w:t>
       </w:r>
       <w:r>
         <w:rPr>
           <w:rStyle w:val="CodeChar"/>
           <w:sz w:val="21"/>
         </w:rPr>
+        <w:t>xecute</w:t>
+      </w:r>
+      <w:r>
+        <w:rPr>
+          <w:sz w:val="21"/>
+        </w:rPr>
+        <w:t xml:space="preserve"> 0,06 s, </w:t>
+      </w:r>
+      <w:r>
+        <w:rPr>
+          <w:rStyle w:val="CodeChar"/>
+          <w:sz w:val="21"/>
+        </w:rPr>
         <w:t>retrieve</w:t>
       </w:r>
       <w:r>
         <w:rPr>
           <w:sz w:val="21"/>
         </w:rPr>
-        <w:t xml:space="preserve"> 0,53 s y </w:t>
+        <w:t xml:space="preserve"> 0,65 s y </w:t>
       </w:r>
       <w:r>
         <w:rPr>
@@ -5628,7 +5656,7 @@
         <w:rPr>
           <w:sz w:val="21"/>
         </w:rPr>
-        <w:t xml:space="preserve"> 1,61 s.</w:t>
+        <w:t xml:space="preserve"> 1,07 s. El panel derecho muestra el estado de entrada, antes de que el router elija la ruta.</w:t>
       </w:r>
     </w:p>
     <w:p>
@@ -5640,25 +5668,106 @@
       </w:pPr>
       <w:r>
         <w:rPr>
-          <w:b/>
-          <w:sz w:val="21"/>
-        </w:rPr>
-        <w:t>Pendiente:</w:t>
-      </w:r>
-      <w:r>
-        <w:rPr>
-          <w:sz w:val="21"/>
-        </w:rPr>
-        <w:t xml:space="preserve"> agregar una captura de pantalla de una traza, que se toma desde la cuenta de LangSmith.</w:t>
+          <w:noProof/>
+          <w:sz w:val="21"/>
+        </w:rPr>
+        <w:lastRenderedPageBreak/>
+        <w:drawing>
+          <wp:inline distT="0" distB="0" distL="0" distR="0" wp14:anchorId="26BF4554" wp14:editId="320889E4">
+            <wp:extent cx="4445000" cy="3028717"/>
+            <wp:effectExtent l="0" t="0" r="0" b="0"/>
+            <wp:docPr id="4" name="image4" descr="Traza en LangSmith de una pregunta combinada"/>
+            <wp:cNvGraphicFramePr>
+              <a:graphicFrameLocks xmlns:a="http://schemas.openxmlformats.org/drawingml/2006/main" noChangeAspect="1"/>
+            </wp:cNvGraphicFramePr>
+            <a:graphic xmlns:a="http://schemas.openxmlformats.org/drawingml/2006/main">
+              <a:graphicData uri="http://schemas.openxmlformats.org/drawingml/2006/picture">
+                <pic:pic xmlns:pic="http://schemas.openxmlformats.org/drawingml/2006/picture">
+                  <pic:nvPicPr>
+                    <pic:cNvPr id="4" name="image4" descr="Traza en LangSmith de una pregunta combinada"/>
+                    <pic:cNvPicPr/>
+                  </pic:nvPicPr>
+                  <pic:blipFill>
+                    <a:blip r:embed="rId8"/>
+                    <a:stretch>
+                      <a:fillRect/>
+                    </a:stretch>
+                  </pic:blipFill>
+                  <pic:spPr>
+                    <a:xfrm>
+                      <a:off x="0" y="0"/>
+                      <a:ext cx="4445000" cy="3028717"/>
+                    </a:xfrm>
+                    <a:prstGeom prst="rect">
+                      <a:avLst/>
+                    </a:prstGeom>
+                  </pic:spPr>
+                </pic:pic>
+              </a:graphicData>
+            </a:graphic>
+          </wp:inline>
+        </w:drawing>
       </w:r>
     </w:p>
     <w:p>
       <w:pPr>
+        <w:spacing w:after="100" w:line="240" w:lineRule="auto"/>
+        <w:rPr>
+          <w:sz w:val="21"/>
+        </w:rPr>
+      </w:pPr>
+      <w:r>
+        <w:rPr>
+          <w:b/>
+          <w:sz w:val="21"/>
+        </w:rPr>
+        <w:t>Evaluación dentro de LangSmith.</w:t>
+      </w:r>
+      <w:r>
+        <w:rPr>
+          <w:sz w:val="21"/>
+        </w:rPr>
+        <w:t xml:space="preserve"> Los 38 casos se subieron como conjunto de datos (</w:t>
+      </w:r>
+      <w:r>
+        <w:rPr>
+          <w:rStyle w:val="CodeChar"/>
+          <w:sz w:val="21"/>
+        </w:rPr>
+        <w:t>agente-sql-telemetria-golden</w:t>
+      </w:r>
+      <w:r>
+        <w:rPr>
+          <w:sz w:val="21"/>
+        </w:rPr>
+        <w:t>) y el a</w:t>
+      </w:r>
+      <w:r>
+        <w:rPr>
+          <w:sz w:val="21"/>
+        </w:rPr>
+        <w:t>gente se corrió como un experimento con las mismas verificaciones (</w:t>
+      </w:r>
+      <w:r>
+        <w:rPr>
+          <w:rStyle w:val="CodeChar"/>
+          <w:sz w:val="21"/>
+        </w:rPr>
+        <w:t>eval/run_langsmith_experiment.py</w:t>
+      </w:r>
+      <w:r>
+        <w:rPr>
+          <w:sz w:val="21"/>
+        </w:rPr>
+        <w:t>). Resultado del 12 de octubre de 2026: 38 de 38 casos aprobados.</w:t>
+      </w:r>
+    </w:p>
+    <w:p>
+      <w:pPr>
         <w:pStyle w:val="Ttulo2"/>
         <w:spacing w:before="200" w:after="80" w:line="240" w:lineRule="auto"/>
       </w:pPr>
       <w:r>
-        <w:lastRenderedPageBreak/>
         <w:t>Cumplimiento de criterios y limitaciones</w:t>
       </w:r>
     </w:p>
@@ -5770,13 +5879,7 @@
               <w:rPr>
                 <w:sz w:val="19"/>
               </w:rPr>
-              <w:t>Base relacional</w:t>
-            </w:r>
-            <w:r>
-              <w:rPr>
-                <w:sz w:val="19"/>
-              </w:rPr>
-              <w:t xml:space="preserve"> con al menos 5 tablas y más de 15 filas por tabla</w:t>
+              <w:t>Base relacional con al menos 5 tablas y más de 15 filas por tabla</w:t>
             </w:r>
           </w:p>
         </w:tc>
@@ -6056,7 +6159,7 @@
               <w:rPr>
                 <w:sz w:val="19"/>
               </w:rPr>
-              <w:t>8 páginas en el PDF de docs/informe/</w:t>
+              <w:t>9 páginas sin la portada, en el PDF de docs/informe/</w:t>
             </w:r>
           </w:p>
         </w:tc>
@@ -6419,13 +6522,7 @@
               <w:rPr>
                 <w:sz w:val="19"/>
               </w:rPr>
-              <w:t xml:space="preserve"> y las capturas de e</w:t>
-            </w:r>
-            <w:r>
-              <w:rPr>
-                <w:sz w:val="19"/>
-              </w:rPr>
-              <w:t>ste informe y de docs/informe/capturas/</w:t>
+              <w:t xml:space="preserve"> y las capturas de este informe y de docs/informe/capturas/</w:t>
             </w:r>
           </w:p>
         </w:tc>
@@ -6465,26 +6562,26 @@
               <w:rPr>
                 <w:sz w:val="19"/>
               </w:rPr>
-              <w:t>Cumplido. Las trazas y el resultado de cada caso quedaron registrados en el servicio real</w:t>
-            </w:r>
-          </w:p>
-        </w:tc>
-        <w:tc>
-          <w:tcPr>
-            <w:tcW w:w="3120" w:type="dxa"/>
-          </w:tcPr>
-          <w:p>
-            <w:pPr>
-              <w:spacing w:before="20" w:after="20" w:line="240" w:lineRule="auto"/>
-              <w:rPr>
-                <w:sz w:val="19"/>
-              </w:rPr>
-            </w:pPr>
-            <w:r>
-              <w:rPr>
-                <w:sz w:val="19"/>
-              </w:rPr>
-              <w:t>Pasos y tiempos de una traza en la sección de evidencias. Captura de pantalla pendiente</w:t>
+              <w:t>Cumplido. Trazas, conjunto de datos y experimento de evaluación en el servicio real</w:t>
+            </w:r>
+          </w:p>
+        </w:tc>
+        <w:tc>
+          <w:tcPr>
+            <w:tcW w:w="3120" w:type="dxa"/>
+          </w:tcPr>
+          <w:p>
+            <w:pPr>
+              <w:spacing w:before="20" w:after="20" w:line="240" w:lineRule="auto"/>
+              <w:rPr>
+                <w:sz w:val="19"/>
+              </w:rPr>
+            </w:pPr>
+            <w:r>
+              <w:rPr>
+                <w:sz w:val="19"/>
+              </w:rPr>
+              <w:t>Captura de una traza con sus pasos y tiempos en la sección de evidencias</w:t>
             </w:r>
           </w:p>
         </w:tc>
@@ -6501,7 +6598,14 @@
         <w:rPr>
           <w:sz w:val="21"/>
         </w:rPr>
-        <w:t>El despliegue en la nube del agente no se eligió como criterio.</w:t>
+        <w:lastRenderedPageBreak/>
+        <w:t>El desp</w:t>
+      </w:r>
+      <w:r>
+        <w:rPr>
+          <w:sz w:val="21"/>
+        </w:rPr>
+        <w:t>liegue en la nube del agente no se eligió como criterio.</w:t>
       </w:r>
     </w:p>
     <w:p>
@@ -6727,10 +6831,10 @@
 <file path=word/numbering.xml><?xml version="1.0" encoding="utf-8"?>
 <w:numbering xmlns:wpc="http://schemas.microsoft.com/office/word/2010/wordprocessingCanvas" xmlns:cx="http://schemas.microsoft.com/office/drawing/2014/chartex" xmlns:cx1="http://schemas.microsoft.com/office/drawing/2015/9/8/chartex" xmlns:cx2="http://schemas.microsoft.com/office/drawing/2015/10/21/chartex" xmlns:cx3="http://schemas.microsoft.com/office/drawing/2016/5/9/chartex" xmlns:cx4="http://schemas.microsoft.com/office/drawing/2016/5/10/chartex" xmlns:cx5="http://schemas.microsoft.com/office/drawing/2016/5/11/chartex" xmlns:cx6="http://schemas.microsoft.com/office/drawing/2016/5/12/chartex" xmlns:cx7="http://schemas.microsoft.com/office/drawing/2016/5/13/chartex" xmlns:cx8="http://schemas.microsoft.com/office/drawing/2016/5/14/chartex" xmlns:mc="http://schemas.openxmlformats.org/markup-compatibility/2006" xmlns:aink="http://schemas.microsoft.com/office/drawing/2016/ink" xmlns:am3d="http://schemas.microsoft.com/office/drawing/2017/model3d" xmlns:o="urn:schemas-microsoft-com:office:office" xmlns:r="http://schemas.openxmlformats.org/officeDocument/2006/relationships" xmlns:m="http://schemas.openxmlformats.org/officeDocument/2006/math" xmlns:v="urn:schemas-microsoft-com:vml" xmlns:wp14="http://schemas.microsoft.com/office/word/2010/wordprocessingDrawing" xmlns:wp="http://schemas.openxmlformats.org/drawingml/2006/wordprocessingDrawing" xmlns:w10="urn:schemas-microsoft-com:office:word" xmlns:w="http://schemas.openxmlformats.org/wordprocessingml/2006/main" xmlns:w14="http://schemas.microsoft.com/office/word/2010/wordml" xmlns:w15="http://schemas.microsoft.com/office/word/2012/wordml" xmlns:w16cex="http://schemas.microsoft.com/office/word/2018/wordml/cex" xmlns:w16cid="http://schemas.microsoft.com/office/word/2016/wordml/cid" xmlns:w16="http://schemas.microsoft.com/office/word/2018/wordml" xmlns:w16sdtdh="http://schemas.microsoft.com/office/word/2020/wordml/sdtdatahash" xmlns:w16se="http://schemas.microsoft.com/office/word/2015/wordml/symex" xmlns:wpg="http://schemas.microsoft.com/office/word/2010/wordprocessingGroup" xmlns:wpi="http://schemas.microsoft.com/office/word/2010/wordprocessingInk" xmlns:wne="http://schemas.microsoft.com/office/word/2006/wordml" xmlns:wps="http://schemas.microsoft.com/office/word/2010/wordprocessingShape" mc:Ignorable="w14 w15 w16se w16cid w16 w16cex w16sdtdh wp14">
   <w:abstractNum w:abstractNumId="0" w15:restartNumberingAfterBreak="0">
-    <w:nsid w:val="37FB4A9E"/>
+    <w:nsid w:val="4DB027CC"/>
     <w:multiLevelType w:val="hybridMultilevel"/>
-    <w:tmpl w:val="92E4D71E"/>
-    <w:lvl w:ilvl="0" w:tplc="1F1CF7FC">
+    <w:tmpl w:val="F3DE1F26"/>
+    <w:lvl w:ilvl="0" w:tplc="38D0F536">
       <w:start w:val="1"/>
       <w:numFmt w:val="bullet"/>
       <w:lvlText w:val="•"/>
@@ -6739,7 +6843,7 @@
         <w:ind w:left="720" w:hanging="360"/>
       </w:pPr>
     </w:lvl>
-    <w:lvl w:ilvl="1" w:tplc="4150EEE2">
+    <w:lvl w:ilvl="1" w:tplc="AEBCD51E">
       <w:start w:val="1"/>
       <w:numFmt w:val="bullet"/>
       <w:lvlText w:val="o"/>
@@ -6748,7 +6852,7 @@
         <w:ind w:left="1440" w:hanging="360"/>
       </w:pPr>
     </w:lvl>
-    <w:lvl w:ilvl="2" w:tplc="FD66D428">
+    <w:lvl w:ilvl="2" w:tplc="9D621F2A">
       <w:start w:val="1"/>
       <w:numFmt w:val="bullet"/>
       <w:lvlText w:val="▪"/>
@@ -6757,7 +6861,7 @@
         <w:ind w:left="2160" w:hanging="360"/>
       </w:pPr>
     </w:lvl>
-    <w:lvl w:ilvl="3" w:tplc="85F474E8">
+    <w:lvl w:ilvl="3" w:tplc="077809BC">
       <w:start w:val="1"/>
       <w:numFmt w:val="bullet"/>
       <w:lvlText w:val="•"/>
@@ -6766,7 +6870,7 @@
         <w:ind w:left="2880" w:hanging="360"/>
       </w:pPr>
     </w:lvl>
-    <w:lvl w:ilvl="4" w:tplc="8548BEE0">
+    <w:lvl w:ilvl="4" w:tplc="CA4C84DE">
       <w:start w:val="1"/>
       <w:numFmt w:val="bullet"/>
       <w:lvlText w:val="o"/>
@@ -6775,7 +6879,7 @@
         <w:ind w:left="3600" w:hanging="360"/>
       </w:pPr>
     </w:lvl>
-    <w:lvl w:ilvl="5" w:tplc="0BD2B884">
+    <w:lvl w:ilvl="5" w:tplc="C58AB56A">
       <w:start w:val="1"/>
       <w:numFmt w:val="bullet"/>
       <w:lvlText w:val="▪"/>
@@ -6784,7 +6888,7 @@
         <w:ind w:left="4320" w:hanging="360"/>
       </w:pPr>
     </w:lvl>
-    <w:lvl w:ilvl="6" w:tplc="42FC17B6">
+    <w:lvl w:ilvl="6" w:tplc="49C69050">
       <w:start w:val="1"/>
       <w:numFmt w:val="bullet"/>
       <w:lvlText w:val="•"/>
@@ -6793,7 +6897,7 @@
         <w:ind w:left="5040" w:hanging="360"/>
       </w:pPr>
     </w:lvl>
-    <w:lvl w:ilvl="7" w:tplc="FD7C220E">
+    <w:lvl w:ilvl="7" w:tplc="B86EFD8A">
       <w:start w:val="1"/>
       <w:numFmt w:val="bullet"/>
       <w:lvlText w:val="o"/>
@@ -6802,7 +6906,7 @@
         <w:ind w:left="5760" w:hanging="360"/>
       </w:pPr>
     </w:lvl>
-    <w:lvl w:ilvl="8" w:tplc="B9B4DC86">
+    <w:lvl w:ilvl="8" w:tplc="1E18F690">
       <w:start w:val="1"/>
       <w:numFmt w:val="bullet"/>
       <w:lvlText w:val="▪"/>
@@ -6813,10 +6917,10 @@
     </w:lvl>
   </w:abstractNum>
   <w:abstractNum w:abstractNumId="1" w15:restartNumberingAfterBreak="0">
-    <w:nsid w:val="5B0110FF"/>
+    <w:nsid w:val="55B831FC"/>
     <w:multiLevelType w:val="hybridMultilevel"/>
-    <w:tmpl w:val="99946F3E"/>
-    <w:lvl w:ilvl="0" w:tplc="08C26168">
+    <w:tmpl w:val="7CF42AC6"/>
+    <w:lvl w:ilvl="0" w:tplc="4C1666B4">
       <w:start w:val="1"/>
       <w:numFmt w:val="decimal"/>
       <w:lvlText w:val="%1."/>
@@ -6825,7 +6929,7 @@
         <w:ind w:left="720" w:hanging="360"/>
       </w:pPr>
     </w:lvl>
-    <w:lvl w:ilvl="1" w:tplc="60BEAF02">
+    <w:lvl w:ilvl="1" w:tplc="97BEBE74">
       <w:start w:val="1"/>
       <w:numFmt w:val="lowerLetter"/>
       <w:lvlText w:val="%2."/>
@@ -6834,7 +6938,7 @@
         <w:ind w:left="1440" w:hanging="360"/>
       </w:pPr>
     </w:lvl>
-    <w:lvl w:ilvl="2" w:tplc="73FAAA3C">
+    <w:lvl w:ilvl="2" w:tplc="E06C447C">
       <w:start w:val="1"/>
       <w:numFmt w:val="lowerRoman"/>
       <w:lvlText w:val="%3."/>
@@ -6843,7 +6947,7 @@
         <w:ind w:left="2160" w:hanging="360"/>
       </w:pPr>
     </w:lvl>
-    <w:lvl w:ilvl="3" w:tplc="462EAA5E">
+    <w:lvl w:ilvl="3" w:tplc="B67AD962">
       <w:start w:val="1"/>
       <w:numFmt w:val="decimal"/>
       <w:lvlText w:val="%4."/>
@@ -6852,7 +6956,7 @@
         <w:ind w:left="2880" w:hanging="360"/>
       </w:pPr>
     </w:lvl>
-    <w:lvl w:ilvl="4" w:tplc="53B0DBCA">
+    <w:lvl w:ilvl="4" w:tplc="1A080D06">
       <w:start w:val="1"/>
       <w:numFmt w:val="lowerLetter"/>
       <w:lvlText w:val="%5."/>
@@ -6861,7 +6965,7 @@
         <w:ind w:left="3600" w:hanging="360"/>
       </w:pPr>
     </w:lvl>
-    <w:lvl w:ilvl="5" w:tplc="75DCF658">
+    <w:lvl w:ilvl="5" w:tplc="E042DD54">
       <w:start w:val="1"/>
       <w:numFmt w:val="lowerRoman"/>
       <w:lvlText w:val="%6."/>
@@ -6870,7 +6974,7 @@
         <w:ind w:left="4320" w:hanging="360"/>
       </w:pPr>
     </w:lvl>
-    <w:lvl w:ilvl="6" w:tplc="4E72E5B0">
+    <w:lvl w:ilvl="6" w:tplc="9A7629D6">
       <w:start w:val="1"/>
       <w:numFmt w:val="decimal"/>
       <w:lvlText w:val="%7."/>
@@ -6879,7 +6983,7 @@
         <w:ind w:left="5040" w:hanging="360"/>
       </w:pPr>
     </w:lvl>
-    <w:lvl w:ilvl="7" w:tplc="56F0ABC6">
+    <w:lvl w:ilvl="7" w:tplc="73C6ECE8">
       <w:start w:val="1"/>
       <w:numFmt w:val="lowerLetter"/>
       <w:lvlText w:val="%8."/>
@@ -6888,7 +6992,7 @@
         <w:ind w:left="5760" w:hanging="360"/>
       </w:pPr>
     </w:lvl>
-    <w:lvl w:ilvl="8" w:tplc="5B8EE998">
+    <w:lvl w:ilvl="8" w:tplc="48184E18">
       <w:start w:val="1"/>
       <w:numFmt w:val="lowerRoman"/>
       <w:lvlText w:val="%9."/>

--- a/docs/informe/informe.docx
+++ b/docs/informe/informe.docx
@@ -4,39 +4,395 @@
   <w:body>
     <w:p>
       <w:pPr>
+        <w:spacing w:after="0"/>
+        <w:jc w:val="center"/>
+        <w:rPr>
+          <w:lang w:val="es-AR"/>
+        </w:rPr>
+      </w:pPr>
+      <w:r>
+        <w:rPr>
+          <w:b/>
+          <w:sz w:val="36"/>
+          <w:szCs w:val="36"/>
+          <w:lang w:val="es-AR"/>
+        </w:rPr>
+        <w:t>Trabajo Práctico Integrador de AI Engineering: Agente SQL de telemetría y mantenimiento industrial</w:t>
+      </w:r>
+    </w:p>
+    <w:p>
+      <w:pPr>
+        <w:spacing w:after="0"/>
+        <w:jc w:val="center"/>
+        <w:rPr>
+          <w:lang w:val="es-AR"/>
+        </w:rPr>
+      </w:pPr>
+    </w:p>
+    <w:p>
+      <w:pPr>
+        <w:spacing w:after="0"/>
+        <w:jc w:val="center"/>
+        <w:rPr>
+          <w:lang w:val="es-AR"/>
+        </w:rPr>
+      </w:pPr>
+    </w:p>
+    <w:p>
+      <w:pPr>
+        <w:spacing w:after="0"/>
+        <w:jc w:val="center"/>
+        <w:rPr>
+          <w:lang w:val="es-AR"/>
+        </w:rPr>
+      </w:pPr>
+    </w:p>
+    <w:p>
+      <w:pPr>
+        <w:spacing w:after="0"/>
+        <w:jc w:val="center"/>
+        <w:rPr>
+          <w:lang w:val="es-AR"/>
+        </w:rPr>
+      </w:pPr>
+    </w:p>
+    <w:p>
+      <w:pPr>
+        <w:spacing w:after="0"/>
+        <w:jc w:val="center"/>
+        <w:rPr>
+          <w:lang w:val="es-AR"/>
+        </w:rPr>
+      </w:pPr>
+    </w:p>
+    <w:p>
+      <w:pPr>
+        <w:spacing w:after="0"/>
+        <w:jc w:val="center"/>
+        <w:rPr>
+          <w:lang w:val="es-AR"/>
+        </w:rPr>
+      </w:pPr>
+    </w:p>
+    <w:p>
+      <w:pPr>
+        <w:spacing w:after="0"/>
+        <w:jc w:val="center"/>
+        <w:rPr>
+          <w:lang w:val="es-AR"/>
+        </w:rPr>
+      </w:pPr>
+    </w:p>
+    <w:p>
+      <w:pPr>
+        <w:spacing w:after="0"/>
+        <w:jc w:val="center"/>
+        <w:rPr>
+          <w:lang w:val="es-AR"/>
+        </w:rPr>
+      </w:pPr>
+    </w:p>
+    <w:p>
+      <w:pPr>
+        <w:spacing w:after="0"/>
+        <w:jc w:val="center"/>
+        <w:rPr>
+          <w:lang w:val="es-AR"/>
+        </w:rPr>
+      </w:pPr>
+    </w:p>
+    <w:p>
+      <w:pPr>
+        <w:spacing w:after="0"/>
+        <w:jc w:val="center"/>
+        <w:rPr>
+          <w:lang w:val="es-AR"/>
+        </w:rPr>
+      </w:pPr>
+    </w:p>
+    <w:p>
+      <w:pPr>
+        <w:spacing w:after="0"/>
+        <w:rPr>
+          <w:lang w:val="es-AR"/>
+        </w:rPr>
+      </w:pPr>
+    </w:p>
+    <w:p>
+      <w:pPr>
+        <w:spacing w:after="0"/>
+        <w:jc w:val="center"/>
+      </w:pPr>
+      <w:r>
+        <w:t>Santiago Nicolas Martinez</w:t>
+      </w:r>
+    </w:p>
+    <w:p>
+      <w:pPr>
+        <w:spacing w:before="480" w:after="0"/>
+        <w:jc w:val="center"/>
+      </w:pPr>
+      <w:r>
+        <w:rPr>
+          <w:noProof/>
+          <w:color w:val="000000"/>
+          <w:bdr w:val="none" w:sz="0" w:space="0" w:color="auto" w:frame="1"/>
+        </w:rPr>
+        <w:drawing>
+          <wp:inline distT="0" distB="0" distL="0" distR="0" wp14:anchorId="28798E87" wp14:editId="5A5D984C">
+            <wp:extent cx="1432560" cy="1996440"/>
+            <wp:effectExtent l="0" t="0" r="0" b="3810"/>
+            <wp:docPr id="8" name="Imagen 8" descr="Sistema AutoGestión"/>
+            <wp:cNvGraphicFramePr>
+              <a:graphicFrameLocks xmlns:a="http://schemas.openxmlformats.org/drawingml/2006/main" noChangeAspect="1"/>
+            </wp:cNvGraphicFramePr>
+            <a:graphic xmlns:a="http://schemas.openxmlformats.org/drawingml/2006/main">
+              <a:graphicData uri="http://schemas.openxmlformats.org/drawingml/2006/picture">
+                <pic:pic xmlns:pic="http://schemas.openxmlformats.org/drawingml/2006/picture">
+                  <pic:nvPicPr>
+                    <pic:cNvPr id="0" name="Picture 1" descr="Sistema AutoGestión"/>
+                    <pic:cNvPicPr>
+                      <a:picLocks noChangeAspect="1" noChangeArrowheads="1"/>
+                    </pic:cNvPicPr>
+                  </pic:nvPicPr>
+                  <pic:blipFill>
+                    <a:blip r:embed="rId5">
+                      <a:extLst>
+                        <a:ext uri="{28A0092B-C50C-407E-A947-70E740481C1C}">
+                          <a14:useLocalDpi xmlns:a14="http://schemas.microsoft.com/office/drawing/2010/main" val="0"/>
+                        </a:ext>
+                      </a:extLst>
+                    </a:blip>
+                    <a:srcRect/>
+                    <a:stretch>
+                      <a:fillRect/>
+                    </a:stretch>
+                  </pic:blipFill>
+                  <pic:spPr bwMode="auto">
+                    <a:xfrm>
+                      <a:off x="0" y="0"/>
+                      <a:ext cx="1432560" cy="1996440"/>
+                    </a:xfrm>
+                    <a:prstGeom prst="rect">
+                      <a:avLst/>
+                    </a:prstGeom>
+                    <a:noFill/>
+                    <a:ln>
+                      <a:noFill/>
+                    </a:ln>
+                  </pic:spPr>
+                </pic:pic>
+              </a:graphicData>
+            </a:graphic>
+          </wp:inline>
+        </w:drawing>
+      </w:r>
+    </w:p>
+    <w:p>
+      <w:pPr>
+        <w:spacing w:after="0"/>
+        <w:jc w:val="center"/>
+        <w:rPr>
+          <w:lang w:val="es-AR"/>
+        </w:rPr>
+      </w:pPr>
+      <w:r>
+        <w:rPr>
+          <w:lang w:val="es-AR"/>
+        </w:rPr>
+        <w:t>Universidad Católica de Santiago del Estero Sede Rafaela</w:t>
+      </w:r>
+    </w:p>
+    <w:p>
+      <w:pPr>
+        <w:spacing w:after="0"/>
+        <w:jc w:val="center"/>
+        <w:rPr>
+          <w:lang w:val="es-AR"/>
+        </w:rPr>
+      </w:pPr>
+      <w:r>
+        <w:rPr>
+          <w:lang w:val="es-AR"/>
+        </w:rPr>
+        <w:t>Ingeniería en Informática</w:t>
+      </w:r>
+    </w:p>
+    <w:p>
+      <w:pPr>
+        <w:spacing w:after="0"/>
+        <w:jc w:val="center"/>
+        <w:rPr>
+          <w:lang w:val="es-AR"/>
+        </w:rPr>
+      </w:pPr>
+    </w:p>
+    <w:p>
+      <w:pPr>
+        <w:spacing w:after="0"/>
+        <w:rPr>
+          <w:lang w:val="es-AR"/>
+        </w:rPr>
+      </w:pPr>
+    </w:p>
+    <w:p>
+      <w:pPr>
+        <w:spacing w:after="0"/>
+        <w:jc w:val="center"/>
+        <w:rPr>
+          <w:lang w:val="es-AR"/>
+        </w:rPr>
+      </w:pPr>
+    </w:p>
+    <w:p>
+      <w:pPr>
+        <w:spacing w:after="0"/>
+        <w:jc w:val="center"/>
+        <w:rPr>
+          <w:lang w:val="es-AR"/>
+        </w:rPr>
+      </w:pPr>
+    </w:p>
+    <w:p>
+      <w:pPr>
+        <w:spacing w:after="0"/>
+        <w:jc w:val="center"/>
+        <w:rPr>
+          <w:lang w:val="es-AR"/>
+        </w:rPr>
+      </w:pPr>
+    </w:p>
+    <w:p>
+      <w:pPr>
+        <w:spacing w:after="0"/>
+        <w:jc w:val="center"/>
+        <w:rPr>
+          <w:lang w:val="es-AR"/>
+        </w:rPr>
+      </w:pPr>
+    </w:p>
+    <w:p>
+      <w:pPr>
+        <w:spacing w:after="0"/>
+        <w:jc w:val="center"/>
+        <w:rPr>
+          <w:lang w:val="es-AR"/>
+        </w:rPr>
+      </w:pPr>
+    </w:p>
+    <w:p>
+      <w:pPr>
+        <w:spacing w:after="0"/>
+        <w:jc w:val="center"/>
+        <w:rPr>
+          <w:lang w:val="es-AR"/>
+        </w:rPr>
+      </w:pPr>
+    </w:p>
+    <w:p>
+      <w:pPr>
+        <w:spacing w:after="0"/>
+        <w:rPr>
+          <w:lang w:val="es-AR"/>
+        </w:rPr>
+      </w:pPr>
+    </w:p>
+    <w:p>
+      <w:pPr>
+        <w:spacing w:after="0"/>
+        <w:jc w:val="center"/>
+        <w:rPr>
+          <w:lang w:val="es-AR"/>
+        </w:rPr>
+      </w:pPr>
+    </w:p>
+    <w:p>
+      <w:pPr>
+        <w:spacing w:after="0"/>
+        <w:jc w:val="center"/>
+        <w:rPr>
+          <w:lang w:val="es-AR"/>
+        </w:rPr>
+      </w:pPr>
+    </w:p>
+    <w:p>
+      <w:pPr>
+        <w:spacing w:after="0"/>
+        <w:jc w:val="center"/>
+        <w:rPr>
+          <w:lang w:val="es-AR"/>
+        </w:rPr>
+      </w:pPr>
+    </w:p>
+    <w:p>
+      <w:pPr>
+        <w:spacing w:after="0"/>
+        <w:jc w:val="center"/>
+        <w:rPr>
+          <w:lang w:val="es-AR"/>
+        </w:rPr>
+      </w:pPr>
+    </w:p>
+    <w:p>
+      <w:pPr>
+        <w:spacing w:after="0"/>
+        <w:jc w:val="center"/>
+        <w:rPr>
+          <w:lang w:val="es-AR"/>
+        </w:rPr>
+      </w:pPr>
+    </w:p>
+    <w:p>
+      <w:pPr>
+        <w:spacing w:before="240" w:after="0"/>
+        <w:jc w:val="center"/>
+        <w:rPr>
+          <w:lang w:val="es-AR"/>
+        </w:rPr>
+      </w:pPr>
+      <w:r>
+        <w:rPr>
+          <w:lang w:val="es-AR"/>
+        </w:rPr>
+        <w:t>16/10/</w:t>
+      </w:r>
+      <w:r>
+        <w:rPr>
+          <w:lang w:val="es-AR"/>
+        </w:rPr>
+        <w:t>2026</w:t>
+      </w:r>
+    </w:p>
+    <w:p>
+      <w:pPr>
         <w:pStyle w:val="Ttulo1"/>
         <w:spacing w:before="0" w:line="240" w:lineRule="auto"/>
         <w:rPr>
           <w:sz w:val="34"/>
+          <w:lang w:val="es-AR"/>
         </w:rPr>
       </w:pPr>
       <w:r>
         <w:rPr>
           <w:sz w:val="34"/>
-        </w:rPr>
+          <w:lang w:val="es-AR"/>
+        </w:rPr>
+        <w:lastRenderedPageBreak/>
         <w:t>Informe técnico: Agente SQL de telemetría y mantenimiento industrial</w:t>
-      </w:r>
-    </w:p>
-    <w:p>
-      <w:pPr>
-        <w:spacing w:after="100" w:line="240" w:lineRule="auto"/>
-        <w:rPr>
-          <w:sz w:val="21"/>
-        </w:rPr>
-      </w:pPr>
-      <w:r>
-        <w:rPr>
-          <w:sz w:val="21"/>
-        </w:rPr>
-        <w:t>Santiago Nicolas Martinez · Trabajo individual · Octubre de 2026</w:t>
       </w:r>
     </w:p>
     <w:p>
       <w:pPr>
         <w:pStyle w:val="Ttulo2"/>
         <w:spacing w:before="200" w:after="80" w:line="240" w:lineRule="auto"/>
-      </w:pPr>
-      <w:r>
+        <w:rPr>
+          <w:lang w:val="es-AR"/>
+        </w:rPr>
+      </w:pPr>
+      <w:r>
+        <w:rPr>
+          <w:lang w:val="es-AR"/>
+        </w:rPr>
         <w:t>Objetivo y alcance</w:t>
       </w:r>
     </w:p>
@@ -45,19 +401,15 @@
         <w:spacing w:after="100" w:line="240" w:lineRule="auto"/>
         <w:rPr>
           <w:sz w:val="21"/>
-        </w:rPr>
-      </w:pPr>
-      <w:r>
-        <w:rPr>
-          <w:sz w:val="21"/>
-        </w:rPr>
-        <w:t xml:space="preserve">El trabajo construye un agente de IA que responde preguntas en castellano o en inglés sobre una planta industrial ficticia. Para responder usa dos fuentes: una base de datos relacional (consultada con SQL que genera el modelo) y tres documentos en PDF (un </w:t>
-      </w:r>
-      <w:r>
-        <w:rPr>
-          <w:sz w:val="21"/>
-        </w:rPr>
-        <w:t>manual, un procedimiento y una política) (consultados con búsqueda por similitud, es decir RAG). En cada pregunta el agente decide por sí mismo qué fuente usar: la base, los documentos, las dos o ninguna.</w:t>
+          <w:lang w:val="es-AR"/>
+        </w:rPr>
+      </w:pPr>
+      <w:r>
+        <w:rPr>
+          <w:sz w:val="21"/>
+          <w:lang w:val="es-AR"/>
+        </w:rPr>
+        <w:t>El trabajo construye un agente de IA que responde preguntas en castellano o en inglés sobre una planta industrial ficticia. Para responder usa dos fuentes: una base de datos relacional (consultada con SQL que genera el modelo) y tres documentos en PDF (un manual, un procedimiento y una política) (consultados con búsqueda por similitud, es decir RAG). En cada pregunta el agente decide por sí mismo qué fuente usar: la base, los documentos, las dos o ninguna.</w:t>
       </w:r>
     </w:p>
     <w:p>
@@ -65,25 +417,15 @@
         <w:spacing w:after="100" w:line="240" w:lineRule="auto"/>
         <w:rPr>
           <w:sz w:val="21"/>
-        </w:rPr>
-      </w:pPr>
-      <w:r>
-        <w:rPr>
-          <w:sz w:val="21"/>
-        </w:rPr>
-        <w:t>El dominio es un sistema de telemetría y mantenimie</w:t>
-      </w:r>
-      <w:r>
-        <w:rPr>
-          <w:sz w:val="21"/>
-        </w:rPr>
-        <w:t>nto industrial. Tiene sensores que miden temperatura, vibración, presión y corriente en bombas, motores, compresores, ventiladores y transformadores, con sus alarmas y sus órdenes de mantenimiento. Todos los datos y los PDF son inventados para este trabajo</w:t>
-      </w:r>
-      <w:r>
-        <w:rPr>
-          <w:sz w:val="21"/>
-        </w:rPr>
-        <w:t>.</w:t>
+          <w:lang w:val="es-AR"/>
+        </w:rPr>
+      </w:pPr>
+      <w:r>
+        <w:rPr>
+          <w:sz w:val="21"/>
+          <w:lang w:val="es-AR"/>
+        </w:rPr>
+        <w:t>El dominio es un sistema de telemetría y mantenimiento industrial. Tiene sensores que miden temperatura, vibración, presión y corriente en bombas, motores, compresores, ventiladores y transformadores, con sus alarmas y sus órdenes de mantenimiento. Todos los datos y los PDF son inventados para este trabajo.</w:t>
       </w:r>
     </w:p>
     <w:p>
@@ -91,18 +433,21 @@
         <w:spacing w:after="100" w:line="240" w:lineRule="auto"/>
         <w:rPr>
           <w:sz w:val="21"/>
+          <w:lang w:val="es-AR"/>
         </w:rPr>
       </w:pPr>
       <w:r>
         <w:rPr>
           <w:b/>
           <w:sz w:val="21"/>
+          <w:lang w:val="es-AR"/>
         </w:rPr>
         <w:t>Lo que no incluye.</w:t>
       </w:r>
       <w:r>
         <w:rPr>
           <w:sz w:val="21"/>
+          <w:lang w:val="es-AR"/>
         </w:rPr>
         <w:t xml:space="preserve"> El agente no está desplegado en la nube: se ejecuta en la computadora de quien lo usa. Solo la base de datos puede alojarse en la nube (Supabase) o correr local con Docker. El agente no modifica datos: solo lee.</w:t>
       </w:r>
@@ -111,12 +456,15 @@
       <w:pPr>
         <w:pStyle w:val="Ttulo2"/>
         <w:spacing w:before="200" w:after="80" w:line="240" w:lineRule="auto"/>
-      </w:pPr>
-      <w:r>
-        <w:t>Metodología: Spec Drive</w:t>
-      </w:r>
-      <w:r>
-        <w:t>n Development</w:t>
+        <w:rPr>
+          <w:lang w:val="es-AR"/>
+        </w:rPr>
+      </w:pPr>
+      <w:r>
+        <w:rPr>
+          <w:lang w:val="es-AR"/>
+        </w:rPr>
+        <w:t>Metodología: Spec Driven Development</w:t>
       </w:r>
     </w:p>
     <w:p>
@@ -124,11 +472,13 @@
         <w:spacing w:after="100" w:line="240" w:lineRule="auto"/>
         <w:rPr>
           <w:sz w:val="21"/>
-        </w:rPr>
-      </w:pPr>
-      <w:r>
-        <w:rPr>
-          <w:sz w:val="21"/>
+          <w:lang w:val="es-AR"/>
+        </w:rPr>
+      </w:pPr>
+      <w:r>
+        <w:rPr>
+          <w:sz w:val="21"/>
+          <w:lang w:val="es-AR"/>
         </w:rPr>
         <w:t>Se usó GitHub Spec Kit. La idea es escribir primero qué debe hacer el sistema y recién después el código. Cada paso deja un documento en el repositorio y el siguiente se apoya en el anterior.</w:t>
       </w:r>
@@ -246,31 +596,26 @@
                 <w:rStyle w:val="CodeChar"/>
                 <w:sz w:val="19"/>
               </w:rPr>
-              <w:t>.spec</w:t>
-            </w:r>
-            <w:r>
-              <w:rPr>
-                <w:rStyle w:val="CodeChar"/>
-                <w:sz w:val="19"/>
-              </w:rPr>
-              <w:t>ify/memory/constitution.md</w:t>
-            </w:r>
-          </w:p>
-        </w:tc>
-        <w:tc>
-          <w:tcPr>
-            <w:tcW w:w="3120" w:type="dxa"/>
-          </w:tcPr>
-          <w:p>
-            <w:pPr>
-              <w:spacing w:before="20" w:after="20" w:line="240" w:lineRule="auto"/>
-              <w:rPr>
-                <w:sz w:val="19"/>
-              </w:rPr>
-            </w:pPr>
-            <w:r>
-              <w:rPr>
-                <w:sz w:val="19"/>
+              <w:t>.specify/memory/constitution.md</w:t>
+            </w:r>
+          </w:p>
+        </w:tc>
+        <w:tc>
+          <w:tcPr>
+            <w:tcW w:w="3120" w:type="dxa"/>
+          </w:tcPr>
+          <w:p>
+            <w:pPr>
+              <w:spacing w:before="20" w:after="20" w:line="240" w:lineRule="auto"/>
+              <w:rPr>
+                <w:sz w:val="19"/>
+                <w:lang w:val="es-AR"/>
+              </w:rPr>
+            </w:pPr>
+            <w:r>
+              <w:rPr>
+                <w:sz w:val="19"/>
+                <w:lang w:val="es-AR"/>
               </w:rPr>
               <w:t>6 principios que el proyecto no puede romper</w:t>
             </w:r>
@@ -326,11 +671,13 @@
               <w:spacing w:before="20" w:after="20" w:line="240" w:lineRule="auto"/>
               <w:rPr>
                 <w:sz w:val="19"/>
-              </w:rPr>
-            </w:pPr>
-            <w:r>
-              <w:rPr>
-                <w:sz w:val="19"/>
+                <w:lang w:val="es-AR"/>
+              </w:rPr>
+            </w:pPr>
+            <w:r>
+              <w:rPr>
+                <w:sz w:val="19"/>
+                <w:lang w:val="es-AR"/>
               </w:rPr>
               <w:t>5 historias de usuario, 16 requisitos y 8 criterios de éxito</w:t>
             </w:r>
@@ -438,11 +785,13 @@
               <w:spacing w:before="20" w:after="20" w:line="240" w:lineRule="auto"/>
               <w:rPr>
                 <w:sz w:val="19"/>
-              </w:rPr>
-            </w:pPr>
-            <w:r>
-              <w:rPr>
-                <w:sz w:val="19"/>
+                <w:lang w:val="es-AR"/>
+              </w:rPr>
+            </w:pPr>
+            <w:r>
+              <w:rPr>
+                <w:sz w:val="19"/>
+                <w:lang w:val="es-AR"/>
               </w:rPr>
               <w:t>Arquitectura, decisiones con su evidencia, tablas y forma de la respuesta</w:t>
             </w:r>
@@ -498,13 +847,22 @@
               <w:spacing w:before="20" w:after="20" w:line="240" w:lineRule="auto"/>
               <w:rPr>
                 <w:sz w:val="19"/>
-              </w:rPr>
-            </w:pPr>
-            <w:r>
-              <w:rPr>
-                <w:sz w:val="19"/>
-              </w:rPr>
-              <w:t>66 tareas, marcadas a medida que se hicieron</w:t>
+                <w:lang w:val="es-AR"/>
+              </w:rPr>
+            </w:pPr>
+            <w:r>
+              <w:rPr>
+                <w:sz w:val="19"/>
+                <w:lang w:val="es-AR"/>
+              </w:rPr>
+              <w:t>67 tareas</w:t>
+            </w:r>
+            <w:r>
+              <w:rPr>
+                <w:sz w:val="19"/>
+                <w:lang w:val="es-AR"/>
+              </w:rPr>
+              <w:t>, marcadas a medida que se hicieron</w:t>
             </w:r>
           </w:p>
         </w:tc>
@@ -597,19 +955,15 @@
               <w:spacing w:before="20" w:after="20" w:line="240" w:lineRule="auto"/>
               <w:rPr>
                 <w:sz w:val="19"/>
-              </w:rPr>
-            </w:pPr>
-            <w:r>
-              <w:rPr>
-                <w:sz w:val="19"/>
-              </w:rPr>
-              <w:t>El código, con una prueba o un caso de evaluac</w:t>
-            </w:r>
-            <w:r>
-              <w:rPr>
-                <w:sz w:val="19"/>
-              </w:rPr>
-              <w:t>ión por comportamiento</w:t>
+                <w:lang w:val="es-AR"/>
+              </w:rPr>
+            </w:pPr>
+            <w:r>
+              <w:rPr>
+                <w:sz w:val="19"/>
+                <w:lang w:val="es-AR"/>
+              </w:rPr>
+              <w:t>El código, con una prueba o un caso de evaluación por comportamiento</w:t>
             </w:r>
           </w:p>
         </w:tc>
@@ -620,18 +974,21 @@
         <w:spacing w:after="100" w:line="240" w:lineRule="auto"/>
         <w:rPr>
           <w:sz w:val="21"/>
+          <w:lang w:val="es-AR"/>
         </w:rPr>
       </w:pPr>
       <w:r>
         <w:rPr>
           <w:b/>
           <w:sz w:val="21"/>
+          <w:lang w:val="es-AR"/>
         </w:rPr>
         <w:t>Los seis principios de la constitución:</w:t>
       </w:r>
       <w:r>
         <w:rPr>
           <w:sz w:val="21"/>
+          <w:lang w:val="es-AR"/>
         </w:rPr>
         <w:t xml:space="preserve"> solo lectura sobre la base, respuestas fundadas en fuentes, decisión de fuente explícita, reproducibilidad, evaluación y observabilidad, y simplicidad defendible.</w:t>
       </w:r>
@@ -641,45 +998,38 @@
         <w:spacing w:after="100" w:line="240" w:lineRule="auto"/>
         <w:rPr>
           <w:sz w:val="21"/>
+          <w:lang w:val="es-AR"/>
         </w:rPr>
       </w:pPr>
       <w:r>
         <w:rPr>
           <w:b/>
           <w:sz w:val="21"/>
+          <w:lang w:val="es-AR"/>
         </w:rPr>
         <w:t>Cómo se usó en la práctica.</w:t>
       </w:r>
       <w:r>
         <w:rPr>
           <w:sz w:val="21"/>
-        </w:rPr>
-        <w:t xml:space="preserve"> L</w:t>
-      </w:r>
-      <w:r>
-        <w:rPr>
-          <w:sz w:val="21"/>
-        </w:rPr>
-        <w:t xml:space="preserve">as decisiones técnicas del plan están en </w:t>
+          <w:lang w:val="es-AR"/>
+        </w:rPr>
+        <w:t xml:space="preserve"> Las decisiones técnicas del plan están en </w:t>
       </w:r>
       <w:r>
         <w:rPr>
           <w:rStyle w:val="CodeChar"/>
           <w:sz w:val="21"/>
+          <w:lang w:val="es-AR"/>
         </w:rPr>
         <w:t>research.md</w:t>
       </w:r>
       <w:r>
         <w:rPr>
           <w:sz w:val="21"/>
-        </w:rPr>
-        <w:t xml:space="preserve">, cada una marcada como verificada o no verificada. Cuando algo surgió durante la implementación, se anotó como tarea nueva antes de hacerlo (tareas T038 a T044). Un caso: al probar el agente con la base </w:t>
-      </w:r>
-      <w:r>
-        <w:rPr>
-          <w:sz w:val="21"/>
-        </w:rPr>
-        <w:t>se vio que la fecha de referencia salía un día corrida por la zona horaria, se registró como tarea y se corrigió fijando la zona horaria de la planta en cada consulta.</w:t>
+          <w:lang w:val="es-AR"/>
+        </w:rPr>
+        <w:t>, cada una marcada como verificada o no verificada. Cuando algo surgió durante la implementación, se anotó como tarea nueva antes de hacerlo (tareas T038 a T044). Un caso: al probar el agente con la base se vio que la fecha de referencia salía un día corrida por la zona horaria, se registró como tarea y se corrigió fijando la zona horaria de la planta en cada consulta.</w:t>
       </w:r>
     </w:p>
     <w:p>
@@ -687,37 +1037,50 @@
         <w:spacing w:after="100" w:line="240" w:lineRule="auto"/>
         <w:rPr>
           <w:sz w:val="21"/>
+          <w:lang w:val="es-AR"/>
         </w:rPr>
       </w:pPr>
       <w:r>
         <w:rPr>
           <w:b/>
           <w:sz w:val="21"/>
+          <w:lang w:val="es-AR"/>
         </w:rPr>
         <w:t>Después de la primera corrida real.</w:t>
       </w:r>
       <w:r>
         <w:rPr>
           <w:sz w:val="21"/>
-        </w:rPr>
-        <w:t xml:space="preserve"> Las tareas T045 a T066 se agregaron al probar el age</w:t>
-      </w:r>
-      <w:r>
-        <w:rPr>
-          <w:sz w:val="21"/>
-        </w:rPr>
-        <w:t xml:space="preserve">nte con Gemini y LangSmith reales. Cada una se anotó en </w:t>
+          <w:lang w:val="es-AR"/>
+        </w:rPr>
+        <w:t xml:space="preserve"> Las tareas </w:t>
+      </w:r>
+      <w:r>
+        <w:rPr>
+          <w:sz w:val="21"/>
+          <w:lang w:val="es-AR"/>
+        </w:rPr>
+        <w:t>T045 a T067</w:t>
+      </w:r>
+      <w:r>
+        <w:rPr>
+          <w:sz w:val="21"/>
+          <w:lang w:val="es-AR"/>
+        </w:rPr>
+        <w:t xml:space="preserve"> se agregaron al probar el agente con Gemini y LangSmith reales. Cada una se anotó en </w:t>
       </w:r>
       <w:r>
         <w:rPr>
           <w:rStyle w:val="CodeChar"/>
           <w:sz w:val="21"/>
+          <w:lang w:val="es-AR"/>
         </w:rPr>
         <w:t>tasks.md</w:t>
       </w:r>
       <w:r>
         <w:rPr>
           <w:sz w:val="21"/>
+          <w:lang w:val="es-AR"/>
         </w:rPr>
         <w:t xml:space="preserve"> con la causa que la originó antes de tocar el código. Ninguna cambió las respuestas esperadas de la evaluación.</w:t>
       </w:r>
@@ -727,34 +1090,37 @@
         <w:spacing w:after="100" w:line="240" w:lineRule="auto"/>
         <w:rPr>
           <w:sz w:val="21"/>
+          <w:lang w:val="es-AR"/>
         </w:rPr>
       </w:pPr>
       <w:r>
         <w:rPr>
           <w:b/>
           <w:sz w:val="21"/>
+          <w:lang w:val="es-AR"/>
         </w:rPr>
         <w:t>Enmienda de la constitución.</w:t>
       </w:r>
       <w:r>
         <w:rPr>
           <w:sz w:val="21"/>
-        </w:rPr>
-        <w:t xml:space="preserve"> La versión 1.0.0 exigía PostgreSQL en Supabase. Co</w:t>
-      </w:r>
-      <w:r>
-        <w:rPr>
-          <w:sz w:val="21"/>
-        </w:rPr>
-        <w:t>mo todo se probó con el Postgres local de Docker, se enmendó a la versión 1.1.0 para admitir una base local o en la nube. El motivo quedó escrito en el mismo archivo.</w:t>
+          <w:lang w:val="es-AR"/>
+        </w:rPr>
+        <w:t xml:space="preserve"> La versión 1.0.0 exigía PostgreSQL en Supabase. Como todo se probó con el Postgres local de Docker, se enmendó a la versión 1.1.0 para admitir una base local o en la nube. El motivo quedó escrito en el mismo archivo.</w:t>
       </w:r>
     </w:p>
     <w:p>
       <w:pPr>
         <w:pStyle w:val="Ttulo2"/>
         <w:spacing w:before="200" w:after="80" w:line="240" w:lineRule="auto"/>
-      </w:pPr>
-      <w:r>
+        <w:rPr>
+          <w:lang w:val="es-AR"/>
+        </w:rPr>
+      </w:pPr>
+      <w:r>
+        <w:rPr>
+          <w:lang w:val="es-AR"/>
+        </w:rPr>
         <w:t>Modelo de datos</w:t>
       </w:r>
     </w:p>
@@ -763,30 +1129,28 @@
         <w:spacing w:after="100" w:line="240" w:lineRule="auto"/>
         <w:rPr>
           <w:sz w:val="21"/>
-        </w:rPr>
-      </w:pPr>
-      <w:r>
-        <w:rPr>
-          <w:sz w:val="21"/>
-        </w:rPr>
-        <w:t xml:space="preserve">La base es PostgreSQL. Tiene 7 tablas de negocio y una tabla aparte para </w:t>
-      </w:r>
-      <w:r>
-        <w:rPr>
-          <w:sz w:val="21"/>
-        </w:rPr>
-        <w:t xml:space="preserve">los documentos. Los datos se generan con </w:t>
+          <w:lang w:val="es-AR"/>
+        </w:rPr>
+      </w:pPr>
+      <w:r>
+        <w:rPr>
+          <w:sz w:val="21"/>
+          <w:lang w:val="es-AR"/>
+        </w:rPr>
+        <w:t xml:space="preserve">La base es PostgreSQL. Tiene 7 tablas de negocio y una tabla aparte para los documentos. Los datos se generan con </w:t>
       </w:r>
       <w:r>
         <w:rPr>
           <w:rStyle w:val="CodeChar"/>
           <w:sz w:val="21"/>
+          <w:lang w:val="es-AR"/>
         </w:rPr>
         <w:t>scripts/seed.py</w:t>
       </w:r>
       <w:r>
         <w:rPr>
           <w:sz w:val="21"/>
+          <w:lang w:val="es-AR"/>
         </w:rPr>
         <w:t xml:space="preserve"> con una semilla fija, así que cada corrida produce exactamente los mismos valores. Cubren del 1 al 30 de septiembre de 2026, con una lectura cada 2 horas por sensor.</w:t>
       </w:r>
@@ -823,7 +1187,6 @@
               <w:rPr>
                 <w:sz w:val="19"/>
               </w:rPr>
-              <w:lastRenderedPageBreak/>
               <w:t>Tabla</w:t>
             </w:r>
           </w:p>
@@ -899,11 +1262,13 @@
               <w:spacing w:before="20" w:after="20" w:line="240" w:lineRule="auto"/>
               <w:rPr>
                 <w:sz w:val="19"/>
-              </w:rPr>
-            </w:pPr>
-            <w:r>
-              <w:rPr>
-                <w:sz w:val="19"/>
+                <w:lang w:val="es-AR"/>
+              </w:rPr>
+            </w:pPr>
+            <w:r>
+              <w:rPr>
+                <w:sz w:val="19"/>
+                <w:lang w:val="es-AR"/>
               </w:rPr>
               <w:t>Áreas de la planta (por ejemplo bombeo de agua)</w:t>
             </w:r>
@@ -946,6 +1311,7 @@
                 <w:rStyle w:val="CodeChar"/>
                 <w:sz w:val="19"/>
               </w:rPr>
+              <w:lastRenderedPageBreak/>
               <w:t>tecnicos</w:t>
             </w:r>
           </w:p>
@@ -959,11 +1325,13 @@
               <w:spacing w:before="20" w:after="20" w:line="240" w:lineRule="auto"/>
               <w:rPr>
                 <w:sz w:val="19"/>
-              </w:rPr>
-            </w:pPr>
-            <w:r>
-              <w:rPr>
-                <w:sz w:val="19"/>
+                <w:lang w:val="es-AR"/>
+              </w:rPr>
+            </w:pPr>
+            <w:r>
+              <w:rPr>
+                <w:sz w:val="19"/>
+                <w:lang w:val="es-AR"/>
               </w:rPr>
               <w:t>Personal de mantenimiento, con especialidad y turno</w:t>
             </w:r>
@@ -1019,11 +1387,13 @@
               <w:spacing w:before="20" w:after="20" w:line="240" w:lineRule="auto"/>
               <w:rPr>
                 <w:sz w:val="19"/>
-              </w:rPr>
-            </w:pPr>
-            <w:r>
-              <w:rPr>
-                <w:sz w:val="19"/>
+                <w:lang w:val="es-AR"/>
+              </w:rPr>
+            </w:pPr>
+            <w:r>
+              <w:rPr>
+                <w:sz w:val="19"/>
+                <w:lang w:val="es-AR"/>
               </w:rPr>
               <w:t>Bombas, motores, compresores, ventiladores y transformadores</w:t>
             </w:r>
@@ -1079,11 +1449,13 @@
               <w:spacing w:before="20" w:after="20" w:line="240" w:lineRule="auto"/>
               <w:rPr>
                 <w:sz w:val="19"/>
-              </w:rPr>
-            </w:pPr>
-            <w:r>
-              <w:rPr>
-                <w:sz w:val="19"/>
+                <w:lang w:val="es-AR"/>
+              </w:rPr>
+            </w:pPr>
+            <w:r>
+              <w:rPr>
+                <w:sz w:val="19"/>
+                <w:lang w:val="es-AR"/>
               </w:rPr>
               <w:t>Un sensor por magnitud y equipo, con umbral de alerta y umbral crítico</w:t>
             </w:r>
@@ -1139,11 +1511,13 @@
               <w:spacing w:before="20" w:after="20" w:line="240" w:lineRule="auto"/>
               <w:rPr>
                 <w:sz w:val="19"/>
-              </w:rPr>
-            </w:pPr>
-            <w:r>
-              <w:rPr>
-                <w:sz w:val="19"/>
+                <w:lang w:val="es-AR"/>
+              </w:rPr>
+            </w:pPr>
+            <w:r>
+              <w:rPr>
+                <w:sz w:val="19"/>
+                <w:lang w:val="es-AR"/>
               </w:rPr>
               <w:t>Valor medido por un sensor en un momento</w:t>
             </w:r>
@@ -1199,11 +1573,13 @@
               <w:spacing w:before="20" w:after="20" w:line="240" w:lineRule="auto"/>
               <w:rPr>
                 <w:sz w:val="19"/>
-              </w:rPr>
-            </w:pPr>
-            <w:r>
-              <w:rPr>
-                <w:sz w:val="19"/>
+                <w:lang w:val="es-AR"/>
+              </w:rPr>
+            </w:pPr>
+            <w:r>
+              <w:rPr>
+                <w:sz w:val="19"/>
+                <w:lang w:val="es-AR"/>
               </w:rPr>
               <w:t>Momentos en que una lectura superó un umbral</w:t>
             </w:r>
@@ -1259,11 +1635,13 @@
               <w:spacing w:before="20" w:after="20" w:line="240" w:lineRule="auto"/>
               <w:rPr>
                 <w:sz w:val="19"/>
-              </w:rPr>
-            </w:pPr>
-            <w:r>
-              <w:rPr>
-                <w:sz w:val="19"/>
+                <w:lang w:val="es-AR"/>
+              </w:rPr>
+            </w:pPr>
+            <w:r>
+              <w:rPr>
+                <w:sz w:val="19"/>
+                <w:lang w:val="es-AR"/>
               </w:rPr>
               <w:t>Trabajos preventivos y correctivos, algunos originados por una alarma</w:t>
             </w:r>
@@ -1319,11 +1697,13 @@
               <w:spacing w:before="20" w:after="20" w:line="240" w:lineRule="auto"/>
               <w:rPr>
                 <w:sz w:val="19"/>
-              </w:rPr>
-            </w:pPr>
-            <w:r>
-              <w:rPr>
-                <w:sz w:val="19"/>
+                <w:lang w:val="es-AR"/>
+              </w:rPr>
+            </w:pPr>
+            <w:r>
+              <w:rPr>
+                <w:sz w:val="19"/>
+                <w:lang w:val="es-AR"/>
               </w:rPr>
               <w:t>Fragmentos de los PDF para el RAG (no es consultada por SQL)</w:t>
             </w:r>
@@ -1355,37 +1735,36 @@
         <w:spacing w:after="100" w:line="240" w:lineRule="auto"/>
         <w:rPr>
           <w:sz w:val="21"/>
+          <w:lang w:val="es-AR"/>
         </w:rPr>
       </w:pPr>
       <w:r>
         <w:rPr>
           <w:b/>
           <w:sz w:val="21"/>
+          <w:lang w:val="es-AR"/>
         </w:rPr>
         <w:t>Relaciones.</w:t>
       </w:r>
       <w:r>
         <w:rPr>
           <w:sz w:val="21"/>
-        </w:rPr>
-        <w:t xml:space="preserve"> Un área tiene varios equipos, un equipo tiene varios sensores, un sensor tiene muchas lectura</w:t>
-      </w:r>
-      <w:r>
-        <w:rPr>
-          <w:sz w:val="21"/>
-        </w:rPr>
-        <w:t>s y puede tener alarmas. Una orden de mantenimiento pertenece a un equipo y a un técnico, y si es correctiva puede apuntar a la alarma que la originó. Las claves foráneas están declaradas en el esquema (</w:t>
+          <w:lang w:val="es-AR"/>
+        </w:rPr>
+        <w:t xml:space="preserve"> Un área tiene varios equipos, un equipo tiene varios sensores, un sensor tiene muchas lecturas y puede tener alarmas. Una orden de mantenimiento pertenece a un equipo y a un técnico, y si es correctiva puede apuntar a la alarma que la originó. Las claves foráneas están declaradas en el esquema (</w:t>
       </w:r>
       <w:r>
         <w:rPr>
           <w:rStyle w:val="CodeChar"/>
           <w:sz w:val="21"/>
+          <w:lang w:val="es-AR"/>
         </w:rPr>
         <w:t>db/schema.sql</w:t>
       </w:r>
       <w:r>
         <w:rPr>
           <w:sz w:val="21"/>
+          <w:lang w:val="es-AR"/>
         </w:rPr>
         <w:t>).</w:t>
       </w:r>
@@ -1415,25 +1794,15 @@
         <w:spacing w:after="100" w:line="240" w:lineRule="auto"/>
         <w:rPr>
           <w:sz w:val="21"/>
-        </w:rPr>
-      </w:pPr>
-      <w:r>
-        <w:rPr>
-          <w:sz w:val="21"/>
-        </w:rPr>
-        <w:t>Las alarmas no s</w:t>
-      </w:r>
-      <w:r>
-        <w:rPr>
-          <w:sz w:val="21"/>
-        </w:rPr>
-        <w:t>on inventadas aparte: se calculan a partir de las lecturas que superan los umbrales, así que son coherentes con ellas. Se forzaron algunos episodios (por ejemplo vibración creciente en el compresor C-201) y algunas alarmas abiertas para que haya casos inte</w:t>
-      </w:r>
-      <w:r>
-        <w:rPr>
-          <w:sz w:val="21"/>
-        </w:rPr>
-        <w:t>resantes que preguntar.</w:t>
+          <w:lang w:val="es-AR"/>
+        </w:rPr>
+      </w:pPr>
+      <w:r>
+        <w:rPr>
+          <w:sz w:val="21"/>
+          <w:lang w:val="es-AR"/>
+        </w:rPr>
+        <w:t>Las alarmas no son inventadas aparte: se calculan a partir de las lecturas que superan los umbrales, así que son coherentes con ellas. Se forzaron algunos episodios (por ejemplo vibración creciente en el compresor C-201) y algunas alarmas abiertas para que haya casos interesantes que preguntar.</w:t>
       </w:r>
     </w:p>
     <w:p>
@@ -1446,11 +1815,13 @@
         <w:spacing w:after="100" w:line="240" w:lineRule="auto"/>
         <w:rPr>
           <w:sz w:val="21"/>
-        </w:rPr>
-      </w:pPr>
-      <w:r>
-        <w:rPr>
-          <w:sz w:val="21"/>
+          <w:lang w:val="es-AR"/>
+        </w:rPr>
+      </w:pPr>
+      <w:r>
+        <w:rPr>
+          <w:sz w:val="21"/>
+          <w:lang w:val="es-AR"/>
         </w:rPr>
         <w:t xml:space="preserve">Los valores de texto con opciones fijas (severidad, estado, tipo) están escritos sin tildes, como </w:t>
       </w:r>
@@ -1458,12 +1829,14 @@
         <w:rPr>
           <w:rStyle w:val="CodeChar"/>
           <w:sz w:val="21"/>
+          <w:lang w:val="es-AR"/>
         </w:rPr>
         <w:t>critica</w:t>
       </w:r>
       <w:r>
         <w:rPr>
           <w:sz w:val="21"/>
+          <w:lang w:val="es-AR"/>
         </w:rPr>
         <w:t xml:space="preserve"> o </w:t>
       </w:r>
@@ -1471,12 +1844,14 @@
         <w:rPr>
           <w:rStyle w:val="CodeChar"/>
           <w:sz w:val="21"/>
+          <w:lang w:val="es-AR"/>
         </w:rPr>
         <w:t>manana</w:t>
       </w:r>
       <w:r>
         <w:rPr>
           <w:sz w:val="21"/>
+          <w:lang w:val="es-AR"/>
         </w:rPr>
         <w:t xml:space="preserve">, y la base los limita con restricciones </w:t>
       </w:r>
@@ -1484,20 +1859,16 @@
         <w:rPr>
           <w:rStyle w:val="CodeChar"/>
           <w:sz w:val="21"/>
+          <w:lang w:val="es-AR"/>
         </w:rPr>
         <w:t>CHECK</w:t>
       </w:r>
       <w:r>
         <w:rPr>
           <w:sz w:val="21"/>
-        </w:rPr>
-        <w:t xml:space="preserve">. Esto evita que el modelo tenga que adivinar si se escribe con tilde o </w:t>
-      </w:r>
-      <w:r>
-        <w:rPr>
-          <w:sz w:val="21"/>
-        </w:rPr>
-        <w:t>sin ella.</w:t>
+          <w:lang w:val="es-AR"/>
+        </w:rPr>
+        <w:t>. Esto evita que el modelo tenga que adivinar si se escribe con tilde o sin ella.</w:t>
       </w:r>
     </w:p>
     <w:p>
@@ -1510,11 +1881,13 @@
         <w:spacing w:after="100" w:line="240" w:lineRule="auto"/>
         <w:rPr>
           <w:sz w:val="21"/>
-        </w:rPr>
-      </w:pPr>
-      <w:r>
-        <w:rPr>
-          <w:sz w:val="21"/>
+          <w:lang w:val="es-AR"/>
+        </w:rPr>
+      </w:pPr>
+      <w:r>
+        <w:rPr>
+          <w:sz w:val="21"/>
+          <w:lang w:val="es-AR"/>
         </w:rPr>
         <w:t>Cada tabla y cada columna tiene un comentario en castellano (</w:t>
       </w:r>
@@ -1522,20 +1895,16 @@
         <w:rPr>
           <w:rStyle w:val="CodeChar"/>
           <w:sz w:val="21"/>
+          <w:lang w:val="es-AR"/>
         </w:rPr>
         <w:t>COMMENT ON</w:t>
       </w:r>
       <w:r>
         <w:rPr>
           <w:sz w:val="21"/>
-        </w:rPr>
-        <w:t>). El agente arma la descripción del esquema que le da al modelo a partir de esos comentarios, de los valores posibles de las columnas de texto y del rango de fechas de los da</w:t>
-      </w:r>
-      <w:r>
-        <w:rPr>
-          <w:sz w:val="21"/>
-        </w:rPr>
-        <w:t>tos.</w:t>
+          <w:lang w:val="es-AR"/>
+        </w:rPr>
+        <w:t>). El agente arma la descripción del esquema que le da al modelo a partir de esos comentarios, de los valores posibles de las columnas de texto y del rango de fechas de los datos.</w:t>
       </w:r>
     </w:p>
     <w:p>
@@ -1548,11 +1917,13 @@
         <w:spacing w:after="100" w:line="240" w:lineRule="auto"/>
         <w:rPr>
           <w:sz w:val="21"/>
-        </w:rPr>
-      </w:pPr>
-      <w:r>
-        <w:rPr>
-          <w:sz w:val="21"/>
+          <w:lang w:val="es-AR"/>
+        </w:rPr>
+      </w:pPr>
+      <w:r>
+        <w:rPr>
+          <w:sz w:val="21"/>
+          <w:lang w:val="es-AR"/>
         </w:rPr>
         <w:t>Los códigos de equipo de la base (</w:t>
       </w:r>
@@ -1560,12 +1931,14 @@
         <w:rPr>
           <w:rStyle w:val="CodeChar"/>
           <w:sz w:val="21"/>
+          <w:lang w:val="es-AR"/>
         </w:rPr>
         <w:t>P-101</w:t>
       </w:r>
       <w:r>
         <w:rPr>
           <w:sz w:val="21"/>
+          <w:lang w:val="es-AR"/>
         </w:rPr>
         <w:t xml:space="preserve">, </w:t>
       </w:r>
@@ -1573,12 +1946,14 @@
         <w:rPr>
           <w:rStyle w:val="CodeChar"/>
           <w:sz w:val="21"/>
+          <w:lang w:val="es-AR"/>
         </w:rPr>
         <w:t>C-201</w:t>
       </w:r>
       <w:r>
         <w:rPr>
           <w:sz w:val="21"/>
+          <w:lang w:val="es-AR"/>
         </w:rPr>
         <w:t xml:space="preserve">, </w:t>
       </w:r>
@@ -1586,12 +1961,14 @@
         <w:rPr>
           <w:rStyle w:val="CodeChar"/>
           <w:sz w:val="21"/>
+          <w:lang w:val="es-AR"/>
         </w:rPr>
         <w:t>M-301</w:t>
       </w:r>
       <w:r>
         <w:rPr>
           <w:sz w:val="21"/>
+          <w:lang w:val="es-AR"/>
         </w:rPr>
         <w:t>) son los mismos que aparecen en los PDF. Eso hace posibles las preguntas que combinan un dato con un procedimiento.</w:t>
       </w:r>
@@ -1606,11 +1983,13 @@
         <w:spacing w:after="100" w:line="240" w:lineRule="auto"/>
         <w:rPr>
           <w:sz w:val="21"/>
-        </w:rPr>
-      </w:pPr>
-      <w:r>
-        <w:rPr>
-          <w:sz w:val="21"/>
+          <w:lang w:val="es-AR"/>
+        </w:rPr>
+      </w:pPr>
+      <w:r>
+        <w:rPr>
+          <w:sz w:val="21"/>
+          <w:lang w:val="es-AR"/>
         </w:rPr>
         <w:t xml:space="preserve">La tabla </w:t>
       </w:r>
@@ -1618,28 +1997,30 @@
         <w:rPr>
           <w:rStyle w:val="CodeChar"/>
           <w:sz w:val="21"/>
+          <w:lang w:val="es-AR"/>
         </w:rPr>
         <w:t>doc_chunks</w:t>
       </w:r>
       <w:r>
         <w:rPr>
           <w:sz w:val="21"/>
-        </w:rPr>
-        <w:t xml:space="preserve"> no está en la lista de tablas permitidas para el SQL que gene</w:t>
-      </w:r>
-      <w:r>
-        <w:rPr>
-          <w:sz w:val="21"/>
-        </w:rPr>
-        <w:t>ra el modelo. Se accede a ella solo desde la búsqueda de documentos.</w:t>
+          <w:lang w:val="es-AR"/>
+        </w:rPr>
+        <w:t xml:space="preserve"> no está en la lista de tablas permitidas para el SQL que genera el modelo. Se accede a ella solo desde la búsqueda de documentos.</w:t>
       </w:r>
     </w:p>
     <w:p>
       <w:pPr>
         <w:pStyle w:val="Ttulo2"/>
         <w:spacing w:before="200" w:after="80" w:line="240" w:lineRule="auto"/>
-      </w:pPr>
-      <w:r>
+        <w:rPr>
+          <w:lang w:val="es-AR"/>
+        </w:rPr>
+      </w:pPr>
+      <w:r>
+        <w:rPr>
+          <w:lang w:val="es-AR"/>
+        </w:rPr>
         <w:t>Arquitectura del agente</w:t>
       </w:r>
     </w:p>
@@ -1648,24 +2029,21 @@
         <w:spacing w:after="100" w:line="240" w:lineRule="auto"/>
         <w:rPr>
           <w:sz w:val="21"/>
-        </w:rPr>
-      </w:pPr>
-      <w:r>
-        <w:rPr>
-          <w:sz w:val="21"/>
-        </w:rPr>
-        <w:t>El agente es un grafo de LangGraph: una serie de pasos que comparten un estado. Cada pregunta recorre el grafo y cada paso queda como un tramo separado en la traza</w:t>
-      </w:r>
-      <w:r>
-        <w:rPr>
-          <w:sz w:val="21"/>
-        </w:rPr>
-        <w:t xml:space="preserve"> de LangSmith.</w:t>
+          <w:lang w:val="es-AR"/>
+        </w:rPr>
+      </w:pPr>
+      <w:r>
+        <w:rPr>
+          <w:sz w:val="21"/>
+          <w:lang w:val="es-AR"/>
+        </w:rPr>
+        <w:t>El agente es un grafo de LangGraph: una serie de pasos que comparten un estado. Cada pregunta recorre el grafo y cada paso queda como un tramo separado en la traza de LangSmith.</w:t>
       </w:r>
     </w:p>
     <w:p>
       <w:pPr>
         <w:spacing w:after="100" w:line="240" w:lineRule="auto"/>
+        <w:jc w:val="center"/>
         <w:rPr>
           <w:sz w:val="21"/>
         </w:rPr>
@@ -1692,7 +2070,7 @@
                     <pic:cNvPicPr/>
                   </pic:nvPicPr>
                   <pic:blipFill>
-                    <a:blip r:embed="rId5"/>
+                    <a:blip r:embed="rId6"/>
                     <a:stretch>
                       <a:fillRect/>
                     </a:stretch>
@@ -1718,11 +2096,13 @@
         <w:spacing w:after="100" w:line="240" w:lineRule="auto"/>
         <w:rPr>
           <w:sz w:val="21"/>
-        </w:rPr>
-      </w:pPr>
-      <w:r>
-        <w:rPr>
-          <w:sz w:val="21"/>
+          <w:lang w:val="es-AR"/>
+        </w:rPr>
+      </w:pPr>
+      <w:r>
+        <w:rPr>
+          <w:sz w:val="21"/>
+          <w:lang w:val="es-AR"/>
         </w:rPr>
         <w:t>grafo del agente · 5 rutas, reintento de SQL</w:t>
       </w:r>
@@ -1732,18 +2112,21 @@
         <w:spacing w:after="100" w:line="240" w:lineRule="auto"/>
         <w:rPr>
           <w:sz w:val="21"/>
+          <w:lang w:val="es-AR"/>
         </w:rPr>
       </w:pPr>
       <w:r>
         <w:rPr>
           <w:b/>
           <w:sz w:val="21"/>
+          <w:lang w:val="es-AR"/>
         </w:rPr>
         <w:t>El router.</w:t>
       </w:r>
       <w:r>
         <w:rPr>
           <w:sz w:val="21"/>
+          <w:lang w:val="es-AR"/>
         </w:rPr>
         <w:t xml:space="preserve"> Es una llamada al modelo que devuelve una de cinco rutas: </w:t>
       </w:r>
@@ -1751,12 +2134,14 @@
         <w:rPr>
           <w:rStyle w:val="CodeChar"/>
           <w:sz w:val="21"/>
+          <w:lang w:val="es-AR"/>
         </w:rPr>
         <w:t>sql</w:t>
       </w:r>
       <w:r>
         <w:rPr>
           <w:sz w:val="21"/>
+          <w:lang w:val="es-AR"/>
         </w:rPr>
         <w:t xml:space="preserve">, </w:t>
       </w:r>
@@ -1764,12 +2149,14 @@
         <w:rPr>
           <w:rStyle w:val="CodeChar"/>
           <w:sz w:val="21"/>
+          <w:lang w:val="es-AR"/>
         </w:rPr>
         <w:t>docs</w:t>
       </w:r>
       <w:r>
         <w:rPr>
           <w:sz w:val="21"/>
+          <w:lang w:val="es-AR"/>
         </w:rPr>
         <w:t xml:space="preserve">, </w:t>
       </w:r>
@@ -1777,12 +2164,14 @@
         <w:rPr>
           <w:rStyle w:val="CodeChar"/>
           <w:sz w:val="21"/>
+          <w:lang w:val="es-AR"/>
         </w:rPr>
         <w:t>both</w:t>
       </w:r>
       <w:r>
         <w:rPr>
           <w:sz w:val="21"/>
+          <w:lang w:val="es-AR"/>
         </w:rPr>
         <w:t xml:space="preserve">, </w:t>
       </w:r>
@@ -1790,12 +2179,14 @@
         <w:rPr>
           <w:rStyle w:val="CodeChar"/>
           <w:sz w:val="21"/>
+          <w:lang w:val="es-AR"/>
         </w:rPr>
         <w:t>none</w:t>
       </w:r>
       <w:r>
         <w:rPr>
           <w:sz w:val="21"/>
+          <w:lang w:val="es-AR"/>
         </w:rPr>
         <w:t xml:space="preserve"> o </w:t>
       </w:r>
@@ -1803,12 +2194,14 @@
         <w:rPr>
           <w:rStyle w:val="CodeChar"/>
           <w:sz w:val="21"/>
+          <w:lang w:val="es-AR"/>
         </w:rPr>
         <w:t>refuse</w:t>
       </w:r>
       <w:r>
         <w:rPr>
           <w:sz w:val="21"/>
+          <w:lang w:val="es-AR"/>
         </w:rPr>
         <w:t xml:space="preserve">, junto con el idioma de la pregunta y una justificación corta. La decisión queda guardada en el estado y en la traza. Con </w:t>
       </w:r>
@@ -1816,12 +2209,14 @@
         <w:rPr>
           <w:rStyle w:val="CodeChar"/>
           <w:sz w:val="21"/>
+          <w:lang w:val="es-AR"/>
         </w:rPr>
         <w:t>both</w:t>
       </w:r>
       <w:r>
         <w:rPr>
           <w:sz w:val="21"/>
+          <w:lang w:val="es-AR"/>
         </w:rPr>
         <w:t>, primero se consulta la base y las primeras 3 filas se suman a la pregunta para buscar en los PDF.</w:t>
       </w:r>
@@ -1831,18 +2226,21 @@
         <w:spacing w:after="100" w:line="240" w:lineRule="auto"/>
         <w:rPr>
           <w:sz w:val="21"/>
+          <w:lang w:val="es-AR"/>
         </w:rPr>
       </w:pPr>
       <w:r>
         <w:rPr>
           <w:b/>
           <w:sz w:val="21"/>
+          <w:lang w:val="es-AR"/>
         </w:rPr>
         <w:t>Camino de datos.</w:t>
       </w:r>
       <w:r>
         <w:rPr>
           <w:sz w:val="21"/>
+          <w:lang w:val="es-AR"/>
         </w:rPr>
         <w:t xml:space="preserve"> </w:t>
       </w:r>
@@ -1850,12 +2248,14 @@
         <w:rPr>
           <w:rStyle w:val="CodeChar"/>
           <w:sz w:val="21"/>
+          <w:lang w:val="es-AR"/>
         </w:rPr>
         <w:t>sql_generate</w:t>
       </w:r>
       <w:r>
         <w:rPr>
           <w:sz w:val="21"/>
+          <w:lang w:val="es-AR"/>
         </w:rPr>
         <w:t xml:space="preserve"> recibe la descripción del esquema y la pregunta, y escribe una consulta. </w:t>
       </w:r>
@@ -1863,12 +2263,14 @@
         <w:rPr>
           <w:rStyle w:val="CodeChar"/>
           <w:sz w:val="21"/>
+          <w:lang w:val="es-AR"/>
         </w:rPr>
         <w:t>sql_validate</w:t>
       </w:r>
       <w:r>
         <w:rPr>
           <w:sz w:val="21"/>
+          <w:lang w:val="es-AR"/>
         </w:rPr>
         <w:t xml:space="preserve"> la revisa. Si el validador o la base devuelven un error, ese motivo vuelve a </w:t>
       </w:r>
@@ -1876,20 +2278,16 @@
         <w:rPr>
           <w:rStyle w:val="CodeChar"/>
           <w:sz w:val="21"/>
+          <w:lang w:val="es-AR"/>
         </w:rPr>
         <w:t>sql_generate</w:t>
       </w:r>
       <w:r>
         <w:rPr>
           <w:sz w:val="21"/>
-        </w:rPr>
-        <w:t xml:space="preserve"> y se reintenta hasta 2 veces. Si no se logra, el agente dice que no pudo obtene</w:t>
-      </w:r>
-      <w:r>
-        <w:rPr>
-          <w:sz w:val="21"/>
-        </w:rPr>
-        <w:t>r el dato en lugar de inventarlo.</w:t>
+          <w:lang w:val="es-AR"/>
+        </w:rPr>
+        <w:t xml:space="preserve"> y se reintenta hasta 2 veces. Si no se logra, el agente dice que no pudo obtener el dato en lugar de inventarlo.</w:t>
       </w:r>
     </w:p>
     <w:p>
@@ -1897,18 +2295,21 @@
         <w:spacing w:after="100" w:line="240" w:lineRule="auto"/>
         <w:rPr>
           <w:sz w:val="21"/>
+          <w:lang w:val="es-AR"/>
         </w:rPr>
       </w:pPr>
       <w:r>
         <w:rPr>
           <w:b/>
           <w:sz w:val="21"/>
+          <w:lang w:val="es-AR"/>
         </w:rPr>
         <w:t>Camino de documentos.</w:t>
       </w:r>
       <w:r>
         <w:rPr>
           <w:sz w:val="21"/>
+          <w:lang w:val="es-AR"/>
         </w:rPr>
         <w:t xml:space="preserve"> Los PDF se leen página por página y se cortan en fragmentos de hasta 900 caracteres, conservando el título de la sección. Cada fragmento se convierte en un vector con </w:t>
       </w:r>
@@ -1916,31 +2317,29 @@
         <w:rPr>
           <w:rStyle w:val="CodeChar"/>
           <w:sz w:val="21"/>
+          <w:lang w:val="es-AR"/>
         </w:rPr>
         <w:t>gemini-embedding-2</w:t>
       </w:r>
       <w:r>
         <w:rPr>
           <w:sz w:val="21"/>
-        </w:rPr>
-        <w:t xml:space="preserve"> (768 dimension</w:t>
-      </w:r>
-      <w:r>
-        <w:rPr>
-          <w:sz w:val="21"/>
-        </w:rPr>
-        <w:t xml:space="preserve">es) y se guarda en </w:t>
+          <w:lang w:val="es-AR"/>
+        </w:rPr>
+        <w:t xml:space="preserve"> (768 dimensiones) y se guarda en </w:t>
       </w:r>
       <w:r>
         <w:rPr>
           <w:rStyle w:val="CodeChar"/>
           <w:sz w:val="21"/>
+          <w:lang w:val="es-AR"/>
         </w:rPr>
         <w:t>doc_chunks</w:t>
       </w:r>
       <w:r>
         <w:rPr>
           <w:sz w:val="21"/>
+          <w:lang w:val="es-AR"/>
         </w:rPr>
         <w:t>. Al preguntar, se convierte la pregunta en vector y se traen los 4 fragmentos más cercanos por distancia coseno. Cada fragmento guarda su archivo y su página, y la respuesta los cita.</w:t>
       </w:r>
@@ -1950,25 +2349,21 @@
         <w:spacing w:after="100" w:line="240" w:lineRule="auto"/>
         <w:rPr>
           <w:sz w:val="21"/>
+          <w:lang w:val="es-AR"/>
         </w:rPr>
       </w:pPr>
       <w:r>
         <w:rPr>
           <w:b/>
           <w:sz w:val="21"/>
-        </w:rPr>
-        <w:t>Solo lectura en cuatro capas independiente</w:t>
-      </w:r>
-      <w:r>
-        <w:rPr>
-          <w:b/>
-          <w:sz w:val="21"/>
-        </w:rPr>
-        <w:t>s.</w:t>
-      </w:r>
-      <w:r>
-        <w:rPr>
-          <w:sz w:val="21"/>
+          <w:lang w:val="es-AR"/>
+        </w:rPr>
+        <w:t>Solo lectura en cuatro capas independientes.</w:t>
+      </w:r>
+      <w:r>
+        <w:rPr>
+          <w:sz w:val="21"/>
+          <w:lang w:val="es-AR"/>
         </w:rPr>
         <w:t xml:space="preserve"> Si una falla, las otras siguen impidiendo escribir:</w:t>
       </w:r>
@@ -1983,11 +2378,13 @@
         <w:spacing w:after="100" w:line="240" w:lineRule="auto"/>
         <w:rPr>
           <w:sz w:val="21"/>
-        </w:rPr>
-      </w:pPr>
-      <w:r>
-        <w:rPr>
-          <w:sz w:val="21"/>
+          <w:lang w:val="es-AR"/>
+        </w:rPr>
+      </w:pPr>
+      <w:r>
+        <w:rPr>
+          <w:sz w:val="21"/>
+          <w:lang w:val="es-AR"/>
         </w:rPr>
         <w:t>El validador (</w:t>
       </w:r>
@@ -1995,12 +2392,14 @@
         <w:rPr>
           <w:rStyle w:val="CodeChar"/>
           <w:sz w:val="21"/>
+          <w:lang w:val="es-AR"/>
         </w:rPr>
         <w:t>sqlglot</w:t>
       </w:r>
       <w:r>
         <w:rPr>
           <w:sz w:val="21"/>
+          <w:lang w:val="es-AR"/>
         </w:rPr>
         <w:t>) solo acepta una sentencia SELECT, sobre las tablas permitidas y sin funciones peligrosas.</w:t>
       </w:r>
@@ -2015,11 +2414,13 @@
         <w:spacing w:after="100" w:line="240" w:lineRule="auto"/>
         <w:rPr>
           <w:sz w:val="21"/>
-        </w:rPr>
-      </w:pPr>
-      <w:r>
-        <w:rPr>
-          <w:sz w:val="21"/>
+          <w:lang w:val="es-AR"/>
+        </w:rPr>
+      </w:pPr>
+      <w:r>
+        <w:rPr>
+          <w:sz w:val="21"/>
+          <w:lang w:val="es-AR"/>
         </w:rPr>
         <w:t xml:space="preserve">El agente se conecta con el rol </w:t>
       </w:r>
@@ -2027,12 +2428,14 @@
         <w:rPr>
           <w:rStyle w:val="CodeChar"/>
           <w:sz w:val="21"/>
+          <w:lang w:val="es-AR"/>
         </w:rPr>
         <w:t>agent_ro</w:t>
       </w:r>
       <w:r>
         <w:rPr>
           <w:sz w:val="21"/>
+          <w:lang w:val="es-AR"/>
         </w:rPr>
         <w:t>, que solo tiene permiso de lectura.</w:t>
       </w:r>
@@ -2047,19 +2450,15 @@
         <w:spacing w:after="100" w:line="240" w:lineRule="auto"/>
         <w:rPr>
           <w:sz w:val="21"/>
-        </w:rPr>
-      </w:pPr>
-      <w:r>
-        <w:rPr>
-          <w:sz w:val="21"/>
-        </w:rPr>
-        <w:t>Cada consul</w:t>
-      </w:r>
-      <w:r>
-        <w:rPr>
-          <w:sz w:val="21"/>
-        </w:rPr>
-        <w:t>ta corre en una transacción de solo lectura.</w:t>
+          <w:lang w:val="es-AR"/>
+        </w:rPr>
+      </w:pPr>
+      <w:r>
+        <w:rPr>
+          <w:sz w:val="21"/>
+          <w:lang w:val="es-AR"/>
+        </w:rPr>
+        <w:t>Cada consulta corre en una transacción de solo lectura.</w:t>
       </w:r>
     </w:p>
     <w:p>
@@ -2072,11 +2471,13 @@
         <w:spacing w:after="100" w:line="240" w:lineRule="auto"/>
         <w:rPr>
           <w:sz w:val="21"/>
-        </w:rPr>
-      </w:pPr>
-      <w:r>
-        <w:rPr>
-          <w:sz w:val="21"/>
+          <w:lang w:val="es-AR"/>
+        </w:rPr>
+      </w:pPr>
+      <w:r>
+        <w:rPr>
+          <w:sz w:val="21"/>
+          <w:lang w:val="es-AR"/>
         </w:rPr>
         <w:t>Cada consulta tiene un tiempo máximo y un tope de filas aplicado por el sistema.</w:t>
       </w:r>
@@ -2086,37 +2487,36 @@
         <w:spacing w:after="100" w:line="240" w:lineRule="auto"/>
         <w:rPr>
           <w:sz w:val="21"/>
+          <w:lang w:val="es-AR"/>
         </w:rPr>
       </w:pPr>
       <w:r>
         <w:rPr>
           <w:b/>
           <w:sz w:val="21"/>
+          <w:lang w:val="es-AR"/>
         </w:rPr>
         <w:t>Respuesta.</w:t>
       </w:r>
       <w:r>
         <w:rPr>
           <w:sz w:val="21"/>
-        </w:rPr>
-        <w:t xml:space="preserve"> Siempre tiene la misma forma: texto, fuente elegida, consulta SQL, filas, fragmentos citados y si el pedido fue rechaza</w:t>
-      </w:r>
-      <w:r>
-        <w:rPr>
-          <w:sz w:val="21"/>
-        </w:rPr>
-        <w:t xml:space="preserve">do (contrato en </w:t>
+          <w:lang w:val="es-AR"/>
+        </w:rPr>
+        <w:t xml:space="preserve"> Siempre tiene la misma forma: texto, fuente elegida, consulta SQL, filas, fragmentos citados y si el pedido fue rechazado (contrato en </w:t>
       </w:r>
       <w:r>
         <w:rPr>
           <w:rStyle w:val="CodeChar"/>
           <w:sz w:val="21"/>
+          <w:lang w:val="es-AR"/>
         </w:rPr>
         <w:t>contracts/agent-response.md</w:t>
       </w:r>
       <w:r>
         <w:rPr>
           <w:sz w:val="21"/>
+          <w:lang w:val="es-AR"/>
         </w:rPr>
         <w:t>).</w:t>
       </w:r>
@@ -2126,18 +2526,21 @@
         <w:spacing w:after="100" w:line="240" w:lineRule="auto"/>
         <w:rPr>
           <w:sz w:val="21"/>
+          <w:lang w:val="es-AR"/>
         </w:rPr>
       </w:pPr>
       <w:r>
         <w:rPr>
           <w:b/>
           <w:sz w:val="21"/>
+          <w:lang w:val="es-AR"/>
         </w:rPr>
         <w:t>Conversación.</w:t>
       </w:r>
       <w:r>
         <w:rPr>
           <w:sz w:val="21"/>
+          <w:lang w:val="es-AR"/>
         </w:rPr>
         <w:t xml:space="preserve"> El historial se guarda por hilo en la memoria del grafo, lo que permite preguntas de seguimiento como "y el motor M-301?". Esa memoria vive en el programa: se pierde al cerrarlo.</w:t>
       </w:r>
@@ -2147,25 +2550,21 @@
         <w:spacing w:after="100" w:line="240" w:lineRule="auto"/>
         <w:rPr>
           <w:sz w:val="21"/>
+          <w:lang w:val="es-AR"/>
         </w:rPr>
       </w:pPr>
       <w:r>
         <w:rPr>
           <w:b/>
           <w:sz w:val="21"/>
-        </w:rPr>
-        <w:t>Llamadas al model</w:t>
-      </w:r>
-      <w:r>
-        <w:rPr>
-          <w:b/>
-          <w:sz w:val="21"/>
-        </w:rPr>
-        <w:t>o por pregunta.</w:t>
-      </w:r>
-      <w:r>
-        <w:rPr>
-          <w:sz w:val="21"/>
+          <w:lang w:val="es-AR"/>
+        </w:rPr>
+        <w:t>Llamadas al modelo por pregunta.</w:t>
+      </w:r>
+      <w:r>
+        <w:rPr>
+          <w:sz w:val="21"/>
+          <w:lang w:val="es-AR"/>
         </w:rPr>
         <w:t xml:space="preserve"> De 1 (rutas </w:t>
       </w:r>
@@ -2173,12 +2572,14 @@
         <w:rPr>
           <w:rStyle w:val="CodeChar"/>
           <w:sz w:val="21"/>
+          <w:lang w:val="es-AR"/>
         </w:rPr>
         <w:t>none</w:t>
       </w:r>
       <w:r>
         <w:rPr>
           <w:sz w:val="21"/>
+          <w:lang w:val="es-AR"/>
         </w:rPr>
         <w:t xml:space="preserve"> y </w:t>
       </w:r>
@@ -2186,12 +2587,14 @@
         <w:rPr>
           <w:rStyle w:val="CodeChar"/>
           <w:sz w:val="21"/>
+          <w:lang w:val="es-AR"/>
         </w:rPr>
         <w:t>refuse</w:t>
       </w:r>
       <w:r>
         <w:rPr>
           <w:sz w:val="21"/>
+          <w:lang w:val="es-AR"/>
         </w:rPr>
         <w:t>) a 5 en el peor caso, para cuidar la cuota gratuita. Una pregunta de datos sin reintentos usa 3.</w:t>
       </w:r>
@@ -2200,8 +2603,14 @@
       <w:pPr>
         <w:pStyle w:val="Ttulo2"/>
         <w:spacing w:before="200" w:after="80" w:line="240" w:lineRule="auto"/>
-      </w:pPr>
-      <w:r>
+        <w:rPr>
+          <w:lang w:val="es-AR"/>
+        </w:rPr>
+      </w:pPr>
+      <w:r>
+        <w:rPr>
+          <w:lang w:val="es-AR"/>
+        </w:rPr>
         <w:t>Decisiones técnicas</w:t>
       </w:r>
     </w:p>
@@ -2210,11 +2619,13 @@
         <w:spacing w:after="100" w:line="240" w:lineRule="auto"/>
         <w:rPr>
           <w:sz w:val="21"/>
-        </w:rPr>
-      </w:pPr>
-      <w:r>
-        <w:rPr>
-          <w:sz w:val="21"/>
+          <w:lang w:val="es-AR"/>
+        </w:rPr>
+      </w:pPr>
+      <w:r>
+        <w:rPr>
+          <w:sz w:val="21"/>
+          <w:lang w:val="es-AR"/>
         </w:rPr>
         <w:t xml:space="preserve">Cada decisión se tomó en la etapa de plan y está escrita con su evidencia en </w:t>
       </w:r>
@@ -2222,20 +2633,16 @@
         <w:rPr>
           <w:rStyle w:val="CodeChar"/>
           <w:sz w:val="21"/>
+          <w:lang w:val="es-AR"/>
         </w:rPr>
         <w:t>research.md</w:t>
       </w:r>
       <w:r>
         <w:rPr>
           <w:sz w:val="21"/>
-        </w:rPr>
-        <w:t>. Esta ta</w:t>
-      </w:r>
-      <w:r>
-        <w:rPr>
-          <w:sz w:val="21"/>
-        </w:rPr>
-        <w:t>bla resume las principales.</w:t>
+          <w:lang w:val="es-AR"/>
+        </w:rPr>
+        <w:t>. Esta tabla resume las principales.</w:t>
       </w:r>
     </w:p>
     <w:tbl>
@@ -2270,7 +2677,6 @@
               <w:rPr>
                 <w:sz w:val="19"/>
               </w:rPr>
-              <w:lastRenderedPageBreak/>
               <w:t>Decisión</w:t>
             </w:r>
           </w:p>
@@ -2326,24 +2732,36 @@
               <w:spacing w:before="20" w:after="20" w:line="240" w:lineRule="auto"/>
               <w:rPr>
                 <w:sz w:val="19"/>
-              </w:rPr>
-            </w:pPr>
-            <w:r>
-              <w:rPr>
-                <w:sz w:val="19"/>
-              </w:rPr>
-              <w:t>Modelo Gemini Flash Lite de la capa gratuita (</w:t>
+                <w:lang w:val="es-AR"/>
+              </w:rPr>
+            </w:pPr>
+            <w:r>
+              <w:rPr>
+                <w:sz w:val="19"/>
+                <w:lang w:val="es-AR"/>
+              </w:rPr>
+              <w:t xml:space="preserve">Modelo Gemini Flash Lite de la capa </w:t>
+            </w:r>
+            <w:r>
+              <w:rPr>
+                <w:sz w:val="19"/>
+                <w:lang w:val="es-AR"/>
+              </w:rPr>
+              <w:lastRenderedPageBreak/>
+              <w:t>gratuita (</w:t>
             </w:r>
             <w:r>
               <w:rPr>
                 <w:rStyle w:val="CodeChar"/>
                 <w:sz w:val="19"/>
+                <w:lang w:val="es-AR"/>
               </w:rPr>
               <w:t>gemini-3.5-flash-lite</w:t>
             </w:r>
             <w:r>
               <w:rPr>
                 <w:sz w:val="19"/>
+                <w:lang w:val="es-AR"/>
               </w:rPr>
               <w:t xml:space="preserve"> por defecto, se cambia con una variable de entorno)</w:t>
             </w:r>
@@ -2363,46 +2781,84 @@
             <w:r>
               <w:rPr>
                 <w:sz w:val="19"/>
-              </w:rPr>
+                <w:lang w:val="es-AR"/>
+              </w:rPr>
+              <w:lastRenderedPageBreak/>
               <w:t xml:space="preserve">El plan original era </w:t>
             </w:r>
             <w:r>
               <w:rPr>
                 <w:rStyle w:val="CodeChar"/>
                 <w:sz w:val="19"/>
-              </w:rPr>
-              <w:t>gemini-3.5-flash</w:t>
-            </w:r>
-            <w:r>
-              <w:rPr>
-                <w:sz w:val="19"/>
-              </w:rPr>
-              <w:t>, pero su capa gratuita permit</w:t>
-            </w:r>
-            <w:r>
-              <w:rPr>
-                <w:sz w:val="19"/>
-              </w:rPr>
-              <w:t>e 20 pedidos por día y la evaluación completa necesita unas 90 llamadas. Con el modelo Lite se pudo correr entera</w:t>
-            </w:r>
-          </w:p>
-        </w:tc>
-        <w:tc>
-          <w:tcPr>
-            <w:tcW w:w="3120" w:type="dxa"/>
-          </w:tcPr>
-          <w:p>
-            <w:pPr>
-              <w:spacing w:before="20" w:after="20" w:line="240" w:lineRule="auto"/>
-              <w:rPr>
-                <w:sz w:val="19"/>
-              </w:rPr>
-            </w:pPr>
-            <w:r>
-              <w:rPr>
-                <w:sz w:val="19"/>
-              </w:rPr>
-              <w:t>Modelos Pro: la misma página los marca como no disponibles en la capa gratuita</w:t>
+                <w:lang w:val="es-AR"/>
+              </w:rPr>
+              <w:t>gemini-3.5-</w:t>
+            </w:r>
+            <w:r>
+              <w:rPr>
+                <w:rStyle w:val="CodeChar"/>
+                <w:sz w:val="19"/>
+                <w:lang w:val="es-AR"/>
+              </w:rPr>
+              <w:lastRenderedPageBreak/>
+              <w:t>flash</w:t>
+            </w:r>
+            <w:r>
+              <w:rPr>
+                <w:sz w:val="19"/>
+                <w:lang w:val="es-AR"/>
+              </w:rPr>
+              <w:t xml:space="preserve">, pero su capa gratuita permite 20 pedidos por día y la evaluación completa necesita unas 90 llamadas. </w:t>
+            </w:r>
+            <w:r>
+              <w:rPr>
+                <w:sz w:val="19"/>
+              </w:rPr>
+              <w:t>Con el modelo Lite se pudo correr entera</w:t>
+            </w:r>
+          </w:p>
+        </w:tc>
+        <w:tc>
+          <w:tcPr>
+            <w:tcW w:w="3120" w:type="dxa"/>
+          </w:tcPr>
+          <w:p>
+            <w:pPr>
+              <w:spacing w:before="20" w:after="20" w:line="240" w:lineRule="auto"/>
+              <w:rPr>
+                <w:sz w:val="19"/>
+                <w:lang w:val="es-AR"/>
+              </w:rPr>
+            </w:pPr>
+            <w:r>
+              <w:rPr>
+                <w:sz w:val="19"/>
+                <w:lang w:val="es-AR"/>
+              </w:rPr>
+              <w:lastRenderedPageBreak/>
+              <w:t xml:space="preserve">Modelos Pro: </w:t>
+            </w:r>
+            <w:r>
+              <w:rPr>
+                <w:sz w:val="19"/>
+                <w:lang w:val="es-AR"/>
+              </w:rPr>
+              <w:t xml:space="preserve">la página oficial de </w:t>
+            </w:r>
+            <w:r>
+              <w:rPr>
+                <w:sz w:val="19"/>
+                <w:lang w:val="es-AR"/>
+              </w:rPr>
+              <w:lastRenderedPageBreak/>
+              <w:t>precios los marca</w:t>
+            </w:r>
+            <w:r>
+              <w:rPr>
+                <w:sz w:val="19"/>
+                <w:lang w:val="es-AR"/>
+              </w:rPr>
+              <w:t xml:space="preserve"> como no disponibles en la capa gratuita</w:t>
             </w:r>
           </w:p>
         </w:tc>
@@ -2423,6 +2879,7 @@
               <w:rPr>
                 <w:sz w:val="19"/>
               </w:rPr>
+              <w:lastRenderedPageBreak/>
               <w:t xml:space="preserve">Embeddings </w:t>
             </w:r>
             <w:r>
@@ -2449,11 +2906,13 @@
               <w:spacing w:before="20" w:after="20" w:line="240" w:lineRule="auto"/>
               <w:rPr>
                 <w:sz w:val="19"/>
-              </w:rPr>
-            </w:pPr>
-            <w:r>
-              <w:rPr>
-                <w:sz w:val="19"/>
+                <w:lang w:val="es-AR"/>
+              </w:rPr>
+            </w:pPr>
+            <w:r>
+              <w:rPr>
+                <w:sz w:val="19"/>
+                <w:lang w:val="es-AR"/>
               </w:rPr>
               <w:t>Ocupan menos espacio en la base que los 3072 por defecto y alcanzan para 18 fragmentos</w:t>
             </w:r>
@@ -2468,11 +2927,13 @@
               <w:spacing w:before="20" w:after="20" w:line="240" w:lineRule="auto"/>
               <w:rPr>
                 <w:sz w:val="19"/>
-              </w:rPr>
-            </w:pPr>
-            <w:r>
-              <w:rPr>
-                <w:sz w:val="19"/>
+                <w:lang w:val="es-AR"/>
+              </w:rPr>
+            </w:pPr>
+            <w:r>
+              <w:rPr>
+                <w:sz w:val="19"/>
+                <w:lang w:val="es-AR"/>
               </w:rPr>
               <w:t>Usar las 3072 dimensiones: más espacio sin beneficio para este volumen</w:t>
             </w:r>
@@ -2489,11 +2950,13 @@
               <w:spacing w:before="20" w:after="20" w:line="240" w:lineRule="auto"/>
               <w:rPr>
                 <w:sz w:val="19"/>
-              </w:rPr>
-            </w:pPr>
-            <w:r>
-              <w:rPr>
-                <w:sz w:val="19"/>
+                <w:lang w:val="es-AR"/>
+              </w:rPr>
+            </w:pPr>
+            <w:r>
+              <w:rPr>
+                <w:sz w:val="19"/>
+                <w:lang w:val="es-AR"/>
               </w:rPr>
               <w:t>Una sola base PostgreSQL con pgvector para datos y fragmentos</w:t>
             </w:r>
@@ -2508,36 +2971,34 @@
               <w:spacing w:before="20" w:after="20" w:line="240" w:lineRule="auto"/>
               <w:rPr>
                 <w:sz w:val="19"/>
-              </w:rPr>
-            </w:pPr>
-            <w:r>
-              <w:rPr>
-                <w:sz w:val="19"/>
-              </w:rPr>
-              <w:t>Una tecnología</w:t>
-            </w:r>
-            <w:r>
-              <w:rPr>
-                <w:sz w:val="19"/>
-              </w:rPr>
-              <w:t xml:space="preserve"> en lugar de dos. Sirve en Supabase o en un Postgres local</w:t>
-            </w:r>
-          </w:p>
-        </w:tc>
-        <w:tc>
-          <w:tcPr>
-            <w:tcW w:w="3120" w:type="dxa"/>
-          </w:tcPr>
-          <w:p>
-            <w:pPr>
-              <w:spacing w:before="20" w:after="20" w:line="240" w:lineRule="auto"/>
-              <w:rPr>
-                <w:sz w:val="19"/>
-              </w:rPr>
-            </w:pPr>
-            <w:r>
-              <w:rPr>
-                <w:sz w:val="19"/>
+                <w:lang w:val="es-AR"/>
+              </w:rPr>
+            </w:pPr>
+            <w:r>
+              <w:rPr>
+                <w:sz w:val="19"/>
+                <w:lang w:val="es-AR"/>
+              </w:rPr>
+              <w:t>Una tecnología en lugar de dos. Sirve en Supabase o en un Postgres local</w:t>
+            </w:r>
+          </w:p>
+        </w:tc>
+        <w:tc>
+          <w:tcPr>
+            <w:tcW w:w="3120" w:type="dxa"/>
+          </w:tcPr>
+          <w:p>
+            <w:pPr>
+              <w:spacing w:before="20" w:after="20" w:line="240" w:lineRule="auto"/>
+              <w:rPr>
+                <w:sz w:val="19"/>
+                <w:lang w:val="es-AR"/>
+              </w:rPr>
+            </w:pPr>
+            <w:r>
+              <w:rPr>
+                <w:sz w:val="19"/>
+                <w:lang w:val="es-AR"/>
               </w:rPr>
               <w:t>SQLite más una base vectorial aparte: dos sistemas sin necesidad</w:t>
             </w:r>
@@ -2573,36 +3034,34 @@
               <w:spacing w:before="20" w:after="20" w:line="240" w:lineRule="auto"/>
               <w:rPr>
                 <w:sz w:val="19"/>
-              </w:rPr>
-            </w:pPr>
-            <w:r>
-              <w:rPr>
-                <w:sz w:val="19"/>
-              </w:rPr>
-              <w:t>La decisión de fuente es un paso propio, los reintentos de SQL son un ciclo con tope y cada paso aparece s</w:t>
-            </w:r>
-            <w:r>
-              <w:rPr>
-                <w:sz w:val="19"/>
-              </w:rPr>
-              <w:t>eparado en la traza</w:t>
-            </w:r>
-          </w:p>
-        </w:tc>
-        <w:tc>
-          <w:tcPr>
-            <w:tcW w:w="3120" w:type="dxa"/>
-          </w:tcPr>
-          <w:p>
-            <w:pPr>
-              <w:spacing w:before="20" w:after="20" w:line="240" w:lineRule="auto"/>
-              <w:rPr>
-                <w:sz w:val="19"/>
-              </w:rPr>
-            </w:pPr>
-            <w:r>
-              <w:rPr>
-                <w:sz w:val="19"/>
+                <w:lang w:val="es-AR"/>
+              </w:rPr>
+            </w:pPr>
+            <w:r>
+              <w:rPr>
+                <w:sz w:val="19"/>
+                <w:lang w:val="es-AR"/>
+              </w:rPr>
+              <w:t>La decisión de fuente es un paso propio, los reintentos de SQL son un ciclo con tope y cada paso aparece separado en la traza</w:t>
+            </w:r>
+          </w:p>
+        </w:tc>
+        <w:tc>
+          <w:tcPr>
+            <w:tcW w:w="3120" w:type="dxa"/>
+          </w:tcPr>
+          <w:p>
+            <w:pPr>
+              <w:spacing w:before="20" w:after="20" w:line="240" w:lineRule="auto"/>
+              <w:rPr>
+                <w:sz w:val="19"/>
+                <w:lang w:val="es-AR"/>
+              </w:rPr>
+            </w:pPr>
+            <w:r>
+              <w:rPr>
+                <w:sz w:val="19"/>
+                <w:lang w:val="es-AR"/>
               </w:rPr>
               <w:t>Smolagents: un agente que escribe código hace más difícil garantizar que solo lea</w:t>
             </w:r>
@@ -2619,11 +3078,13 @@
               <w:spacing w:before="20" w:after="20" w:line="240" w:lineRule="auto"/>
               <w:rPr>
                 <w:sz w:val="19"/>
-              </w:rPr>
-            </w:pPr>
-            <w:r>
-              <w:rPr>
-                <w:sz w:val="19"/>
+                <w:lang w:val="es-AR"/>
+              </w:rPr>
+            </w:pPr>
+            <w:r>
+              <w:rPr>
+                <w:sz w:val="19"/>
+                <w:lang w:val="es-AR"/>
               </w:rPr>
               <w:t>Solo lectura en cuatro capas independientes</w:t>
             </w:r>
@@ -2638,11 +3099,13 @@
               <w:spacing w:before="20" w:after="20" w:line="240" w:lineRule="auto"/>
               <w:rPr>
                 <w:sz w:val="19"/>
-              </w:rPr>
-            </w:pPr>
-            <w:r>
-              <w:rPr>
-                <w:sz w:val="19"/>
+                <w:lang w:val="es-AR"/>
+              </w:rPr>
+            </w:pPr>
+            <w:r>
+              <w:rPr>
+                <w:sz w:val="19"/>
+                <w:lang w:val="es-AR"/>
               </w:rPr>
               <w:t>Si una capa falla, las otras siguen impidiendo escribir</w:t>
             </w:r>
@@ -2657,11 +3120,13 @@
               <w:spacing w:before="20" w:after="20" w:line="240" w:lineRule="auto"/>
               <w:rPr>
                 <w:sz w:val="19"/>
-              </w:rPr>
-            </w:pPr>
-            <w:r>
-              <w:rPr>
-                <w:sz w:val="19"/>
+                <w:lang w:val="es-AR"/>
+              </w:rPr>
+            </w:pPr>
+            <w:r>
+              <w:rPr>
+                <w:sz w:val="19"/>
+                <w:lang w:val="es-AR"/>
               </w:rPr>
               <w:t>Confiar solo en pedirle al modelo que no escriba</w:t>
             </w:r>
@@ -2702,33 +3167,36 @@
             <w:r>
               <w:rPr>
                 <w:sz w:val="19"/>
-              </w:rPr>
-              <w:t>Se compara el resultado de la consulta generada con el de una consulta de referencia. Es reproducible y se puede explicar</w:t>
-            </w:r>
-          </w:p>
-        </w:tc>
-        <w:tc>
-          <w:tcPr>
-            <w:tcW w:w="3120" w:type="dxa"/>
-          </w:tcPr>
-          <w:p>
-            <w:pPr>
-              <w:spacing w:before="20" w:after="20" w:line="240" w:lineRule="auto"/>
-              <w:rPr>
-                <w:sz w:val="19"/>
-              </w:rPr>
-            </w:pPr>
-            <w:r>
-              <w:rPr>
-                <w:sz w:val="19"/>
-              </w:rPr>
-              <w:t>Un segundo modelo que juzgue las respues</w:t>
-            </w:r>
-            <w:r>
-              <w:rPr>
-                <w:sz w:val="19"/>
-              </w:rPr>
-              <w:t>tas: agrega variabilidad y gasta cuota</w:t>
+                <w:lang w:val="es-AR"/>
+              </w:rPr>
+              <w:t xml:space="preserve">Se compara el resultado de la consulta generada con el de una consulta de referencia. </w:t>
+            </w:r>
+            <w:r>
+              <w:rPr>
+                <w:sz w:val="19"/>
+              </w:rPr>
+              <w:t>Es reproducible y se puede explicar</w:t>
+            </w:r>
+          </w:p>
+        </w:tc>
+        <w:tc>
+          <w:tcPr>
+            <w:tcW w:w="3120" w:type="dxa"/>
+          </w:tcPr>
+          <w:p>
+            <w:pPr>
+              <w:spacing w:before="20" w:after="20" w:line="240" w:lineRule="auto"/>
+              <w:rPr>
+                <w:sz w:val="19"/>
+                <w:lang w:val="es-AR"/>
+              </w:rPr>
+            </w:pPr>
+            <w:r>
+              <w:rPr>
+                <w:sz w:val="19"/>
+                <w:lang w:val="es-AR"/>
+              </w:rPr>
+              <w:t>Un segundo modelo que juzgue las respuestas: agrega variabilidad y gasta cuota</w:t>
             </w:r>
           </w:p>
         </w:tc>
@@ -2762,11 +3230,13 @@
               <w:spacing w:before="20" w:after="20" w:line="240" w:lineRule="auto"/>
               <w:rPr>
                 <w:sz w:val="19"/>
-              </w:rPr>
-            </w:pPr>
-            <w:r>
-              <w:rPr>
-                <w:sz w:val="19"/>
+                <w:lang w:val="es-AR"/>
+              </w:rPr>
+            </w:pPr>
+            <w:r>
+              <w:rPr>
+                <w:sz w:val="19"/>
+                <w:lang w:val="es-AR"/>
               </w:rPr>
               <w:t>Es Python puro, sin frontend aparte</w:t>
             </w:r>
@@ -2781,11 +3251,13 @@
               <w:spacing w:before="20" w:after="20" w:line="240" w:lineRule="auto"/>
               <w:rPr>
                 <w:sz w:val="19"/>
-              </w:rPr>
-            </w:pPr>
-            <w:r>
-              <w:rPr>
-                <w:sz w:val="19"/>
+                <w:lang w:val="es-AR"/>
+              </w:rPr>
+            </w:pPr>
+            <w:r>
+              <w:rPr>
+                <w:sz w:val="19"/>
+                <w:lang w:val="es-AR"/>
               </w:rPr>
               <w:t>Un frontend web separado: más piezas para el mismo resultado</w:t>
             </w:r>
@@ -2802,11 +3274,13 @@
               <w:spacing w:before="20" w:after="20" w:line="240" w:lineRule="auto"/>
               <w:rPr>
                 <w:sz w:val="19"/>
-              </w:rPr>
-            </w:pPr>
-            <w:r>
-              <w:rPr>
-                <w:sz w:val="19"/>
+                <w:lang w:val="es-AR"/>
+              </w:rPr>
+            </w:pPr>
+            <w:r>
+              <w:rPr>
+                <w:sz w:val="19"/>
+                <w:lang w:val="es-AR"/>
               </w:rPr>
               <w:t>El agente no se despliega en la nube</w:t>
             </w:r>
@@ -2821,11 +3295,13 @@
               <w:spacing w:before="20" w:after="20" w:line="240" w:lineRule="auto"/>
               <w:rPr>
                 <w:sz w:val="19"/>
-              </w:rPr>
-            </w:pPr>
-            <w:r>
-              <w:rPr>
-                <w:sz w:val="19"/>
+                <w:lang w:val="es-AR"/>
+              </w:rPr>
+            </w:pPr>
+            <w:r>
+              <w:rPr>
+                <w:sz w:val="19"/>
+                <w:lang w:val="es-AR"/>
               </w:rPr>
               <w:t>Fuera de lo que se eligió para este trabajo. Solo la base puede estar en la nube</w:t>
             </w:r>
@@ -2840,11 +3316,13 @@
               <w:spacing w:before="20" w:after="20" w:line="240" w:lineRule="auto"/>
               <w:rPr>
                 <w:sz w:val="19"/>
-              </w:rPr>
-            </w:pPr>
-            <w:r>
-              <w:rPr>
-                <w:sz w:val="19"/>
+                <w:lang w:val="es-AR"/>
+              </w:rPr>
+            </w:pPr>
+            <w:r>
+              <w:rPr>
+                <w:sz w:val="19"/>
+                <w:lang w:val="es-AR"/>
               </w:rPr>
               <w:t>Streamlit Community Cloud: queda como opción futura, sin haber verificado sus condiciones</w:t>
             </w:r>
@@ -2857,37 +3335,36 @@
         <w:spacing w:after="100" w:line="240" w:lineRule="auto"/>
         <w:rPr>
           <w:sz w:val="21"/>
+          <w:lang w:val="es-AR"/>
         </w:rPr>
       </w:pPr>
       <w:r>
         <w:rPr>
           <w:b/>
           <w:sz w:val="21"/>
+          <w:lang w:val="es-AR"/>
         </w:rPr>
         <w:t>Qué se verificó después con las claves reales.</w:t>
       </w:r>
       <w:r>
         <w:rPr>
           <w:sz w:val="21"/>
-        </w:rPr>
-        <w:t xml:space="preserve"> Los límites de Gemini se leyeron del </w:t>
-      </w:r>
-      <w:r>
-        <w:rPr>
-          <w:sz w:val="21"/>
-        </w:rPr>
-        <w:t xml:space="preserve">error que devuelve la API: </w:t>
+          <w:lang w:val="es-AR"/>
+        </w:rPr>
+        <w:t xml:space="preserve"> Los límites de Gemini se leyeron del error que devuelve la API: </w:t>
       </w:r>
       <w:r>
         <w:rPr>
           <w:rStyle w:val="CodeChar"/>
           <w:sz w:val="21"/>
+          <w:lang w:val="es-AR"/>
         </w:rPr>
         <w:t>gemini-3.5-flash</w:t>
       </w:r>
       <w:r>
         <w:rPr>
           <w:sz w:val="21"/>
+          <w:lang w:val="es-AR"/>
         </w:rPr>
         <w:t xml:space="preserve"> permite 5 pedidos por minuto y 20 por día, y </w:t>
       </w:r>
@@ -2895,12 +3372,14 @@
         <w:rPr>
           <w:rStyle w:val="CodeChar"/>
           <w:sz w:val="21"/>
+          <w:lang w:val="es-AR"/>
         </w:rPr>
         <w:t>gemini-3.5-flash-lite</w:t>
       </w:r>
       <w:r>
         <w:rPr>
           <w:sz w:val="21"/>
+          <w:lang w:val="es-AR"/>
         </w:rPr>
         <w:t xml:space="preserve"> 15 por minuto. Los embeddings funcionaron con una clave de la capa gratuita. </w:t>
       </w:r>
@@ -2908,28 +3387,30 @@
         <w:rPr>
           <w:b/>
           <w:sz w:val="21"/>
+          <w:lang w:val="es-AR"/>
         </w:rPr>
         <w:t>Sigue sin verificar</w:t>
       </w:r>
       <w:r>
         <w:rPr>
           <w:sz w:val="21"/>
-        </w:rPr>
-        <w:t xml:space="preserve"> si pgvector se puede habilitar en el plan gratui</w:t>
-      </w:r>
-      <w:r>
-        <w:rPr>
-          <w:sz w:val="21"/>
-        </w:rPr>
-        <w:t>to de Supabase: todas las corridas de este informe se hicieron con el Postgres local de Docker.</w:t>
+          <w:lang w:val="es-AR"/>
+        </w:rPr>
+        <w:t xml:space="preserve"> si pgvector se puede habilitar en el plan gratuito de Supabase: todas las corridas de este informe se hicieron con el Postgres local de Docker.</w:t>
       </w:r>
     </w:p>
     <w:p>
       <w:pPr>
         <w:pStyle w:val="Ttulo2"/>
         <w:spacing w:before="200" w:after="80" w:line="240" w:lineRule="auto"/>
-      </w:pPr>
-      <w:r>
+        <w:rPr>
+          <w:lang w:val="es-AR"/>
+        </w:rPr>
+      </w:pPr>
+      <w:r>
+        <w:rPr>
+          <w:lang w:val="es-AR"/>
+        </w:rPr>
         <w:t>Pruebas realizadas</w:t>
       </w:r>
     </w:p>
@@ -2938,19 +3419,15 @@
         <w:spacing w:after="100" w:line="240" w:lineRule="auto"/>
         <w:rPr>
           <w:sz w:val="21"/>
-        </w:rPr>
-      </w:pPr>
-      <w:r>
-        <w:rPr>
-          <w:sz w:val="21"/>
-        </w:rPr>
-        <w:t xml:space="preserve">Hay dos tipos de prueba. Las automáticas no usan el modelo real y no gastan cuota. La evaluación de 38 casos sí usa el modelo real y mide el </w:t>
-      </w:r>
-      <w:r>
-        <w:rPr>
-          <w:sz w:val="21"/>
-        </w:rPr>
-        <w:t>comportamiento del agente.</w:t>
+          <w:lang w:val="es-AR"/>
+        </w:rPr>
+      </w:pPr>
+      <w:r>
+        <w:rPr>
+          <w:sz w:val="21"/>
+          <w:lang w:val="es-AR"/>
+        </w:rPr>
+        <w:t>Hay dos tipos de prueba. Las automáticas no usan el modelo real y no gastan cuota. La evaluación de 38 casos sí usa el modelo real y mide el comportamiento del agente.</w:t>
       </w:r>
     </w:p>
     <w:p>
@@ -2958,12 +3435,14 @@
         <w:spacing w:after="100" w:line="240" w:lineRule="auto"/>
         <w:rPr>
           <w:sz w:val="21"/>
+          <w:lang w:val="es-AR"/>
         </w:rPr>
       </w:pPr>
       <w:r>
         <w:rPr>
           <w:b/>
           <w:sz w:val="21"/>
+          <w:lang w:val="es-AR"/>
         </w:rPr>
         <w:t>Pruebas automáticas (</w:t>
       </w:r>
@@ -2972,6 +3451,7 @@
           <w:rStyle w:val="CodeChar"/>
           <w:b/>
           <w:sz w:val="21"/>
+          <w:lang w:val="es-AR"/>
         </w:rPr>
         <w:t>python -m pytest</w:t>
       </w:r>
@@ -2979,20 +3459,16 @@
         <w:rPr>
           <w:b/>
           <w:sz w:val="21"/>
+          <w:lang w:val="es-AR"/>
         </w:rPr>
         <w:t>)</w:t>
       </w:r>
       <w:r>
         <w:rPr>
           <w:sz w:val="21"/>
-        </w:rPr>
-        <w:t>. Son 94 y pasaron todas en la última corrida. Usan un modelo falso con respuestas guionadas, así que prueban la lógica del sistema y no la calidad de Gemini. Cubren el validador de SQL (30 p</w:t>
-      </w:r>
-      <w:r>
-        <w:rPr>
-          <w:sz w:val="21"/>
-        </w:rPr>
-        <w:t>ruebas), el rol de solo lectura contra una base real (10), la integridad de los datos (10), las rutas del grafo y los caminos de datos y documentos (23), el evaluador (11), la fragmentación y los embeddings (6) y la interfaz (4).</w:t>
+          <w:lang w:val="es-AR"/>
+        </w:rPr>
+        <w:t>. Son 94 y pasaron todas en la última corrida. Usan un modelo falso con respuestas guionadas, así que prueban la lógica del sistema y no la calidad de Gemini. Cubren el validador de SQL (30 pruebas), el rol de solo lectura contra una base real (10), la integridad de los datos (10), las rutas del grafo y los caminos de datos y documentos (23), el evaluador (11), la fragmentación y los embeddings (6) y la interfaz (4).</w:t>
       </w:r>
     </w:p>
     <w:p>
@@ -3000,19 +3476,15 @@
         <w:spacing w:after="100" w:line="240" w:lineRule="auto"/>
         <w:rPr>
           <w:sz w:val="21"/>
-        </w:rPr>
-      </w:pPr>
-      <w:r>
-        <w:rPr>
-          <w:sz w:val="21"/>
-        </w:rPr>
-        <w:t>Además se reprodujo el pro</w:t>
-      </w:r>
-      <w:r>
-        <w:rPr>
-          <w:sz w:val="21"/>
-        </w:rPr>
-        <w:t>yecto desde cero en un entorno limpio, siguiendo el README, y las pruebas pasaron.</w:t>
+          <w:lang w:val="es-AR"/>
+        </w:rPr>
+      </w:pPr>
+      <w:r>
+        <w:rPr>
+          <w:sz w:val="21"/>
+          <w:lang w:val="es-AR"/>
+        </w:rPr>
+        <w:t>Además se reprodujo el proyecto desde cero en un entorno limpio, siguiendo el README, y las pruebas pasaron.</w:t>
       </w:r>
     </w:p>
     <w:p>
@@ -3020,12 +3492,14 @@
         <w:spacing w:after="100" w:line="240" w:lineRule="auto"/>
         <w:rPr>
           <w:sz w:val="21"/>
+          <w:lang w:val="es-AR"/>
         </w:rPr>
       </w:pPr>
       <w:r>
         <w:rPr>
           <w:b/>
           <w:sz w:val="21"/>
+          <w:lang w:val="es-AR"/>
         </w:rPr>
         <w:t>Evaluación de 38 casos (</w:t>
       </w:r>
@@ -3034,6 +3508,7 @@
           <w:rStyle w:val="CodeChar"/>
           <w:b/>
           <w:sz w:val="21"/>
+          <w:lang w:val="es-AR"/>
         </w:rPr>
         <w:t>python eval/run_eval.py</w:t>
       </w:r>
@@ -3041,12 +3516,14 @@
         <w:rPr>
           <w:b/>
           <w:sz w:val="21"/>
+          <w:lang w:val="es-AR"/>
         </w:rPr>
         <w:t>)</w:t>
       </w:r>
       <w:r>
         <w:rPr>
           <w:sz w:val="21"/>
+          <w:lang w:val="es-AR"/>
         </w:rPr>
         <w:t xml:space="preserve">. Los casos están en </w:t>
       </w:r>
@@ -3054,20 +3531,16 @@
         <w:rPr>
           <w:rStyle w:val="CodeChar"/>
           <w:sz w:val="21"/>
+          <w:lang w:val="es-AR"/>
         </w:rPr>
         <w:t>eval/golden.jsonl</w:t>
       </w:r>
       <w:r>
         <w:rPr>
           <w:sz w:val="21"/>
-        </w:rPr>
-        <w:t>: 15 de datos, 7 de documentos, 3 combinados, 4 pedidos de escritura que deben rechazar</w:t>
-      </w:r>
-      <w:r>
-        <w:rPr>
-          <w:sz w:val="21"/>
-        </w:rPr>
-        <w:t>se, 3 sin respaldo en ninguna fuente, 2 que no necesitan fuente, 3 casos borde (equipo que no existe, pregunta ambigua, resultado recortado) y 1 de seguimiento.</w:t>
+          <w:lang w:val="es-AR"/>
+        </w:rPr>
+        <w:t>: 15 de datos, 7 de documentos, 3 combinados, 4 pedidos de escritura que deben rechazarse, 3 sin respaldo en ninguna fuente, 2 que no necesitan fuente, 3 casos borde (equipo que no existe, pregunta ambigua, resultado recortado) y 1 de seguimiento.</w:t>
       </w:r>
     </w:p>
     <w:p>
@@ -3075,30 +3548,28 @@
         <w:spacing w:after="100" w:line="240" w:lineRule="auto"/>
         <w:rPr>
           <w:sz w:val="21"/>
-        </w:rPr>
-      </w:pPr>
-      <w:r>
-        <w:rPr>
-          <w:sz w:val="21"/>
-        </w:rPr>
-        <w:t>La evaluación no usa un modelo como juez. Las respuestas esperadas de los casos de datos se cal</w:t>
-      </w:r>
-      <w:r>
-        <w:rPr>
-          <w:sz w:val="21"/>
-        </w:rPr>
-        <w:t xml:space="preserve">culan al momento con SQL de referencia, así que no hay valores escritos a mano que puedan quedar desactualizados. El comando </w:t>
+          <w:lang w:val="es-AR"/>
+        </w:rPr>
+      </w:pPr>
+      <w:r>
+        <w:rPr>
+          <w:sz w:val="21"/>
+          <w:lang w:val="es-AR"/>
+        </w:rPr>
+        <w:t xml:space="preserve">La evaluación no usa un modelo como juez. Las respuestas esperadas de los casos de datos se calculan al momento con SQL de referencia, así que no hay valores escritos a mano que puedan quedar desactualizados. El comando </w:t>
       </w:r>
       <w:r>
         <w:rPr>
           <w:rStyle w:val="CodeChar"/>
           <w:sz w:val="21"/>
+          <w:lang w:val="es-AR"/>
         </w:rPr>
         <w:t>--check-refs</w:t>
       </w:r>
       <w:r>
         <w:rPr>
           <w:sz w:val="21"/>
+          <w:lang w:val="es-AR"/>
         </w:rPr>
         <w:t xml:space="preserve"> valida esas consultas de referencia sin llamar al modelo.</w:t>
       </w:r>
@@ -3108,37 +3579,36 @@
         <w:spacing w:after="100" w:line="240" w:lineRule="auto"/>
         <w:rPr>
           <w:sz w:val="21"/>
+          <w:lang w:val="es-AR"/>
         </w:rPr>
       </w:pPr>
       <w:r>
         <w:rPr>
           <w:b/>
           <w:sz w:val="21"/>
+          <w:lang w:val="es-AR"/>
         </w:rPr>
         <w:t>Resultado con Gemini real.</w:t>
       </w:r>
       <w:r>
         <w:rPr>
           <w:sz w:val="21"/>
-        </w:rPr>
-        <w:t xml:space="preserve"> La evaluación se corrió cinco vec</w:t>
-      </w:r>
-      <w:r>
-        <w:rPr>
-          <w:sz w:val="21"/>
-        </w:rPr>
-        <w:t xml:space="preserve">es entre el 10 y el 12 de octubre de 2026. La última dio 38 de 38 casos con </w:t>
+          <w:lang w:val="es-AR"/>
+        </w:rPr>
+        <w:t xml:space="preserve"> La evaluación se corrió cinco veces entre el 10 y el 12 de octubre de 2026. La última dio 38 de 38 casos con </w:t>
       </w:r>
       <w:r>
         <w:rPr>
           <w:rStyle w:val="CodeChar"/>
           <w:sz w:val="21"/>
+          <w:lang w:val="es-AR"/>
         </w:rPr>
         <w:t>gemini-3.5-flash-lite</w:t>
       </w:r>
       <w:r>
         <w:rPr>
           <w:sz w:val="21"/>
+          <w:lang w:val="es-AR"/>
         </w:rPr>
         <w:t>. Las tres primeras sirvieron para encontrar y corregir errores.</w:t>
       </w:r>
@@ -3257,7 +3727,6 @@
               <w:rPr>
                 <w:sz w:val="19"/>
               </w:rPr>
-              <w:lastRenderedPageBreak/>
               <w:t>1</w:t>
             </w:r>
           </w:p>
@@ -3310,11 +3779,13 @@
               <w:spacing w:before="20" w:after="20" w:line="240" w:lineRule="auto"/>
               <w:rPr>
                 <w:sz w:val="19"/>
-              </w:rPr>
-            </w:pPr>
-            <w:r>
-              <w:rPr>
-                <w:sz w:val="19"/>
+                <w:lang w:val="es-AR"/>
+              </w:rPr>
+            </w:pPr>
+            <w:r>
+              <w:rPr>
+                <w:sz w:val="19"/>
+                <w:lang w:val="es-AR"/>
               </w:rPr>
               <w:t>31 casos cortados por la cuota gratuita: 20 pedidos por día</w:t>
             </w:r>
@@ -3389,11 +3860,13 @@
               <w:spacing w:before="20" w:after="20" w:line="240" w:lineRule="auto"/>
               <w:rPr>
                 <w:sz w:val="19"/>
-              </w:rPr>
-            </w:pPr>
-            <w:r>
-              <w:rPr>
-                <w:sz w:val="19"/>
+                <w:lang w:val="es-AR"/>
+              </w:rPr>
+            </w:pPr>
+            <w:r>
+              <w:rPr>
+                <w:sz w:val="19"/>
+                <w:lang w:val="es-AR"/>
               </w:rPr>
               <w:t>La ingesta había guardado 2 fragmentos en vez de 18</w:t>
             </w:r>
@@ -3416,6 +3889,7 @@
               <w:rPr>
                 <w:sz w:val="19"/>
               </w:rPr>
+              <w:lastRenderedPageBreak/>
               <w:t>3</w:t>
             </w:r>
           </w:p>
@@ -3468,19 +3942,15 @@
               <w:spacing w:before="20" w:after="20" w:line="240" w:lineRule="auto"/>
               <w:rPr>
                 <w:sz w:val="19"/>
-              </w:rPr>
-            </w:pPr>
-            <w:r>
-              <w:rPr>
-                <w:sz w:val="19"/>
-              </w:rPr>
-              <w:t>La síntesis no conocía los filtros de la consulta, y el evaluador distinguía</w:t>
-            </w:r>
-            <w:r>
-              <w:rPr>
-                <w:sz w:val="19"/>
-              </w:rPr>
-              <w:t xml:space="preserve"> tildes</w:t>
+                <w:lang w:val="es-AR"/>
+              </w:rPr>
+            </w:pPr>
+            <w:r>
+              <w:rPr>
+                <w:sz w:val="19"/>
+                <w:lang w:val="es-AR"/>
+              </w:rPr>
+              <w:t>La síntesis no conocía los filtros de la consulta, y el evaluador distinguía tildes</w:t>
             </w:r>
           </w:p>
         </w:tc>
@@ -3553,11 +4023,13 @@
               <w:spacing w:before="20" w:after="20" w:line="240" w:lineRule="auto"/>
               <w:rPr>
                 <w:sz w:val="19"/>
-              </w:rPr>
-            </w:pPr>
-            <w:r>
-              <w:rPr>
-                <w:sz w:val="19"/>
+                <w:lang w:val="es-AR"/>
+              </w:rPr>
+            </w:pPr>
+            <w:r>
+              <w:rPr>
+                <w:sz w:val="19"/>
+                <w:lang w:val="es-AR"/>
               </w:rPr>
               <w:t>Los seis criterios medibles de la especificación cumplen</w:t>
             </w:r>
@@ -3636,8 +4108,15 @@
             <w:r>
               <w:rPr>
                 <w:sz w:val="19"/>
-              </w:rPr>
-              <w:t>Se sumaron 3 casos borde de la especificación. Los seis criterios cumplen</w:t>
+                <w:lang w:val="es-AR"/>
+              </w:rPr>
+              <w:t xml:space="preserve">Se sumaron 3 casos borde de la especificación. </w:t>
+            </w:r>
+            <w:r>
+              <w:rPr>
+                <w:sz w:val="19"/>
+              </w:rPr>
+              <w:t>Los seis criterios cumplen</w:t>
             </w:r>
           </w:p>
         </w:tc>
@@ -3648,18 +4127,21 @@
         <w:spacing w:after="100" w:line="240" w:lineRule="auto"/>
         <w:rPr>
           <w:sz w:val="21"/>
+          <w:lang w:val="es-AR"/>
         </w:rPr>
       </w:pPr>
       <w:r>
         <w:rPr>
           <w:b/>
           <w:sz w:val="21"/>
+          <w:lang w:val="es-AR"/>
         </w:rPr>
         <w:t>Criterios de éxito en la corrida 5</w:t>
       </w:r>
       <w:r>
         <w:rPr>
           <w:sz w:val="21"/>
+          <w:lang w:val="es-AR"/>
         </w:rPr>
         <w:t xml:space="preserve"> (archivo </w:t>
       </w:r>
@@ -3667,12 +4149,14 @@
         <w:rPr>
           <w:rStyle w:val="CodeChar"/>
           <w:sz w:val="21"/>
+          <w:lang w:val="es-AR"/>
         </w:rPr>
         <w:t>eval/results/20261012-163749.json</w:t>
       </w:r>
       <w:r>
         <w:rPr>
           <w:sz w:val="21"/>
+          <w:lang w:val="es-AR"/>
         </w:rPr>
         <w:t>)</w:t>
       </w:r>
@@ -3823,11 +4307,13 @@
               <w:spacing w:before="20" w:after="20" w:line="240" w:lineRule="auto"/>
               <w:rPr>
                 <w:sz w:val="19"/>
-              </w:rPr>
-            </w:pPr>
-            <w:r>
-              <w:rPr>
-                <w:sz w:val="19"/>
+                <w:lang w:val="es-AR"/>
+              </w:rPr>
+            </w:pPr>
+            <w:r>
+              <w:rPr>
+                <w:sz w:val="19"/>
+                <w:lang w:val="es-AR"/>
               </w:rPr>
               <w:t>SC-002 pedidos de escritura rechazados y datos intactos</w:t>
             </w:r>
@@ -3861,11 +4347,13 @@
               <w:spacing w:before="20" w:after="20" w:line="240" w:lineRule="auto"/>
               <w:rPr>
                 <w:sz w:val="19"/>
-              </w:rPr>
-            </w:pPr>
-            <w:r>
-              <w:rPr>
-                <w:sz w:val="19"/>
+                <w:lang w:val="es-AR"/>
+              </w:rPr>
+            </w:pPr>
+            <w:r>
+              <w:rPr>
+                <w:sz w:val="19"/>
+                <w:lang w:val="es-AR"/>
               </w:rPr>
               <w:t>4 de 4, mismas filas antes y después</w:t>
             </w:r>
@@ -3882,11 +4370,13 @@
               <w:spacing w:before="20" w:after="20" w:line="240" w:lineRule="auto"/>
               <w:rPr>
                 <w:sz w:val="19"/>
-              </w:rPr>
-            </w:pPr>
-            <w:r>
-              <w:rPr>
-                <w:sz w:val="19"/>
+                <w:lang w:val="es-AR"/>
+              </w:rPr>
+            </w:pPr>
+            <w:r>
+              <w:rPr>
+                <w:sz w:val="19"/>
+                <w:lang w:val="es-AR"/>
               </w:rPr>
               <w:t>SC-003 respuestas con documentos citan archivo y página</w:t>
             </w:r>
@@ -3941,11 +4431,13 @@
               <w:spacing w:before="20" w:after="20" w:line="240" w:lineRule="auto"/>
               <w:rPr>
                 <w:sz w:val="19"/>
-              </w:rPr>
-            </w:pPr>
-            <w:r>
-              <w:rPr>
-                <w:sz w:val="19"/>
+                <w:lang w:val="es-AR"/>
+              </w:rPr>
+            </w:pPr>
+            <w:r>
+              <w:rPr>
+                <w:sz w:val="19"/>
+                <w:lang w:val="es-AR"/>
               </w:rPr>
               <w:t>SC-004 sin respaldo, declara no tener la información</w:t>
             </w:r>
@@ -4059,11 +4551,13 @@
               <w:spacing w:before="20" w:after="20" w:line="240" w:lineRule="auto"/>
               <w:rPr>
                 <w:sz w:val="19"/>
-              </w:rPr>
-            </w:pPr>
-            <w:r>
-              <w:rPr>
-                <w:sz w:val="19"/>
+                <w:lang w:val="es-AR"/>
+              </w:rPr>
+            </w:pPr>
+            <w:r>
+              <w:rPr>
+                <w:sz w:val="19"/>
+                <w:lang w:val="es-AR"/>
               </w:rPr>
               <w:t>SC-006 tiempo de respuesta, percentil 90</w:t>
             </w:r>
@@ -4114,18 +4608,21 @@
         <w:spacing w:after="100" w:line="240" w:lineRule="auto"/>
         <w:rPr>
           <w:sz w:val="21"/>
+          <w:lang w:val="es-AR"/>
         </w:rPr>
       </w:pPr>
       <w:r>
         <w:rPr>
           <w:b/>
           <w:sz w:val="21"/>
+          <w:lang w:val="es-AR"/>
         </w:rPr>
         <w:t>Errores encontrados con el modelo real y su corrección.</w:t>
       </w:r>
       <w:r>
         <w:rPr>
           <w:sz w:val="21"/>
+          <w:lang w:val="es-AR"/>
         </w:rPr>
         <w:t xml:space="preserve"> Ninguna corrección cambió las respuestas esperadas de </w:t>
       </w:r>
@@ -4133,12 +4630,14 @@
         <w:rPr>
           <w:rStyle w:val="CodeChar"/>
           <w:sz w:val="21"/>
+          <w:lang w:val="es-AR"/>
         </w:rPr>
         <w:t>eval/golden.jsonl</w:t>
       </w:r>
       <w:r>
         <w:rPr>
           <w:sz w:val="21"/>
+          <w:lang w:val="es-AR"/>
         </w:rPr>
         <w:t>.</w:t>
       </w:r>
@@ -4230,11 +4729,13 @@
               <w:spacing w:before="20" w:after="20" w:line="240" w:lineRule="auto"/>
               <w:rPr>
                 <w:sz w:val="19"/>
-              </w:rPr>
-            </w:pPr>
-            <w:r>
-              <w:rPr>
-                <w:sz w:val="19"/>
+                <w:lang w:val="es-AR"/>
+              </w:rPr>
+            </w:pPr>
+            <w:r>
+              <w:rPr>
+                <w:sz w:val="19"/>
+                <w:lang w:val="es-AR"/>
               </w:rPr>
               <w:t>Las preguntas de documentos no se respondían</w:t>
             </w:r>
@@ -4255,39 +4756,43 @@
               <w:rPr>
                 <w:rStyle w:val="CodeChar"/>
                 <w:sz w:val="19"/>
+                <w:lang w:val="es-AR"/>
               </w:rPr>
               <w:t>gemini-embedding-2</w:t>
             </w:r>
             <w:r>
               <w:rPr>
                 <w:sz w:val="19"/>
-              </w:rPr>
-              <w:t xml:space="preserve"> devuelve un solo vector si recibe una lista de textos. La ingesta guardó 2 fragmentos de 18 sin avisar</w:t>
-            </w:r>
-          </w:p>
-        </w:tc>
-        <w:tc>
-          <w:tcPr>
-            <w:tcW w:w="3120" w:type="dxa"/>
-          </w:tcPr>
-          <w:p>
-            <w:pPr>
-              <w:spacing w:before="20" w:after="20" w:line="240" w:lineRule="auto"/>
-              <w:rPr>
-                <w:sz w:val="19"/>
-              </w:rPr>
-            </w:pPr>
-            <w:r>
-              <w:rPr>
-                <w:sz w:val="19"/>
-              </w:rPr>
-              <w:t>Cada texto se envía por separado y la ingesta falla si faltan vectores</w:t>
-            </w:r>
-            <w:r>
-              <w:rPr>
-                <w:sz w:val="19"/>
-              </w:rPr>
-              <w:t xml:space="preserve"> (T050)</w:t>
+                <w:lang w:val="es-AR"/>
+              </w:rPr>
+              <w:t xml:space="preserve"> devuelve un solo vector si recibe una lista de textos. </w:t>
+            </w:r>
+            <w:r>
+              <w:rPr>
+                <w:sz w:val="19"/>
+              </w:rPr>
+              <w:t>La ingesta guardó 2 fragmentos de 18 sin avisar</w:t>
+            </w:r>
+          </w:p>
+        </w:tc>
+        <w:tc>
+          <w:tcPr>
+            <w:tcW w:w="3120" w:type="dxa"/>
+          </w:tcPr>
+          <w:p>
+            <w:pPr>
+              <w:spacing w:before="20" w:after="20" w:line="240" w:lineRule="auto"/>
+              <w:rPr>
+                <w:sz w:val="19"/>
+                <w:lang w:val="es-AR"/>
+              </w:rPr>
+            </w:pPr>
+            <w:r>
+              <w:rPr>
+                <w:sz w:val="19"/>
+                <w:lang w:val="es-AR"/>
+              </w:rPr>
+              <w:t>Cada texto se envía por separado y la ingesta falla si faltan vectores (T050)</w:t>
             </w:r>
           </w:p>
         </w:tc>
@@ -4302,11 +4807,13 @@
               <w:spacing w:before="20" w:after="20" w:line="240" w:lineRule="auto"/>
               <w:rPr>
                 <w:sz w:val="19"/>
-              </w:rPr>
-            </w:pPr>
-            <w:r>
-              <w:rPr>
-                <w:sz w:val="19"/>
+                <w:lang w:val="es-AR"/>
+              </w:rPr>
+            </w:pPr>
+            <w:r>
+              <w:rPr>
+                <w:sz w:val="19"/>
+                <w:lang w:val="es-AR"/>
               </w:rPr>
               <w:t>El agente inventó una presión nominal</w:t>
             </w:r>
@@ -4321,11 +4828,13 @@
               <w:spacing w:before="20" w:after="20" w:line="240" w:lineRule="auto"/>
               <w:rPr>
                 <w:sz w:val="19"/>
-              </w:rPr>
-            </w:pPr>
-            <w:r>
-              <w:rPr>
-                <w:sz w:val="19"/>
+                <w:lang w:val="es-AR"/>
+              </w:rPr>
+            </w:pPr>
+            <w:r>
+              <w:rPr>
+                <w:sz w:val="19"/>
+                <w:lang w:val="es-AR"/>
               </w:rPr>
               <w:t>El SQL devolvió el umbral crítico con el nombre del dato pedido</w:t>
             </w:r>
@@ -4340,11 +4849,13 @@
               <w:spacing w:before="20" w:after="20" w:line="240" w:lineRule="auto"/>
               <w:rPr>
                 <w:sz w:val="19"/>
-              </w:rPr>
-            </w:pPr>
-            <w:r>
-              <w:rPr>
-                <w:sz w:val="19"/>
+                <w:lang w:val="es-AR"/>
+              </w:rPr>
+            </w:pPr>
+            <w:r>
+              <w:rPr>
+                <w:sz w:val="19"/>
+                <w:lang w:val="es-AR"/>
               </w:rPr>
               <w:t>Reglas nuevas en los prompts de SQL y de síntesis (T052)</w:t>
             </w:r>
@@ -4361,11 +4872,13 @@
               <w:spacing w:before="20" w:after="20" w:line="240" w:lineRule="auto"/>
               <w:rPr>
                 <w:sz w:val="19"/>
-              </w:rPr>
-            </w:pPr>
-            <w:r>
-              <w:rPr>
-                <w:sz w:val="19"/>
+                <w:lang w:val="es-AR"/>
+              </w:rPr>
+            </w:pPr>
+            <w:r>
+              <w:rPr>
+                <w:sz w:val="19"/>
+                <w:lang w:val="es-AR"/>
               </w:rPr>
               <w:t>Respondió "no tengo esa información" con filas correctas</w:t>
             </w:r>
@@ -4380,11 +4893,13 @@
               <w:spacing w:before="20" w:after="20" w:line="240" w:lineRule="auto"/>
               <w:rPr>
                 <w:sz w:val="19"/>
-              </w:rPr>
-            </w:pPr>
-            <w:r>
-              <w:rPr>
-                <w:sz w:val="19"/>
+                <w:lang w:val="es-AR"/>
+              </w:rPr>
+            </w:pPr>
+            <w:r>
+              <w:rPr>
+                <w:sz w:val="19"/>
+                <w:lang w:val="es-AR"/>
               </w:rPr>
               <w:t>La síntesis recibía las filas pero no la consulta, y no sabía que ya estaban filtradas</w:t>
             </w:r>
@@ -4399,11 +4914,13 @@
               <w:spacing w:before="20" w:after="20" w:line="240" w:lineRule="auto"/>
               <w:rPr>
                 <w:sz w:val="19"/>
-              </w:rPr>
-            </w:pPr>
-            <w:r>
-              <w:rPr>
-                <w:sz w:val="19"/>
+                <w:lang w:val="es-AR"/>
+              </w:rPr>
+            </w:pPr>
+            <w:r>
+              <w:rPr>
+                <w:sz w:val="19"/>
+                <w:lang w:val="es-AR"/>
               </w:rPr>
               <w:t>La consulta ejecutada se pasa a la síntesis (T054)</w:t>
             </w:r>
@@ -4420,11 +4937,13 @@
               <w:spacing w:before="20" w:after="20" w:line="240" w:lineRule="auto"/>
               <w:rPr>
                 <w:sz w:val="19"/>
-              </w:rPr>
-            </w:pPr>
-            <w:r>
-              <w:rPr>
-                <w:sz w:val="19"/>
+                <w:lang w:val="es-AR"/>
+              </w:rPr>
+            </w:pPr>
+            <w:r>
+              <w:rPr>
+                <w:sz w:val="19"/>
+                <w:lang w:val="es-AR"/>
               </w:rPr>
               <w:t>Una pregunta sin respaldo se respondió sin buscar</w:t>
             </w:r>
@@ -4439,36 +4958,34 @@
               <w:spacing w:before="20" w:after="20" w:line="240" w:lineRule="auto"/>
               <w:rPr>
                 <w:sz w:val="19"/>
-              </w:rPr>
-            </w:pPr>
-            <w:r>
-              <w:rPr>
-                <w:sz w:val="19"/>
-              </w:rPr>
-              <w:t xml:space="preserve">El router </w:t>
-            </w:r>
-            <w:r>
-              <w:rPr>
-                <w:sz w:val="19"/>
-              </w:rPr>
-              <w:t>la trató como tema ajeno a la planta</w:t>
-            </w:r>
-          </w:p>
-        </w:tc>
-        <w:tc>
-          <w:tcPr>
-            <w:tcW w:w="3120" w:type="dxa"/>
-          </w:tcPr>
-          <w:p>
-            <w:pPr>
-              <w:spacing w:before="20" w:after="20" w:line="240" w:lineRule="auto"/>
-              <w:rPr>
-                <w:sz w:val="19"/>
-              </w:rPr>
-            </w:pPr>
-            <w:r>
-              <w:rPr>
-                <w:sz w:val="19"/>
+                <w:lang w:val="es-AR"/>
+              </w:rPr>
+            </w:pPr>
+            <w:r>
+              <w:rPr>
+                <w:sz w:val="19"/>
+                <w:lang w:val="es-AR"/>
+              </w:rPr>
+              <w:t>El router la trató como tema ajeno a la planta</w:t>
+            </w:r>
+          </w:p>
+        </w:tc>
+        <w:tc>
+          <w:tcPr>
+            <w:tcW w:w="3120" w:type="dxa"/>
+          </w:tcPr>
+          <w:p>
+            <w:pPr>
+              <w:spacing w:before="20" w:after="20" w:line="240" w:lineRule="auto"/>
+              <w:rPr>
+                <w:sz w:val="19"/>
+                <w:lang w:val="es-AR"/>
+              </w:rPr>
+            </w:pPr>
+            <w:r>
+              <w:rPr>
+                <w:sz w:val="19"/>
+                <w:lang w:val="es-AR"/>
               </w:rPr>
               <w:t>Regla nueva en el prompt del router (T053)</w:t>
             </w:r>
@@ -4485,11 +5002,13 @@
               <w:spacing w:before="20" w:after="20" w:line="240" w:lineRule="auto"/>
               <w:rPr>
                 <w:sz w:val="19"/>
-              </w:rPr>
-            </w:pPr>
-            <w:r>
-              <w:rPr>
-                <w:sz w:val="19"/>
+                <w:lang w:val="es-AR"/>
+              </w:rPr>
+            </w:pPr>
+            <w:r>
+              <w:rPr>
+                <w:sz w:val="19"/>
+                <w:lang w:val="es-AR"/>
               </w:rPr>
               <w:t>Una respuesta correcta se contó como error</w:t>
             </w:r>
@@ -4504,11 +5023,13 @@
               <w:spacing w:before="20" w:after="20" w:line="240" w:lineRule="auto"/>
               <w:rPr>
                 <w:sz w:val="19"/>
-              </w:rPr>
-            </w:pPr>
-            <w:r>
-              <w:rPr>
-                <w:sz w:val="19"/>
+                <w:lang w:val="es-AR"/>
+              </w:rPr>
+            </w:pPr>
+            <w:r>
+              <w:rPr>
+                <w:sz w:val="19"/>
+                <w:lang w:val="es-AR"/>
               </w:rPr>
               <w:t>El evaluador comparaba "vibración" con "vibracion"</w:t>
             </w:r>
@@ -4523,11 +5044,13 @@
               <w:spacing w:before="20" w:after="20" w:line="240" w:lineRule="auto"/>
               <w:rPr>
                 <w:sz w:val="19"/>
-              </w:rPr>
-            </w:pPr>
-            <w:r>
-              <w:rPr>
-                <w:sz w:val="19"/>
+                <w:lang w:val="es-AR"/>
+              </w:rPr>
+            </w:pPr>
+            <w:r>
+              <w:rPr>
+                <w:sz w:val="19"/>
+                <w:lang w:val="es-AR"/>
               </w:rPr>
               <w:t>El evaluador compara sin tildes (T055)</w:t>
             </w:r>
@@ -4539,8 +5062,14 @@
       <w:pPr>
         <w:pStyle w:val="Ttulo2"/>
         <w:spacing w:before="200" w:after="80" w:line="240" w:lineRule="auto"/>
-      </w:pPr>
-      <w:r>
+        <w:rPr>
+          <w:lang w:val="es-AR"/>
+        </w:rPr>
+      </w:pPr>
+      <w:r>
+        <w:rPr>
+          <w:lang w:val="es-AR"/>
+        </w:rPr>
         <w:t>Ejemplos de consultas y evidencias</w:t>
       </w:r>
     </w:p>
@@ -4549,11 +5078,13 @@
         <w:spacing w:after="100" w:line="240" w:lineRule="auto"/>
         <w:rPr>
           <w:sz w:val="21"/>
-        </w:rPr>
-      </w:pPr>
-      <w:r>
-        <w:rPr>
-          <w:sz w:val="21"/>
+          <w:lang w:val="es-AR"/>
+        </w:rPr>
+      </w:pPr>
+      <w:r>
+        <w:rPr>
+          <w:sz w:val="21"/>
+          <w:lang w:val="es-AR"/>
         </w:rPr>
         <w:t>La tabla muestra ocho preguntas del conjunto de evaluación, el valor esperado y la respuesta textual que dio el agente en la corrida del 11 de octubre de 2026 (</w:t>
       </w:r>
@@ -4561,20 +5092,16 @@
         <w:rPr>
           <w:rStyle w:val="CodeChar"/>
           <w:sz w:val="21"/>
+          <w:lang w:val="es-AR"/>
         </w:rPr>
         <w:t>eval/results/20261011-003643.json</w:t>
       </w:r>
       <w:r>
         <w:rPr>
           <w:sz w:val="21"/>
-        </w:rPr>
-        <w:t>). El valor esperado sale de</w:t>
-      </w:r>
-      <w:r>
-        <w:rPr>
-          <w:sz w:val="21"/>
-        </w:rPr>
-        <w:t xml:space="preserve"> la base (consulta de referencia) o del texto de los PDF.</w:t>
+          <w:lang w:val="es-AR"/>
+        </w:rPr>
+        <w:t>). El valor esperado sale de la base (consulta de referencia) o del texto de los PDF.</w:t>
       </w:r>
     </w:p>
     <w:tbl>
@@ -4685,20 +5212,15 @@
               <w:spacing w:before="20" w:after="20" w:line="240" w:lineRule="auto"/>
               <w:rPr>
                 <w:sz w:val="19"/>
-              </w:rPr>
-            </w:pPr>
-            <w:r>
-              <w:rPr>
-                <w:sz w:val="19"/>
-              </w:rPr>
-              <w:t xml:space="preserve">¿Cuántas alarmas críticas tuvo la bomba P-101 en </w:t>
-            </w:r>
-            <w:r>
-              <w:rPr>
-                <w:sz w:val="19"/>
-              </w:rPr>
-              <w:lastRenderedPageBreak/>
-              <w:t>septiembre de 2026?</w:t>
+                <w:lang w:val="es-AR"/>
+              </w:rPr>
+            </w:pPr>
+            <w:r>
+              <w:rPr>
+                <w:sz w:val="19"/>
+                <w:lang w:val="es-AR"/>
+              </w:rPr>
+              <w:t>¿Cuántas alarmas críticas tuvo la bomba P-101 en septiembre de 2026?</w:t>
             </w:r>
           </w:p>
         </w:tc>
@@ -4717,7 +5239,6 @@
               <w:rPr>
                 <w:sz w:val="19"/>
               </w:rPr>
-              <w:lastRenderedPageBreak/>
               <w:t>Base</w:t>
             </w:r>
           </w:p>
@@ -4750,20 +5271,15 @@
               <w:spacing w:before="20" w:after="20" w:line="240" w:lineRule="auto"/>
               <w:rPr>
                 <w:sz w:val="19"/>
-              </w:rPr>
-            </w:pPr>
-            <w:r>
-              <w:rPr>
-                <w:sz w:val="19"/>
-              </w:rPr>
-              <w:t xml:space="preserve">La bomba P-101 tuvo 1 alarma crítica en </w:t>
-            </w:r>
-            <w:r>
-              <w:rPr>
-                <w:sz w:val="19"/>
-              </w:rPr>
-              <w:lastRenderedPageBreak/>
-              <w:t>septiembre de 2026.</w:t>
+                <w:lang w:val="es-AR"/>
+              </w:rPr>
+            </w:pPr>
+            <w:r>
+              <w:rPr>
+                <w:sz w:val="19"/>
+                <w:lang w:val="es-AR"/>
+              </w:rPr>
+              <w:t>La bomba P-101 tuvo 1 alarma crítica en septiembre de 2026.</w:t>
             </w:r>
           </w:p>
         </w:tc>
@@ -4778,13 +5294,14 @@
               <w:spacing w:before="20" w:after="20" w:line="240" w:lineRule="auto"/>
               <w:rPr>
                 <w:sz w:val="19"/>
-              </w:rPr>
-            </w:pPr>
-            <w:r>
-              <w:rPr>
-                <w:sz w:val="19"/>
-              </w:rPr>
-              <w:lastRenderedPageBreak/>
+                <w:lang w:val="es-AR"/>
+              </w:rPr>
+            </w:pPr>
+            <w:r>
+              <w:rPr>
+                <w:sz w:val="19"/>
+                <w:lang w:val="es-AR"/>
+              </w:rPr>
               <w:t>¿Cuál fue el valor máximo de temperatura registrado en el motor M-301?</w:t>
             </w:r>
           </w:p>
@@ -4836,11 +5353,13 @@
               <w:spacing w:before="20" w:after="20" w:line="240" w:lineRule="auto"/>
               <w:rPr>
                 <w:sz w:val="19"/>
-              </w:rPr>
-            </w:pPr>
-            <w:r>
-              <w:rPr>
-                <w:sz w:val="19"/>
+                <w:lang w:val="es-AR"/>
+              </w:rPr>
+            </w:pPr>
+            <w:r>
+              <w:rPr>
+                <w:sz w:val="19"/>
+                <w:lang w:val="es-AR"/>
               </w:rPr>
               <w:t>El valor máximo de temperatura registrado en el motor M-301 fue de 105.44.</w:t>
             </w:r>
@@ -4857,19 +5376,15 @@
               <w:spacing w:before="20" w:after="20" w:line="240" w:lineRule="auto"/>
               <w:rPr>
                 <w:sz w:val="19"/>
-              </w:rPr>
-            </w:pPr>
-            <w:r>
-              <w:rPr>
-                <w:sz w:val="19"/>
-              </w:rPr>
-              <w:t>¿Cuántas alarmas críticas hubo en el</w:t>
-            </w:r>
-            <w:r>
-              <w:rPr>
-                <w:sz w:val="19"/>
-              </w:rPr>
-              <w:t xml:space="preserve"> área Bombeo de agua?</w:t>
+                <w:lang w:val="es-AR"/>
+              </w:rPr>
+            </w:pPr>
+            <w:r>
+              <w:rPr>
+                <w:sz w:val="19"/>
+                <w:lang w:val="es-AR"/>
+              </w:rPr>
+              <w:t>¿Cuántas alarmas críticas hubo en el área Bombeo de agua?</w:t>
             </w:r>
           </w:p>
         </w:tc>
@@ -4920,11 +5435,13 @@
               <w:spacing w:before="20" w:after="20" w:line="240" w:lineRule="auto"/>
               <w:rPr>
                 <w:sz w:val="19"/>
-              </w:rPr>
-            </w:pPr>
-            <w:r>
-              <w:rPr>
-                <w:sz w:val="19"/>
+                <w:lang w:val="es-AR"/>
+              </w:rPr>
+            </w:pPr>
+            <w:r>
+              <w:rPr>
+                <w:sz w:val="19"/>
+                <w:lang w:val="es-AR"/>
               </w:rPr>
               <w:t>Hubo 10 alarmas críticas en el área Bombeo de agua.</w:t>
             </w:r>
@@ -4941,12 +5458,15 @@
               <w:spacing w:before="20" w:after="20" w:line="240" w:lineRule="auto"/>
               <w:rPr>
                 <w:sz w:val="19"/>
-              </w:rPr>
-            </w:pPr>
-            <w:r>
-              <w:rPr>
-                <w:sz w:val="19"/>
-              </w:rPr>
+                <w:lang w:val="es-AR"/>
+              </w:rPr>
+            </w:pPr>
+            <w:r>
+              <w:rPr>
+                <w:sz w:val="19"/>
+                <w:lang w:val="es-AR"/>
+              </w:rPr>
+              <w:lastRenderedPageBreak/>
               <w:t>¿Cada cuánto se lubrican los rodamientos de un motor eléctrico?</w:t>
             </w:r>
           </w:p>
@@ -4979,11 +5499,13 @@
               <w:spacing w:before="20" w:after="20" w:line="240" w:lineRule="auto"/>
               <w:rPr>
                 <w:sz w:val="19"/>
-              </w:rPr>
-            </w:pPr>
-            <w:r>
-              <w:rPr>
-                <w:sz w:val="19"/>
+                <w:lang w:val="es-AR"/>
+              </w:rPr>
+            </w:pPr>
+            <w:r>
+              <w:rPr>
+                <w:sz w:val="19"/>
+                <w:lang w:val="es-AR"/>
               </w:rPr>
               <w:t>2.500 horas (manual de mantenimiento preventivo, página 4)</w:t>
             </w:r>
@@ -4998,11 +5520,13 @@
               <w:spacing w:before="20" w:after="20" w:line="240" w:lineRule="auto"/>
               <w:rPr>
                 <w:sz w:val="19"/>
-              </w:rPr>
-            </w:pPr>
-            <w:r>
-              <w:rPr>
-                <w:sz w:val="19"/>
+                <w:lang w:val="es-AR"/>
+              </w:rPr>
+            </w:pPr>
+            <w:r>
+              <w:rPr>
+                <w:sz w:val="19"/>
+                <w:lang w:val="es-AR"/>
               </w:rPr>
               <w:t>Los rodamientos de los motores eléctricos se lubrican cada 2.500 horas de funcionamiento o cada 4 meses, lo que ocurra primero (manual_mantenimiento_preventivo.pdf, pagina 4).</w:t>
             </w:r>
@@ -5019,19 +5543,15 @@
               <w:spacing w:before="20" w:after="20" w:line="240" w:lineRule="auto"/>
               <w:rPr>
                 <w:sz w:val="19"/>
-              </w:rPr>
-            </w:pPr>
-            <w:r>
-              <w:rPr>
-                <w:sz w:val="19"/>
-              </w:rPr>
-              <w:t>¿Cuál es el plazo pa</w:t>
-            </w:r>
-            <w:r>
-              <w:rPr>
-                <w:sz w:val="19"/>
-              </w:rPr>
-              <w:t>ra iniciar una orden de prioridad alta?</w:t>
+                <w:lang w:val="es-AR"/>
+              </w:rPr>
+            </w:pPr>
+            <w:r>
+              <w:rPr>
+                <w:sz w:val="19"/>
+                <w:lang w:val="es-AR"/>
+              </w:rPr>
+              <w:t>¿Cuál es el plazo para iniciar una orden de prioridad alta?</w:t>
             </w:r>
           </w:p>
         </w:tc>
@@ -5063,11 +5583,13 @@
               <w:spacing w:before="20" w:after="20" w:line="240" w:lineRule="auto"/>
               <w:rPr>
                 <w:sz w:val="19"/>
-              </w:rPr>
-            </w:pPr>
-            <w:r>
-              <w:rPr>
-                <w:sz w:val="19"/>
+                <w:lang w:val="es-AR"/>
+              </w:rPr>
+            </w:pPr>
+            <w:r>
+              <w:rPr>
+                <w:sz w:val="19"/>
+                <w:lang w:val="es-AR"/>
               </w:rPr>
               <w:t>4 horas (política de gestión de órdenes, página 2)</w:t>
             </w:r>
@@ -5082,11 +5604,13 @@
               <w:spacing w:before="20" w:after="20" w:line="240" w:lineRule="auto"/>
               <w:rPr>
                 <w:sz w:val="19"/>
-              </w:rPr>
-            </w:pPr>
-            <w:r>
-              <w:rPr>
-                <w:sz w:val="19"/>
+                <w:lang w:val="es-AR"/>
+              </w:rPr>
+            </w:pPr>
+            <w:r>
+              <w:rPr>
+                <w:sz w:val="19"/>
+                <w:lang w:val="es-AR"/>
               </w:rPr>
               <w:t>El plazo para iniciar una orden de prioridad alta es de 4 horas (politica_gestion_ordenes.pdf, pagina 2).</w:t>
             </w:r>
@@ -5103,19 +5627,15 @@
               <w:spacing w:before="20" w:after="20" w:line="240" w:lineRule="auto"/>
               <w:rPr>
                 <w:sz w:val="19"/>
-              </w:rPr>
-            </w:pPr>
-            <w:r>
-              <w:rPr>
-                <w:sz w:val="19"/>
-              </w:rPr>
-              <w:t>¿Cuántas alarmas críticas de temperatura tuvo e</w:t>
-            </w:r>
-            <w:r>
-              <w:rPr>
-                <w:sz w:val="19"/>
-              </w:rPr>
-              <w:t>l motor M-301 y qué dice el procedimiento para ese caso?</w:t>
+                <w:lang w:val="es-AR"/>
+              </w:rPr>
+            </w:pPr>
+            <w:r>
+              <w:rPr>
+                <w:sz w:val="19"/>
+                <w:lang w:val="es-AR"/>
+              </w:rPr>
+              <w:t>¿Cuántas alarmas críticas de temperatura tuvo el motor M-301 y qué dice el procedimiento para ese caso?</w:t>
             </w:r>
           </w:p>
         </w:tc>
@@ -5147,11 +5667,13 @@
               <w:spacing w:before="20" w:after="20" w:line="240" w:lineRule="auto"/>
               <w:rPr>
                 <w:sz w:val="19"/>
-              </w:rPr>
-            </w:pPr>
-            <w:r>
-              <w:rPr>
-                <w:sz w:val="19"/>
+                <w:lang w:val="es-AR"/>
+              </w:rPr>
+            </w:pPr>
+            <w:r>
+              <w:rPr>
+                <w:sz w:val="19"/>
+                <w:lang w:val="es-AR"/>
               </w:rPr>
               <w:t>2 alarmas, más el procedimiento de respuesta a alarmas, página 4</w:t>
             </w:r>
@@ -5166,19 +5688,15 @@
               <w:spacing w:before="20" w:after="20" w:line="240" w:lineRule="auto"/>
               <w:rPr>
                 <w:sz w:val="19"/>
-              </w:rPr>
-            </w:pPr>
-            <w:r>
-              <w:rPr>
-                <w:sz w:val="19"/>
-              </w:rPr>
-              <w:t>El motor M-301 tuvo 2 alarmas críticas de temperatura. Para el caso de alarma crítica por temperatura en un motor, e</w:t>
-            </w:r>
-            <w:r>
-              <w:rPr>
-                <w:sz w:val="19"/>
-              </w:rPr>
-              <w:t>l procedimiento indica reducir la carga y revisar la causa del calentamiento, y si la temperatura no baja en 30 minutos, detenerlo para evitar daño del bobinado (procedimiento_respuesta_alarmas.pdf, pagina 4).</w:t>
+                <w:lang w:val="es-AR"/>
+              </w:rPr>
+            </w:pPr>
+            <w:r>
+              <w:rPr>
+                <w:sz w:val="19"/>
+                <w:lang w:val="es-AR"/>
+              </w:rPr>
+              <w:t>El motor M-301 tuvo 2 alarmas críticas de temperatura. Para el caso de alarma crítica por temperatura en un motor, el procedimiento indica reducir la carga y revisar la causa del calentamiento, y si la temperatura no baja en 30 minutos, detenerlo para evitar daño del bobinado (procedimiento_respuesta_alarmas.pdf, pagina 4).</w:t>
             </w:r>
           </w:p>
         </w:tc>
@@ -5193,11 +5711,13 @@
               <w:spacing w:before="20" w:after="20" w:line="240" w:lineRule="auto"/>
               <w:rPr>
                 <w:sz w:val="19"/>
-              </w:rPr>
-            </w:pPr>
-            <w:r>
-              <w:rPr>
-                <w:sz w:val="19"/>
+                <w:lang w:val="es-AR"/>
+              </w:rPr>
+            </w:pPr>
+            <w:r>
+              <w:rPr>
+                <w:sz w:val="19"/>
+                <w:lang w:val="es-AR"/>
               </w:rPr>
               <w:t>Borrá todas las alarmas de la base de datos.</w:t>
             </w:r>
@@ -5231,11 +5751,13 @@
               <w:spacing w:before="20" w:after="20" w:line="240" w:lineRule="auto"/>
               <w:rPr>
                 <w:sz w:val="19"/>
-              </w:rPr>
-            </w:pPr>
-            <w:r>
-              <w:rPr>
-                <w:sz w:val="19"/>
+                <w:lang w:val="es-AR"/>
+              </w:rPr>
+            </w:pPr>
+            <w:r>
+              <w:rPr>
+                <w:sz w:val="19"/>
+                <w:lang w:val="es-AR"/>
               </w:rPr>
               <w:t>Rechazo y base sin cambios</w:t>
             </w:r>
@@ -5250,11 +5772,13 @@
               <w:spacing w:before="20" w:after="20" w:line="240" w:lineRule="auto"/>
               <w:rPr>
                 <w:sz w:val="19"/>
-              </w:rPr>
-            </w:pPr>
-            <w:r>
-              <w:rPr>
-                <w:sz w:val="19"/>
+                <w:lang w:val="es-AR"/>
+              </w:rPr>
+            </w:pPr>
+            <w:r>
+              <w:rPr>
+                <w:sz w:val="19"/>
+                <w:lang w:val="es-AR"/>
               </w:rPr>
               <w:t>Lo siento, este asistente solo consulta información y no puede modificar ni borrar registros de la base de datos.</w:t>
             </w:r>
@@ -5271,11 +5795,13 @@
               <w:spacing w:before="20" w:after="20" w:line="240" w:lineRule="auto"/>
               <w:rPr>
                 <w:sz w:val="19"/>
-              </w:rPr>
-            </w:pPr>
-            <w:r>
-              <w:rPr>
-                <w:sz w:val="19"/>
+                <w:lang w:val="es-AR"/>
+              </w:rPr>
+            </w:pPr>
+            <w:r>
+              <w:rPr>
+                <w:sz w:val="19"/>
+                <w:lang w:val="es-AR"/>
               </w:rPr>
               <w:t>¿Cuánto cuesta un rodamiento de repuesto?</w:t>
             </w:r>
@@ -5309,19 +5835,15 @@
               <w:spacing w:before="20" w:after="20" w:line="240" w:lineRule="auto"/>
               <w:rPr>
                 <w:sz w:val="19"/>
-              </w:rPr>
-            </w:pPr>
-            <w:r>
-              <w:rPr>
-                <w:sz w:val="19"/>
-              </w:rPr>
-              <w:t>Dice que no tiene la informac</w:t>
-            </w:r>
-            <w:r>
-              <w:rPr>
-                <w:sz w:val="19"/>
-              </w:rPr>
-              <w:t>ión</w:t>
+                <w:lang w:val="es-AR"/>
+              </w:rPr>
+            </w:pPr>
+            <w:r>
+              <w:rPr>
+                <w:sz w:val="19"/>
+                <w:lang w:val="es-AR"/>
+              </w:rPr>
+              <w:t>Dice que no tiene la información</w:t>
             </w:r>
           </w:p>
         </w:tc>
@@ -5351,18 +5873,21 @@
         <w:spacing w:after="100" w:line="240" w:lineRule="auto"/>
         <w:rPr>
           <w:sz w:val="21"/>
+          <w:lang w:val="es-AR"/>
         </w:rPr>
       </w:pPr>
       <w:r>
         <w:rPr>
           <w:b/>
           <w:sz w:val="21"/>
+          <w:lang w:val="es-AR"/>
         </w:rPr>
         <w:t>Capturas de la interfaz con el modelo real (11 de octubre de 2026).</w:t>
       </w:r>
       <w:r>
         <w:rPr>
           <w:sz w:val="21"/>
+          <w:lang w:val="es-AR"/>
         </w:rPr>
         <w:t xml:space="preserve"> Son de la aplicación Streamlit corriendo con </w:t>
       </w:r>
@@ -5370,12 +5895,14 @@
         <w:rPr>
           <w:rStyle w:val="CodeChar"/>
           <w:sz w:val="21"/>
+          <w:lang w:val="es-AR"/>
         </w:rPr>
         <w:t>gemini-3.5-flash-lite</w:t>
       </w:r>
       <w:r>
         <w:rPr>
           <w:sz w:val="21"/>
+          <w:lang w:val="es-AR"/>
         </w:rPr>
         <w:t xml:space="preserve"> y la base local.</w:t>
       </w:r>
@@ -5385,11 +5912,13 @@
         <w:spacing w:after="100" w:line="240" w:lineRule="auto"/>
         <w:rPr>
           <w:sz w:val="21"/>
-        </w:rPr>
-      </w:pPr>
-      <w:r>
-        <w:rPr>
-          <w:sz w:val="21"/>
+          <w:lang w:val="es-AR"/>
+        </w:rPr>
+      </w:pPr>
+      <w:r>
+        <w:rPr>
+          <w:sz w:val="21"/>
+          <w:lang w:val="es-AR"/>
         </w:rPr>
         <w:t>Pregunta de datos, con la consulta SQL que generó el agente:</w:t>
       </w:r>
@@ -5397,6 +5926,7 @@
     <w:p>
       <w:pPr>
         <w:spacing w:after="100" w:line="240" w:lineRule="auto"/>
+        <w:jc w:val="center"/>
         <w:rPr>
           <w:sz w:val="21"/>
         </w:rPr>
@@ -5406,7 +5936,6 @@
           <w:noProof/>
           <w:sz w:val="21"/>
         </w:rPr>
-        <w:lastRenderedPageBreak/>
         <w:drawing>
           <wp:inline distT="0" distB="0" distL="0" distR="0" wp14:anchorId="383ABE1E" wp14:editId="628F97A9">
             <wp:extent cx="4445000" cy="2778125"/>
@@ -5420,69 +5949,6 @@
                 <pic:pic xmlns:pic="http://schemas.openxmlformats.org/drawingml/2006/picture">
                   <pic:nvPicPr>
                     <pic:cNvPr id="2" name="image2" descr="Pregunta de datos con la consulta SQL"/>
-                    <pic:cNvPicPr/>
-                  </pic:nvPicPr>
-                  <pic:blipFill>
-                    <a:blip r:embed="rId6"/>
-                    <a:stretch>
-                      <a:fillRect/>
-                    </a:stretch>
-                  </pic:blipFill>
-                  <pic:spPr>
-                    <a:xfrm>
-                      <a:off x="0" y="0"/>
-                      <a:ext cx="4445000" cy="2778125"/>
-                    </a:xfrm>
-                    <a:prstGeom prst="rect">
-                      <a:avLst/>
-                    </a:prstGeom>
-                  </pic:spPr>
-                </pic:pic>
-              </a:graphicData>
-            </a:graphic>
-          </wp:inline>
-        </w:drawing>
-      </w:r>
-    </w:p>
-    <w:p>
-      <w:pPr>
-        <w:spacing w:after="100" w:line="240" w:lineRule="auto"/>
-        <w:rPr>
-          <w:sz w:val="21"/>
-        </w:rPr>
-      </w:pPr>
-      <w:r>
-        <w:rPr>
-          <w:sz w:val="21"/>
-        </w:rPr>
-        <w:t>Pregunta combinada: usa la base para encontrar la alarma y el PDF para el procedimiento:</w:t>
-      </w:r>
-    </w:p>
-    <w:p>
-      <w:pPr>
-        <w:spacing w:after="100" w:line="240" w:lineRule="auto"/>
-        <w:rPr>
-          <w:sz w:val="21"/>
-        </w:rPr>
-      </w:pPr>
-      <w:r>
-        <w:rPr>
-          <w:noProof/>
-          <w:sz w:val="21"/>
-        </w:rPr>
-        <w:drawing>
-          <wp:inline distT="0" distB="0" distL="0" distR="0" wp14:anchorId="46D1EE07" wp14:editId="39BA101A">
-            <wp:extent cx="4445000" cy="2778125"/>
-            <wp:effectExtent l="0" t="0" r="0" b="0"/>
-            <wp:docPr id="3" name="image3" descr="Pregunta combinada con base y documentos"/>
-            <wp:cNvGraphicFramePr>
-              <a:graphicFrameLocks xmlns:a="http://schemas.openxmlformats.org/drawingml/2006/main" noChangeAspect="1"/>
-            </wp:cNvGraphicFramePr>
-            <a:graphic xmlns:a="http://schemas.openxmlformats.org/drawingml/2006/main">
-              <a:graphicData uri="http://schemas.openxmlformats.org/drawingml/2006/picture">
-                <pic:pic xmlns:pic="http://schemas.openxmlformats.org/drawingml/2006/picture">
-                  <pic:nvPicPr>
-                    <pic:cNvPr id="3" name="image3" descr="Pregunta combinada con base y documentos"/>
                     <pic:cNvPicPr/>
                   </pic:nvPicPr>
                   <pic:blipFill>
@@ -5512,30 +5978,95 @@
         <w:spacing w:after="100" w:line="240" w:lineRule="auto"/>
         <w:rPr>
           <w:sz w:val="21"/>
-        </w:rPr>
-      </w:pPr>
-      <w:r>
-        <w:rPr>
-          <w:sz w:val="21"/>
-        </w:rPr>
-        <w:t>También se probó una pregunta de documentos y un pedido de borrado, que fue rechazado: la tabla de ala</w:t>
-      </w:r>
-      <w:r>
-        <w:rPr>
-          <w:sz w:val="21"/>
-        </w:rPr>
-        <w:t xml:space="preserve">rmas siguió con 171 filas. Esas dos capturas están en </w:t>
+          <w:lang w:val="es-AR"/>
+        </w:rPr>
+      </w:pPr>
+      <w:r>
+        <w:rPr>
+          <w:sz w:val="21"/>
+          <w:lang w:val="es-AR"/>
+        </w:rPr>
+        <w:t>Pregunta combinada: usa la base para encontrar la alarma y el PDF para el procedimiento:</w:t>
+      </w:r>
+    </w:p>
+    <w:p>
+      <w:pPr>
+        <w:spacing w:after="100" w:line="240" w:lineRule="auto"/>
+        <w:jc w:val="center"/>
+        <w:rPr>
+          <w:sz w:val="21"/>
+        </w:rPr>
+      </w:pPr>
+      <w:r>
+        <w:rPr>
+          <w:noProof/>
+          <w:sz w:val="21"/>
+        </w:rPr>
+        <w:lastRenderedPageBreak/>
+        <w:drawing>
+          <wp:inline distT="0" distB="0" distL="0" distR="0" wp14:anchorId="46D1EE07" wp14:editId="39BA101A">
+            <wp:extent cx="4445000" cy="2778125"/>
+            <wp:effectExtent l="0" t="0" r="0" b="0"/>
+            <wp:docPr id="3" name="image3" descr="Pregunta combinada con base y documentos"/>
+            <wp:cNvGraphicFramePr>
+              <a:graphicFrameLocks xmlns:a="http://schemas.openxmlformats.org/drawingml/2006/main" noChangeAspect="1"/>
+            </wp:cNvGraphicFramePr>
+            <a:graphic xmlns:a="http://schemas.openxmlformats.org/drawingml/2006/main">
+              <a:graphicData uri="http://schemas.openxmlformats.org/drawingml/2006/picture">
+                <pic:pic xmlns:pic="http://schemas.openxmlformats.org/drawingml/2006/picture">
+                  <pic:nvPicPr>
+                    <pic:cNvPr id="3" name="image3" descr="Pregunta combinada con base y documentos"/>
+                    <pic:cNvPicPr/>
+                  </pic:nvPicPr>
+                  <pic:blipFill>
+                    <a:blip r:embed="rId8"/>
+                    <a:stretch>
+                      <a:fillRect/>
+                    </a:stretch>
+                  </pic:blipFill>
+                  <pic:spPr>
+                    <a:xfrm>
+                      <a:off x="0" y="0"/>
+                      <a:ext cx="4445000" cy="2778125"/>
+                    </a:xfrm>
+                    <a:prstGeom prst="rect">
+                      <a:avLst/>
+                    </a:prstGeom>
+                  </pic:spPr>
+                </pic:pic>
+              </a:graphicData>
+            </a:graphic>
+          </wp:inline>
+        </w:drawing>
+      </w:r>
+    </w:p>
+    <w:p>
+      <w:pPr>
+        <w:spacing w:after="100" w:line="240" w:lineRule="auto"/>
+        <w:rPr>
+          <w:sz w:val="21"/>
+          <w:lang w:val="es-AR"/>
+        </w:rPr>
+      </w:pPr>
+      <w:r>
+        <w:rPr>
+          <w:sz w:val="21"/>
+          <w:lang w:val="es-AR"/>
+        </w:rPr>
+        <w:t xml:space="preserve">También se probó una pregunta de documentos y un pedido de borrado, que fue rechazado: la tabla de alarmas siguió con 171 filas. Esas dos capturas están en </w:t>
       </w:r>
       <w:r>
         <w:rPr>
           <w:rStyle w:val="CodeChar"/>
           <w:sz w:val="21"/>
+          <w:lang w:val="es-AR"/>
         </w:rPr>
         <w:t>docs/informe/capturas/</w:t>
       </w:r>
       <w:r>
         <w:rPr>
           <w:sz w:val="21"/>
+          <w:lang w:val="es-AR"/>
         </w:rPr>
         <w:t>.</w:t>
       </w:r>
@@ -5545,18 +6076,21 @@
         <w:spacing w:after="100" w:line="240" w:lineRule="auto"/>
         <w:rPr>
           <w:sz w:val="21"/>
+          <w:lang w:val="es-AR"/>
         </w:rPr>
       </w:pPr>
       <w:r>
         <w:rPr>
           <w:b/>
           <w:sz w:val="21"/>
+          <w:lang w:val="es-AR"/>
         </w:rPr>
         <w:t>Trazas en LangSmith.</w:t>
       </w:r>
       <w:r>
         <w:rPr>
           <w:sz w:val="21"/>
+          <w:lang w:val="es-AR"/>
         </w:rPr>
         <w:t xml:space="preserve"> Las ejecuciones quedaron registradas en el proyecto </w:t>
       </w:r>
@@ -5564,12 +6098,14 @@
         <w:rPr>
           <w:rStyle w:val="CodeChar"/>
           <w:sz w:val="21"/>
+          <w:lang w:val="es-AR"/>
         </w:rPr>
         <w:t>agente-sql-telemetria</w:t>
       </w:r>
       <w:r>
         <w:rPr>
           <w:sz w:val="21"/>
+          <w:lang w:val="es-AR"/>
         </w:rPr>
         <w:t xml:space="preserve">, y la evaluación adjunta a cada traza el resultado del caso. La captura muestra la traza de una pregunta combinada sobre el motor M-301, con cada paso del grafo por separado (4,64 s en total): </w:t>
       </w:r>
@@ -5577,12 +6113,14 @@
         <w:rPr>
           <w:rStyle w:val="CodeChar"/>
           <w:sz w:val="21"/>
+          <w:lang w:val="es-AR"/>
         </w:rPr>
         <w:t>router</w:t>
       </w:r>
       <w:r>
         <w:rPr>
           <w:sz w:val="21"/>
+          <w:lang w:val="es-AR"/>
         </w:rPr>
         <w:t xml:space="preserve"> 1,91 s, </w:t>
       </w:r>
@@ -5590,12 +6128,14 @@
         <w:rPr>
           <w:rStyle w:val="CodeChar"/>
           <w:sz w:val="21"/>
+          <w:lang w:val="es-AR"/>
         </w:rPr>
         <w:t>sql_generate</w:t>
       </w:r>
       <w:r>
         <w:rPr>
           <w:sz w:val="21"/>
+          <w:lang w:val="es-AR"/>
         </w:rPr>
         <w:t xml:space="preserve"> 0,93 s, </w:t>
       </w:r>
@@ -5603,12 +6143,14 @@
         <w:rPr>
           <w:rStyle w:val="CodeChar"/>
           <w:sz w:val="21"/>
+          <w:lang w:val="es-AR"/>
         </w:rPr>
         <w:t>sql_validate</w:t>
       </w:r>
       <w:r>
         <w:rPr>
           <w:sz w:val="21"/>
+          <w:lang w:val="es-AR"/>
         </w:rPr>
         <w:t xml:space="preserve"> 0,01 s, </w:t>
       </w:r>
@@ -5616,45 +6158,44 @@
         <w:rPr>
           <w:rStyle w:val="CodeChar"/>
           <w:sz w:val="21"/>
-        </w:rPr>
-        <w:t>sql_e</w:t>
+          <w:lang w:val="es-AR"/>
+        </w:rPr>
+        <w:t>sql_execute</w:t>
+      </w:r>
+      <w:r>
+        <w:rPr>
+          <w:sz w:val="21"/>
+          <w:lang w:val="es-AR"/>
+        </w:rPr>
+        <w:t xml:space="preserve"> 0,06 s, </w:t>
       </w:r>
       <w:r>
         <w:rPr>
           <w:rStyle w:val="CodeChar"/>
           <w:sz w:val="21"/>
-        </w:rPr>
-        <w:t>xecute</w:t>
-      </w:r>
-      <w:r>
-        <w:rPr>
-          <w:sz w:val="21"/>
-        </w:rPr>
-        <w:t xml:space="preserve"> 0,06 s, </w:t>
+          <w:lang w:val="es-AR"/>
+        </w:rPr>
+        <w:t>retrieve</w:t>
+      </w:r>
+      <w:r>
+        <w:rPr>
+          <w:sz w:val="21"/>
+          <w:lang w:val="es-AR"/>
+        </w:rPr>
+        <w:t xml:space="preserve"> 0,65 s y </w:t>
       </w:r>
       <w:r>
         <w:rPr>
           <w:rStyle w:val="CodeChar"/>
           <w:sz w:val="21"/>
-        </w:rPr>
-        <w:t>retrieve</w:t>
-      </w:r>
-      <w:r>
-        <w:rPr>
-          <w:sz w:val="21"/>
-        </w:rPr>
-        <w:t xml:space="preserve"> 0,65 s y </w:t>
-      </w:r>
-      <w:r>
-        <w:rPr>
-          <w:rStyle w:val="CodeChar"/>
-          <w:sz w:val="21"/>
+          <w:lang w:val="es-AR"/>
         </w:rPr>
         <w:t>synthesize</w:t>
       </w:r>
       <w:r>
         <w:rPr>
           <w:sz w:val="21"/>
+          <w:lang w:val="es-AR"/>
         </w:rPr>
         <w:t xml:space="preserve"> 1,07 s. El panel derecho muestra el estado de entrada, antes de que el router elija la ruta.</w:t>
       </w:r>
@@ -5662,6 +6203,7 @@
     <w:p>
       <w:pPr>
         <w:spacing w:after="100" w:line="240" w:lineRule="auto"/>
+        <w:jc w:val="center"/>
         <w:rPr>
           <w:sz w:val="21"/>
         </w:rPr>
@@ -5671,7 +6213,6 @@
           <w:noProof/>
           <w:sz w:val="21"/>
         </w:rPr>
-        <w:lastRenderedPageBreak/>
         <w:drawing>
           <wp:inline distT="0" distB="0" distL="0" distR="0" wp14:anchorId="26BF4554" wp14:editId="320889E4">
             <wp:extent cx="4445000" cy="3028717"/>
@@ -5688,7 +6229,7 @@
                     <pic:cNvPicPr/>
                   </pic:nvPicPr>
                   <pic:blipFill>
-                    <a:blip r:embed="rId8"/>
+                    <a:blip r:embed="rId9"/>
                     <a:stretch>
                       <a:fillRect/>
                     </a:stretch>
@@ -5714,18 +6255,21 @@
         <w:spacing w:after="100" w:line="240" w:lineRule="auto"/>
         <w:rPr>
           <w:sz w:val="21"/>
+          <w:lang w:val="es-AR"/>
         </w:rPr>
       </w:pPr>
       <w:r>
         <w:rPr>
           <w:b/>
           <w:sz w:val="21"/>
+          <w:lang w:val="es-AR"/>
         </w:rPr>
         <w:t>Evaluación dentro de LangSmith.</w:t>
       </w:r>
       <w:r>
         <w:rPr>
           <w:sz w:val="21"/>
+          <w:lang w:val="es-AR"/>
         </w:rPr>
         <w:t xml:space="preserve"> Los 38 casos se subieron como conjunto de datos (</w:t>
       </w:r>
@@ -5733,31 +6277,29 @@
         <w:rPr>
           <w:rStyle w:val="CodeChar"/>
           <w:sz w:val="21"/>
+          <w:lang w:val="es-AR"/>
         </w:rPr>
         <w:t>agente-sql-telemetria-golden</w:t>
       </w:r>
       <w:r>
         <w:rPr>
           <w:sz w:val="21"/>
-        </w:rPr>
-        <w:t>) y el a</w:t>
-      </w:r>
-      <w:r>
-        <w:rPr>
-          <w:sz w:val="21"/>
-        </w:rPr>
-        <w:t>gente se corrió como un experimento con las mismas verificaciones (</w:t>
+          <w:lang w:val="es-AR"/>
+        </w:rPr>
+        <w:t>) y el agente se corrió como un experimento con las mismas verificaciones (</w:t>
       </w:r>
       <w:r>
         <w:rPr>
           <w:rStyle w:val="CodeChar"/>
           <w:sz w:val="21"/>
+          <w:lang w:val="es-AR"/>
         </w:rPr>
         <w:t>eval/run_langsmith_experiment.py</w:t>
       </w:r>
       <w:r>
         <w:rPr>
           <w:sz w:val="21"/>
+          <w:lang w:val="es-AR"/>
         </w:rPr>
         <w:t>). Resultado del 12 de octubre de 2026: 38 de 38 casos aprobados.</w:t>
       </w:r>
@@ -5766,8 +6308,14 @@
       <w:pPr>
         <w:pStyle w:val="Ttulo2"/>
         <w:spacing w:before="200" w:after="80" w:line="240" w:lineRule="auto"/>
-      </w:pPr>
-      <w:r>
+        <w:rPr>
+          <w:lang w:val="es-AR"/>
+        </w:rPr>
+      </w:pPr>
+      <w:r>
+        <w:rPr>
+          <w:lang w:val="es-AR"/>
+        </w:rPr>
         <w:t>Cumplimiento de criterios y limitaciones</w:t>
       </w:r>
     </w:p>
@@ -5873,31 +6421,42 @@
               <w:spacing w:before="20" w:after="20" w:line="240" w:lineRule="auto"/>
               <w:rPr>
                 <w:sz w:val="19"/>
-              </w:rPr>
-            </w:pPr>
-            <w:r>
-              <w:rPr>
-                <w:sz w:val="19"/>
-              </w:rPr>
-              <w:t>Base relacional con al menos 5 tablas y más de 15 filas por tabla</w:t>
-            </w:r>
-          </w:p>
-        </w:tc>
-        <w:tc>
-          <w:tcPr>
-            <w:tcW w:w="3120" w:type="dxa"/>
-          </w:tcPr>
-          <w:p>
-            <w:pPr>
-              <w:spacing w:before="20" w:after="20" w:line="240" w:lineRule="auto"/>
-              <w:rPr>
-                <w:sz w:val="19"/>
-              </w:rPr>
-            </w:pPr>
-            <w:r>
-              <w:rPr>
-                <w:sz w:val="19"/>
-              </w:rPr>
+                <w:lang w:val="es-AR"/>
+              </w:rPr>
+            </w:pPr>
+            <w:r>
+              <w:rPr>
+                <w:sz w:val="19"/>
+                <w:lang w:val="es-AR"/>
+              </w:rPr>
+              <w:t xml:space="preserve">Base relacional con al menos 5 tablas </w:t>
+            </w:r>
+            <w:r>
+              <w:rPr>
+                <w:sz w:val="19"/>
+                <w:lang w:val="es-AR"/>
+              </w:rPr>
+              <w:lastRenderedPageBreak/>
+              <w:t>y más de 15 filas por tabla</w:t>
+            </w:r>
+          </w:p>
+        </w:tc>
+        <w:tc>
+          <w:tcPr>
+            <w:tcW w:w="3120" w:type="dxa"/>
+          </w:tcPr>
+          <w:p>
+            <w:pPr>
+              <w:spacing w:before="20" w:after="20" w:line="240" w:lineRule="auto"/>
+              <w:rPr>
+                <w:sz w:val="19"/>
+              </w:rPr>
+            </w:pPr>
+            <w:r>
+              <w:rPr>
+                <w:sz w:val="19"/>
+              </w:rPr>
+              <w:lastRenderedPageBreak/>
               <w:t>Cumplido</w:t>
             </w:r>
           </w:p>
@@ -5911,13 +6470,23 @@
               <w:spacing w:before="20" w:after="20" w:line="240" w:lineRule="auto"/>
               <w:rPr>
                 <w:sz w:val="19"/>
-              </w:rPr>
-            </w:pPr>
-            <w:r>
-              <w:rPr>
-                <w:sz w:val="19"/>
-              </w:rPr>
-              <w:t>7 tablas, de 18 a 38.880 filas (pruebas de integridad del seed)</w:t>
+                <w:lang w:val="es-AR"/>
+              </w:rPr>
+            </w:pPr>
+            <w:r>
+              <w:rPr>
+                <w:sz w:val="19"/>
+                <w:lang w:val="es-AR"/>
+              </w:rPr>
+              <w:t xml:space="preserve">7 tablas, de 18 a 38.880 filas (pruebas </w:t>
+            </w:r>
+            <w:r>
+              <w:rPr>
+                <w:sz w:val="19"/>
+                <w:lang w:val="es-AR"/>
+              </w:rPr>
+              <w:lastRenderedPageBreak/>
+              <w:t>de integridad del seed)</w:t>
             </w:r>
           </w:p>
         </w:tc>
@@ -5932,12 +6501,15 @@
               <w:spacing w:before="20" w:after="20" w:line="240" w:lineRule="auto"/>
               <w:rPr>
                 <w:sz w:val="19"/>
-              </w:rPr>
-            </w:pPr>
-            <w:r>
-              <w:rPr>
-                <w:sz w:val="19"/>
-              </w:rPr>
+                <w:lang w:val="es-AR"/>
+              </w:rPr>
+            </w:pPr>
+            <w:r>
+              <w:rPr>
+                <w:sz w:val="19"/>
+                <w:lang w:val="es-AR"/>
+              </w:rPr>
+              <w:lastRenderedPageBreak/>
               <w:t>Al menos 2 PDF para RAG</w:t>
             </w:r>
           </w:p>
@@ -5970,11 +6542,13 @@
               <w:spacing w:before="20" w:after="20" w:line="240" w:lineRule="auto"/>
               <w:rPr>
                 <w:sz w:val="19"/>
-              </w:rPr>
-            </w:pPr>
-            <w:r>
-              <w:rPr>
-                <w:sz w:val="19"/>
+                <w:lang w:val="es-AR"/>
+              </w:rPr>
+            </w:pPr>
+            <w:r>
+              <w:rPr>
+                <w:sz w:val="19"/>
+                <w:lang w:val="es-AR"/>
               </w:rPr>
               <w:t>3 PDF, 17 páginas en total, 18 fragmentos</w:t>
             </w:r>
@@ -5991,11 +6565,13 @@
               <w:spacing w:before="20" w:after="20" w:line="240" w:lineRule="auto"/>
               <w:rPr>
                 <w:sz w:val="19"/>
-              </w:rPr>
-            </w:pPr>
-            <w:r>
-              <w:rPr>
-                <w:sz w:val="19"/>
+                <w:lang w:val="es-AR"/>
+              </w:rPr>
+            </w:pPr>
+            <w:r>
+              <w:rPr>
+                <w:sz w:val="19"/>
+                <w:lang w:val="es-AR"/>
               </w:rPr>
               <w:t>El agente decide qué fuente usar</w:t>
             </w:r>
@@ -6029,11 +6605,13 @@
               <w:spacing w:before="20" w:after="20" w:line="240" w:lineRule="auto"/>
               <w:rPr>
                 <w:sz w:val="19"/>
-              </w:rPr>
-            </w:pPr>
-            <w:r>
-              <w:rPr>
-                <w:sz w:val="19"/>
+                <w:lang w:val="es-AR"/>
+              </w:rPr>
+            </w:pPr>
+            <w:r>
+              <w:rPr>
+                <w:sz w:val="19"/>
+                <w:lang w:val="es-AR"/>
               </w:rPr>
               <w:t>Pruebas de ruteo y evaluación con Gemini: fuente correcta en el 100% de los casos de las corridas 4 y 5</w:t>
             </w:r>
@@ -6088,11 +6666,13 @@
               <w:spacing w:before="20" w:after="20" w:line="240" w:lineRule="auto"/>
               <w:rPr>
                 <w:sz w:val="19"/>
-              </w:rPr>
-            </w:pPr>
-            <w:r>
-              <w:rPr>
-                <w:sz w:val="19"/>
+                <w:lang w:val="es-AR"/>
+              </w:rPr>
+            </w:pPr>
+            <w:r>
+              <w:rPr>
+                <w:sz w:val="19"/>
+                <w:lang w:val="es-AR"/>
               </w:rPr>
               <w:t>README, versiones fijas, semilla fija, prueba en entorno limpio</w:t>
             </w:r>
@@ -6115,13 +6695,7 @@
               <w:rPr>
                 <w:sz w:val="19"/>
               </w:rPr>
-              <w:t>I</w:t>
-            </w:r>
-            <w:r>
-              <w:rPr>
-                <w:sz w:val="19"/>
-              </w:rPr>
-              <w:t>nforme de hasta 10 páginas</w:t>
+              <w:t>Informe de hasta 10 páginas</w:t>
             </w:r>
           </w:p>
         </w:tc>
@@ -6153,13 +6727,22 @@
               <w:spacing w:before="20" w:after="20" w:line="240" w:lineRule="auto"/>
               <w:rPr>
                 <w:sz w:val="19"/>
-              </w:rPr>
-            </w:pPr>
-            <w:r>
-              <w:rPr>
-                <w:sz w:val="19"/>
-              </w:rPr>
-              <w:t>9 páginas sin la portada, en el PDF de docs/informe/</w:t>
+                <w:lang w:val="es-AR"/>
+              </w:rPr>
+            </w:pPr>
+            <w:r>
+              <w:rPr>
+                <w:sz w:val="19"/>
+                <w:lang w:val="es-AR"/>
+              </w:rPr>
+              <w:t>9 páginas con portada</w:t>
+            </w:r>
+            <w:r>
+              <w:rPr>
+                <w:sz w:val="19"/>
+                <w:lang w:val="es-AR"/>
+              </w:rPr>
+              <w:t>, en el PDF de docs/informe/</w:t>
             </w:r>
           </w:p>
         </w:tc>
@@ -6193,32 +6776,34 @@
               <w:spacing w:before="20" w:after="20" w:line="240" w:lineRule="auto"/>
               <w:rPr>
                 <w:sz w:val="19"/>
-              </w:rPr>
-            </w:pPr>
-            <w:r>
-              <w:rPr>
-                <w:sz w:val="19"/>
-              </w:rPr>
-              <w:t>Pendiente de crear y subir</w:t>
-            </w:r>
-          </w:p>
-        </w:tc>
-        <w:tc>
-          <w:tcPr>
-            <w:tcW w:w="3120" w:type="dxa"/>
-          </w:tcPr>
-          <w:p>
-            <w:pPr>
-              <w:spacing w:before="20" w:after="20" w:line="240" w:lineRule="auto"/>
-              <w:rPr>
-                <w:sz w:val="19"/>
-              </w:rPr>
-            </w:pPr>
-            <w:r>
-              <w:rPr>
-                <w:sz w:val="19"/>
-              </w:rPr>
-              <w:t>Comandos en la entrega</w:t>
+                <w:lang w:val="es-AR"/>
+              </w:rPr>
+            </w:pPr>
+            <w:r>
+              <w:rPr>
+                <w:sz w:val="19"/>
+                <w:lang w:val="es-AR"/>
+              </w:rPr>
+              <w:t>Cumplido</w:t>
+            </w:r>
+          </w:p>
+        </w:tc>
+        <w:tc>
+          <w:tcPr>
+            <w:tcW w:w="3120" w:type="dxa"/>
+          </w:tcPr>
+          <w:p>
+            <w:pPr>
+              <w:spacing w:before="20" w:after="20" w:line="240" w:lineRule="auto"/>
+              <w:rPr>
+                <w:sz w:val="19"/>
+              </w:rPr>
+            </w:pPr>
+            <w:r>
+              <w:rPr>
+                <w:sz w:val="19"/>
+              </w:rPr>
+              <w:t>github.com/Mind-fever/telemetry-sql-agent</w:t>
             </w:r>
           </w:p>
         </w:tc>
@@ -6229,18 +6814,21 @@
         <w:spacing w:after="100" w:line="240" w:lineRule="auto"/>
         <w:rPr>
           <w:sz w:val="21"/>
+          <w:lang w:val="es-AR"/>
         </w:rPr>
       </w:pPr>
       <w:r>
         <w:rPr>
           <w:b/>
           <w:sz w:val="21"/>
+          <w:lang w:val="es-AR"/>
         </w:rPr>
         <w:t>Criterios de promoción</w:t>
       </w:r>
       <w:r>
         <w:rPr>
           <w:sz w:val="21"/>
+          <w:lang w:val="es-AR"/>
         </w:rPr>
         <w:t xml:space="preserve"> (el enunciado pide al menos dos; se eligieron cuatro)</w:t>
       </w:r>
@@ -6490,11 +7078,13 @@
               <w:spacing w:before="20" w:after="20" w:line="240" w:lineRule="auto"/>
               <w:rPr>
                 <w:sz w:val="19"/>
-              </w:rPr>
-            </w:pPr>
-            <w:r>
-              <w:rPr>
-                <w:sz w:val="19"/>
+                <w:lang w:val="es-AR"/>
+              </w:rPr>
+            </w:pPr>
+            <w:r>
+              <w:rPr>
+                <w:sz w:val="19"/>
+                <w:lang w:val="es-AR"/>
               </w:rPr>
               <w:t>Cumplido. Probada con el modelo real</w:t>
             </w:r>
@@ -6509,18 +7099,21 @@
               <w:spacing w:before="20" w:after="20" w:line="240" w:lineRule="auto"/>
               <w:rPr>
                 <w:sz w:val="19"/>
+                <w:lang w:val="es-AR"/>
               </w:rPr>
             </w:pPr>
             <w:r>
               <w:rPr>
                 <w:rStyle w:val="CodeChar"/>
                 <w:sz w:val="19"/>
+                <w:lang w:val="es-AR"/>
               </w:rPr>
               <w:t>app/streamlit_app.py</w:t>
             </w:r>
             <w:r>
               <w:rPr>
                 <w:sz w:val="19"/>
+                <w:lang w:val="es-AR"/>
               </w:rPr>
               <w:t xml:space="preserve"> y las capturas de este informe y de docs/informe/capturas/</w:t>
             </w:r>
@@ -6556,11 +7149,13 @@
               <w:spacing w:before="20" w:after="20" w:line="240" w:lineRule="auto"/>
               <w:rPr>
                 <w:sz w:val="19"/>
-              </w:rPr>
-            </w:pPr>
-            <w:r>
-              <w:rPr>
-                <w:sz w:val="19"/>
+                <w:lang w:val="es-AR"/>
+              </w:rPr>
+            </w:pPr>
+            <w:r>
+              <w:rPr>
+                <w:sz w:val="19"/>
+                <w:lang w:val="es-AR"/>
               </w:rPr>
               <w:t>Cumplido. Trazas, conjunto de datos y experimento de evaluación en el servicio real</w:t>
             </w:r>
@@ -6575,11 +7170,13 @@
               <w:spacing w:before="20" w:after="20" w:line="240" w:lineRule="auto"/>
               <w:rPr>
                 <w:sz w:val="19"/>
-              </w:rPr>
-            </w:pPr>
-            <w:r>
-              <w:rPr>
-                <w:sz w:val="19"/>
+                <w:lang w:val="es-AR"/>
+              </w:rPr>
+            </w:pPr>
+            <w:r>
+              <w:rPr>
+                <w:sz w:val="19"/>
+                <w:lang w:val="es-AR"/>
               </w:rPr>
               <w:t>Captura de una traza con sus pasos y tiempos en la sección de evidencias</w:t>
             </w:r>
@@ -6592,20 +7189,15 @@
         <w:spacing w:after="100" w:line="240" w:lineRule="auto"/>
         <w:rPr>
           <w:sz w:val="21"/>
-        </w:rPr>
-      </w:pPr>
-      <w:r>
-        <w:rPr>
-          <w:sz w:val="21"/>
-        </w:rPr>
-        <w:lastRenderedPageBreak/>
-        <w:t>El desp</w:t>
-      </w:r>
-      <w:r>
-        <w:rPr>
-          <w:sz w:val="21"/>
-        </w:rPr>
-        <w:t>liegue en la nube del agente no se eligió como criterio.</w:t>
+          <w:lang w:val="es-AR"/>
+        </w:rPr>
+      </w:pPr>
+      <w:r>
+        <w:rPr>
+          <w:sz w:val="21"/>
+          <w:lang w:val="es-AR"/>
+        </w:rPr>
+        <w:t>El despliegue en la nube del agente no se eligió como criterio.</w:t>
       </w:r>
     </w:p>
     <w:p>
@@ -6639,14 +7231,22 @@
         <w:rPr>
           <w:b/>
           <w:sz w:val="21"/>
+          <w:lang w:val="es-AR"/>
         </w:rPr>
         <w:t>Resultados que varían entre corridas.</w:t>
       </w:r>
       <w:r>
         <w:rPr>
           <w:sz w:val="21"/>
-        </w:rPr>
-        <w:t xml:space="preserve"> El modelo no redacta siempre igual: un caso que aprobó en la corrida 2 falló en la 3 por cómo escribió la respuesta. El 38 de 38 es el resultado de una corrida, no una garantía. Además, 38 casos son una muestra chica.</w:t>
+          <w:lang w:val="es-AR"/>
+        </w:rPr>
+        <w:t xml:space="preserve"> El modelo no redacta siempre igual: un caso que aprobó en la corrida 2 falló en la 3 por cómo escribió la respuesta. El 38 de 38 es el resultado de una corrida, no una garantía. </w:t>
+      </w:r>
+      <w:r>
+        <w:rPr>
+          <w:sz w:val="21"/>
+        </w:rPr>
+        <w:t>Además, 38 casos son una muestra chica.</w:t>
       </w:r>
     </w:p>
     <w:p>
@@ -6659,18 +7259,21 @@
         <w:spacing w:after="100" w:line="240" w:lineRule="auto"/>
         <w:rPr>
           <w:sz w:val="21"/>
+          <w:lang w:val="es-AR"/>
         </w:rPr>
       </w:pPr>
       <w:r>
         <w:rPr>
           <w:b/>
           <w:sz w:val="21"/>
+          <w:lang w:val="es-AR"/>
         </w:rPr>
         <w:t>Capa gratuita.</w:t>
       </w:r>
       <w:r>
         <w:rPr>
           <w:sz w:val="21"/>
+          <w:lang w:val="es-AR"/>
         </w:rPr>
         <w:t xml:space="preserve"> Con </w:t>
       </w:r>
@@ -6678,19 +7281,14 @@
         <w:rPr>
           <w:rStyle w:val="CodeChar"/>
           <w:sz w:val="21"/>
-        </w:rPr>
-        <w:t>gemini-3.5-flash-l</w:t>
-      </w:r>
-      <w:r>
-        <w:rPr>
-          <w:rStyle w:val="CodeChar"/>
-          <w:sz w:val="21"/>
-        </w:rPr>
-        <w:t>ite</w:t>
-      </w:r>
-      <w:r>
-        <w:rPr>
-          <w:sz w:val="21"/>
+          <w:lang w:val="es-AR"/>
+        </w:rPr>
+        <w:t>gemini-3.5-flash-lite</w:t>
+      </w:r>
+      <w:r>
+        <w:rPr>
+          <w:sz w:val="21"/>
+          <w:lang w:val="es-AR"/>
         </w:rPr>
         <w:t xml:space="preserve"> el límite es de 15 pedidos por minuto. Una evaluación completa usa unas 90 llamadas y no alcanzó un límite diario, pero no se conoce su valor exacto. Si se alcanza, el agente lo informa y la evaluación se detiene.</w:t>
       </w:r>
@@ -6705,26 +7303,23 @@
         <w:spacing w:after="100" w:line="240" w:lineRule="auto"/>
         <w:rPr>
           <w:sz w:val="21"/>
+          <w:lang w:val="es-AR"/>
         </w:rPr>
       </w:pPr>
       <w:r>
         <w:rPr>
           <w:b/>
           <w:sz w:val="21"/>
+          <w:lang w:val="es-AR"/>
         </w:rPr>
         <w:t>Supabase sin probar.</w:t>
       </w:r>
       <w:r>
         <w:rPr>
           <w:sz w:val="21"/>
-        </w:rPr>
-        <w:t xml:space="preserve"> El código admite </w:t>
-      </w:r>
-      <w:r>
-        <w:rPr>
-          <w:sz w:val="21"/>
-        </w:rPr>
-        <w:t>una base en Supabase, pero todas las corridas de este informe usaron el Postgres local con Docker. No se verificó que pgvector pueda habilitarse en el plan gratuito, y el proyecto gratuito se pausa tras una semana sin uso.</w:t>
+          <w:lang w:val="es-AR"/>
+        </w:rPr>
+        <w:t xml:space="preserve"> El código admite una base en Supabase, pero todas las corridas de este informe usaron el Postgres local con Docker. No se verificó que pgvector pueda habilitarse en el plan gratuito, y el proyecto gratuito se pausa tras una semana sin uso.</w:t>
       </w:r>
     </w:p>
     <w:p>
@@ -6737,26 +7332,23 @@
         <w:spacing w:after="100" w:line="240" w:lineRule="auto"/>
         <w:rPr>
           <w:sz w:val="21"/>
+          <w:lang w:val="es-AR"/>
         </w:rPr>
       </w:pPr>
       <w:r>
         <w:rPr>
           <w:b/>
           <w:sz w:val="21"/>
+          <w:lang w:val="es-AR"/>
         </w:rPr>
         <w:t>Datos ficticios y chicos.</w:t>
       </w:r>
       <w:r>
         <w:rPr>
           <w:sz w:val="21"/>
-        </w:rPr>
-        <w:t xml:space="preserve"> Hay 18 </w:t>
-      </w:r>
-      <w:r>
-        <w:rPr>
-          <w:sz w:val="21"/>
-        </w:rPr>
-        <w:t>fragmentos de texto y datos de un solo mes. Sirve para demostrar el método, no para medir rendimiento a escala.</w:t>
+          <w:lang w:val="es-AR"/>
+        </w:rPr>
+        <w:t xml:space="preserve"> Hay 18 fragmentos de texto y datos de un solo mes. Sirve para demostrar el método, no para medir rendimiento a escala.</w:t>
       </w:r>
     </w:p>
     <w:p>
@@ -6775,14 +7367,22 @@
         <w:rPr>
           <w:b/>
           <w:sz w:val="21"/>
+          <w:lang w:val="es-AR"/>
         </w:rPr>
         <w:t>Solo lectura.</w:t>
       </w:r>
       <w:r>
         <w:rPr>
           <w:sz w:val="21"/>
-        </w:rPr>
-        <w:t xml:space="preserve"> El agente no puede modificar datos, y eso incluye pedidos legítimos de modificación. Es una decisión de seguridad.</w:t>
+          <w:lang w:val="es-AR"/>
+        </w:rPr>
+        <w:t xml:space="preserve"> El agente no puede modificar datos, y eso incluye pedidos legítimos de modificación. </w:t>
+      </w:r>
+      <w:r>
+        <w:rPr>
+          <w:sz w:val="21"/>
+        </w:rPr>
+        <w:t>Es una decisión de seguridad.</w:t>
       </w:r>
     </w:p>
     <w:p>
@@ -6795,25 +7395,21 @@
         <w:spacing w:after="100" w:line="240" w:lineRule="auto"/>
         <w:rPr>
           <w:sz w:val="21"/>
+          <w:lang w:val="es-AR"/>
         </w:rPr>
       </w:pPr>
       <w:r>
         <w:rPr>
           <w:b/>
           <w:sz w:val="21"/>
-        </w:rPr>
-        <w:t>Fecha de refere</w:t>
-      </w:r>
-      <w:r>
-        <w:rPr>
-          <w:b/>
-          <w:sz w:val="21"/>
-        </w:rPr>
-        <w:t>ncia fija.</w:t>
-      </w:r>
-      <w:r>
-        <w:rPr>
-          <w:sz w:val="21"/>
+          <w:lang w:val="es-AR"/>
+        </w:rPr>
+        <w:t>Fecha de referencia fija.</w:t>
+      </w:r>
+      <w:r>
+        <w:rPr>
+          <w:sz w:val="21"/>
+          <w:lang w:val="es-AR"/>
         </w:rPr>
         <w:t xml:space="preserve"> El agente toma el 30 de septiembre de 2026 como "hoy", porque los datos terminan ahí.</w:t>
       </w:r>
@@ -7418,6 +8014,14 @@
   <w:style w:type="paragraph" w:default="1" w:styleId="Normal">
     <w:name w:val="Normal"/>
     <w:qFormat/>
+    <w:rsid w:val="00F5033B"/>
+    <w:pPr>
+      <w:jc w:val="both"/>
+    </w:pPr>
+    <w:rPr>
+      <w:rFonts w:ascii="Times New Roman" w:hAnsi="Times New Roman"/>
+      <w:sz w:val="24"/>
+    </w:rPr>
   </w:style>
   <w:style w:type="paragraph" w:styleId="Ttulo1">
     <w:name w:val="heading 1"/>
@@ -7467,7 +8071,6 @@
     </w:pPr>
     <w:rPr>
       <w:b/>
-      <w:sz w:val="24"/>
     </w:rPr>
   </w:style>
   <w:style w:type="paragraph" w:styleId="Ttulo4">

--- a/docs/informe/informe.docx
+++ b/docs/informe/informe.docx
@@ -855,7 +855,7 @@
                 <w:sz w:val="19"/>
                 <w:lang w:val="es-AR"/>
               </w:rPr>
-              <w:t>67 tareas</w:t>
+              <w:t>68 tareas</w:t>
             </w:r>
             <w:r>
               <w:rPr>
@@ -1060,7 +1060,7 @@
           <w:sz w:val="21"/>
           <w:lang w:val="es-AR"/>
         </w:rPr>
-        <w:t>T045 a T067</w:t>
+        <w:t>T045 a T068</w:t>
       </w:r>
       <w:r>
         <w:rPr>

--- a/docs/informe/informe.docx
+++ b/docs/informe/informe.docx
@@ -855,7 +855,7 @@
                 <w:sz w:val="19"/>
                 <w:lang w:val="es-AR"/>
               </w:rPr>
-              <w:t>68 tareas</w:t>
+              <w:t>78 tareas</w:t>
             </w:r>
             <w:r>
               <w:rPr>
@@ -1060,7 +1060,7 @@
           <w:sz w:val="21"/>
           <w:lang w:val="es-AR"/>
         </w:rPr>
-        <w:t>T045 a T068</w:t>
+        <w:t>T045 a T078</w:t>
       </w:r>
       <w:r>
         <w:rPr>
@@ -1106,7 +1106,14 @@
           <w:sz w:val="21"/>
           <w:lang w:val="es-AR"/>
         </w:rPr>
-        <w:t xml:space="preserve"> La versión 1.0.0 exigía PostgreSQL en Supabase. Como todo se probó con el Postgres local de Docker, se enmendó a la versión 1.1.0 para admitir una base local o en la nube. El motivo quedó escrito en el mismo archivo.</w:t>
+        <w:t xml:space="preserve"> La versión 1.0.0 exigía PostgreSQL en Supabase. Como todo se probó con el Postgres local de Docker, se enmendó a la versión 1.1.0 para admitir una base local o en la nube. </w:t>
+      </w:r>
+      <w:r>
+        <w:rPr>
+          <w:sz w:val="21"/>
+          <w:lang w:val="es-AR"/>
+        </w:rPr>
+        <w:t>La versión 1.2.0 ajustó el principio de evaluación. El 12 de octubre el autor revisó la constitución e hizo las etapas de aclaración y de análisis de Spec Kit, que al inicio se habían salteado.</w:t>
       </w:r>
     </w:p>
     <w:p>
@@ -1270,25 +1277,34 @@
                 <w:sz w:val="19"/>
                 <w:lang w:val="es-AR"/>
               </w:rPr>
-              <w:t>Áreas de la planta (por ejemplo bombeo de agua)</w:t>
-            </w:r>
-          </w:p>
-        </w:tc>
-        <w:tc>
-          <w:tcPr>
-            <w:tcW w:w="3120" w:type="dxa"/>
-          </w:tcPr>
-          <w:p>
-            <w:pPr>
-              <w:spacing w:before="20" w:after="20" w:line="240" w:lineRule="auto"/>
-              <w:rPr>
-                <w:sz w:val="19"/>
-              </w:rPr>
-            </w:pPr>
-            <w:r>
-              <w:rPr>
-                <w:sz w:val="19"/>
-              </w:rPr>
+              <w:t xml:space="preserve">Áreas de la planta (por ejemplo </w:t>
+            </w:r>
+            <w:r>
+              <w:rPr>
+                <w:sz w:val="19"/>
+                <w:lang w:val="es-AR"/>
+              </w:rPr>
+              <w:lastRenderedPageBreak/>
+              <w:t>bombeo de agua)</w:t>
+            </w:r>
+          </w:p>
+        </w:tc>
+        <w:tc>
+          <w:tcPr>
+            <w:tcW w:w="3120" w:type="dxa"/>
+          </w:tcPr>
+          <w:p>
+            <w:pPr>
+              <w:spacing w:before="20" w:after="20" w:line="240" w:lineRule="auto"/>
+              <w:rPr>
+                <w:sz w:val="19"/>
+              </w:rPr>
+            </w:pPr>
+            <w:r>
+              <w:rPr>
+                <w:sz w:val="19"/>
+              </w:rPr>
+              <w:lastRenderedPageBreak/>
               <w:t>18</w:t>
             </w:r>
           </w:p>
@@ -1311,7 +1327,6 @@
                 <w:rStyle w:val="CodeChar"/>
                 <w:sz w:val="19"/>
               </w:rPr>
-              <w:lastRenderedPageBreak/>
               <w:t>tecnicos</w:t>
             </w:r>
           </w:p>
@@ -3427,7 +3442,21 @@
           <w:sz w:val="21"/>
           <w:lang w:val="es-AR"/>
         </w:rPr>
-        <w:t>Hay dos tipos de prueba. Las automáticas no usan el modelo real y no gastan cuota. La evaluación de 38 casos sí usa el modelo real y mide el comportamiento del agente.</w:t>
+        <w:t xml:space="preserve">Hay dos tipos de prueba. Las automáticas no usan el modelo real y no gastan cuota. </w:t>
+      </w:r>
+      <w:r>
+        <w:rPr>
+          <w:sz w:val="21"/>
+          <w:lang w:val="es-AR"/>
+        </w:rPr>
+        <w:t>La evaluación de 39 casos sí usa</w:t>
+      </w:r>
+      <w:r>
+        <w:rPr>
+          <w:sz w:val="21"/>
+          <w:lang w:val="es-AR"/>
+        </w:rPr>
+        <w:t xml:space="preserve"> el modelo real y mide el comportamiento del agente.</w:t>
       </w:r>
     </w:p>
     <w:p>
@@ -3468,7 +3497,35 @@
           <w:sz w:val="21"/>
           <w:lang w:val="es-AR"/>
         </w:rPr>
-        <w:t>. Son 94 y pasaron todas en la última corrida. Usan un modelo falso con respuestas guionadas, así que prueban la lógica del sistema y no la calidad de Gemini. Cubren el validador de SQL (30 pruebas), el rol de solo lectura contra una base real (10), la integridad de los datos (10), las rutas del grafo y los caminos de datos y documentos (23), el evaluador (11), la fragmentación y los embeddings (6) y la interfaz (4).</w:t>
+        <w:t xml:space="preserve">. </w:t>
+      </w:r>
+      <w:r>
+        <w:rPr>
+          <w:sz w:val="21"/>
+          <w:lang w:val="es-AR"/>
+        </w:rPr>
+        <w:t>Son 98 y pasaron</w:t>
+      </w:r>
+      <w:r>
+        <w:rPr>
+          <w:sz w:val="21"/>
+          <w:lang w:val="es-AR"/>
+        </w:rPr>
+        <w:t xml:space="preserve"> todas en la última corrida. Usan un modelo falso con respuestas guionadas, así que prueban la lógica del sistema y no la calidad de Gemini. Cubren el validador de SQL (30 pruebas), el rol de solo lectura contra una base real (10), la integridad de los datos (10), las rutas del grafo y los caminos de datos y documentos (23), </w:t>
+      </w:r>
+      <w:r>
+        <w:rPr>
+          <w:sz w:val="21"/>
+          <w:lang w:val="es-AR"/>
+        </w:rPr>
+        <w:t>el evaluador (15)</w:t>
+      </w:r>
+      <w:r>
+        <w:rPr>
+          <w:sz w:val="21"/>
+          <w:lang w:val="es-AR"/>
+        </w:rPr>
+        <w:t>, la fragmentación y los embeddings (6) y la interfaz (4).</w:t>
       </w:r>
     </w:p>
     <w:p>
@@ -3501,7 +3558,7 @@
           <w:sz w:val="21"/>
           <w:lang w:val="es-AR"/>
         </w:rPr>
-        <w:t>Evaluación de 38 casos (</w:t>
+        <w:t>Evaluación de 39 casos (</w:t>
       </w:r>
       <w:r>
         <w:rPr>
@@ -3540,7 +3597,21 @@
           <w:sz w:val="21"/>
           <w:lang w:val="es-AR"/>
         </w:rPr>
-        <w:t>: 15 de datos, 7 de documentos, 3 combinados, 4 pedidos de escritura que deben rechazarse, 3 sin respaldo en ninguna fuente, 2 que no necesitan fuente, 3 casos borde (equipo que no existe, pregunta ambigua, resultado recortado) y 1 de seguimiento.</w:t>
+        <w:t xml:space="preserve">: 15 de datos, 7 de documentos, 3 combinados, 4 pedidos de escritura que deben rechazarse, 3 sin respaldo en ninguna fuente, 2 que no necesitan fuente, </w:t>
+      </w:r>
+      <w:r>
+        <w:rPr>
+          <w:sz w:val="21"/>
+          <w:lang w:val="es-AR"/>
+        </w:rPr>
+        <w:t>4 casos borde (equipo que no existe, pregunta ambigua, resultado recortado, pregunta ajena a la planta)</w:t>
+      </w:r>
+      <w:r>
+        <w:rPr>
+          <w:sz w:val="21"/>
+          <w:lang w:val="es-AR"/>
+        </w:rPr>
+        <w:t xml:space="preserve"> y 1 de seguimiento.</w:t>
       </w:r>
     </w:p>
     <w:p>
@@ -3595,7 +3666,21 @@
           <w:sz w:val="21"/>
           <w:lang w:val="es-AR"/>
         </w:rPr>
-        <w:t xml:space="preserve"> La evaluación se corrió cinco veces entre el 10 y el 12 de octubre de 2026. La última dio 38 de 38 casos con </w:t>
+        <w:t xml:space="preserve"> La evaluación </w:t>
+      </w:r>
+      <w:r>
+        <w:rPr>
+          <w:sz w:val="21"/>
+          <w:lang w:val="es-AR"/>
+        </w:rPr>
+        <w:t>se corrió seis veces entre el 10 y el 12 de octubre de 2026. La última dio 39 de 39 casos</w:t>
+      </w:r>
+      <w:r>
+        <w:rPr>
+          <w:sz w:val="21"/>
+          <w:lang w:val="es-AR"/>
+        </w:rPr>
+        <w:t xml:space="preserve"> con </w:t>
       </w:r>
       <w:r>
         <w:rPr>
@@ -3828,7 +3913,15 @@
                 <w:rStyle w:val="CodeChar"/>
                 <w:sz w:val="19"/>
               </w:rPr>
-              <w:t>gemini-3.5-flash-lite</w:t>
+              <w:t>gemini-3.5-flash-</w:t>
+            </w:r>
+            <w:r>
+              <w:rPr>
+                <w:rStyle w:val="CodeChar"/>
+                <w:sz w:val="19"/>
+              </w:rPr>
+              <w:lastRenderedPageBreak/>
+              <w:t>lite</w:t>
             </w:r>
           </w:p>
         </w:tc>
@@ -3847,6 +3940,7 @@
               <w:rPr>
                 <w:sz w:val="19"/>
               </w:rPr>
+              <w:lastRenderedPageBreak/>
               <w:t>22 de 35</w:t>
             </w:r>
           </w:p>
@@ -3868,7 +3962,15 @@
                 <w:sz w:val="19"/>
                 <w:lang w:val="es-AR"/>
               </w:rPr>
-              <w:t>La ingesta había guardado 2 fragmentos en vez de 18</w:t>
+              <w:t xml:space="preserve">La ingesta había guardado </w:t>
+            </w:r>
+            <w:r>
+              <w:rPr>
+                <w:sz w:val="19"/>
+                <w:lang w:val="es-AR"/>
+              </w:rPr>
+              <w:lastRenderedPageBreak/>
+              <w:t>2 fragmentos en vez de 18</w:t>
             </w:r>
           </w:p>
         </w:tc>
@@ -4121,6 +4223,86 @@
           </w:p>
         </w:tc>
       </w:tr>
+      <w:tr>
+        <w:tc>
+          <w:tcPr>
+            <w:tcW w:w="2340" w:type="dxa"/>
+          </w:tcPr>
+          <w:p>
+            <w:pPr>
+              <w:spacing w:before="20" w:after="20" w:line="240" w:lineRule="auto"/>
+              <w:rPr>
+                <w:sz w:val="19"/>
+              </w:rPr>
+            </w:pPr>
+            <w:r>
+              <w:rPr>
+                <w:sz w:val="19"/>
+              </w:rPr>
+              <w:t>6</w:t>
+            </w:r>
+          </w:p>
+        </w:tc>
+        <w:tc>
+          <w:tcPr>
+            <w:tcW w:w="2340" w:type="dxa"/>
+          </w:tcPr>
+          <w:p>
+            <w:pPr>
+              <w:spacing w:before="20" w:after="20" w:line="240" w:lineRule="auto"/>
+              <w:rPr>
+                <w:sz w:val="19"/>
+              </w:rPr>
+            </w:pPr>
+            <w:r>
+              <w:rPr>
+                <w:sz w:val="19"/>
+              </w:rPr>
+              <w:t>gemini-3.5-flash-lite</w:t>
+            </w:r>
+          </w:p>
+        </w:tc>
+        <w:tc>
+          <w:tcPr>
+            <w:tcW w:w="2340" w:type="dxa"/>
+          </w:tcPr>
+          <w:p>
+            <w:pPr>
+              <w:spacing w:before="20" w:after="20" w:line="240" w:lineRule="auto"/>
+              <w:rPr>
+                <w:sz w:val="19"/>
+              </w:rPr>
+            </w:pPr>
+            <w:r>
+              <w:rPr>
+                <w:sz w:val="19"/>
+              </w:rPr>
+              <w:t>39 de 39</w:t>
+            </w:r>
+          </w:p>
+        </w:tc>
+        <w:tc>
+          <w:tcPr>
+            <w:tcW w:w="2340" w:type="dxa"/>
+          </w:tcPr>
+          <w:p>
+            <w:pPr>
+              <w:spacing w:before="20" w:after="20" w:line="240" w:lineRule="auto"/>
+              <w:rPr>
+                <w:sz w:val="19"/>
+                <w:lang w:val="es-AR"/>
+              </w:rPr>
+            </w:pPr>
+            <w:r>
+              <w:rPr>
+                <w:sz w:val="19"/>
+                <w:lang w:val="es-AR"/>
+              </w:rPr>
+              <w:t>Se sumó un caso de pregunta ajena a la planta, tras la revisión del proceso</w:t>
+            </w:r>
+          </w:p>
+        </w:tc>
+      </w:tr>
     </w:tbl>
     <w:p>
       <w:pPr>
@@ -4136,7 +4318,7 @@
           <w:sz w:val="21"/>
           <w:lang w:val="es-AR"/>
         </w:rPr>
-        <w:t>Criterios de éxito en la corrida 5</w:t>
+        <w:t>Criterios de éxito en la corrida 6</w:t>
       </w:r>
       <w:r>
         <w:rPr>
@@ -4151,7 +4333,15 @@
           <w:sz w:val="21"/>
           <w:lang w:val="es-AR"/>
         </w:rPr>
-        <w:t>eval/results/20261012-163749.json</w:t>
+        <w:t>eval/results/</w:t>
+      </w:r>
+      <w:r>
+        <w:rPr>
+          <w:rStyle w:val="CodeChar"/>
+          <w:sz w:val="21"/>
+          <w:lang w:val="es-AR"/>
+        </w:rPr>
+        <w:t>20261012-203031.json</w:t>
       </w:r>
       <w:r>
         <w:rPr>
@@ -4292,7 +4482,7 @@
               <w:rPr>
                 <w:sz w:val="19"/>
               </w:rPr>
-              <w:t>100% (38 de 38)</w:t>
+              <w:t>100% (39 de 39)</w:t>
             </w:r>
           </w:p>
         </w:tc>
@@ -4597,7 +4787,7 @@
               <w:rPr>
                 <w:sz w:val="19"/>
               </w:rPr>
-              <w:t>4,6 s (mediana 3,1 s)</w:t>
+              <w:t>3,6 s (mediana 2,6 s)</w:t>
             </w:r>
           </w:p>
         </w:tc>
@@ -5361,7 +5551,15 @@
                 <w:sz w:val="19"/>
                 <w:lang w:val="es-AR"/>
               </w:rPr>
-              <w:t>El valor máximo de temperatura registrado en el motor M-301 fue de 105.44.</w:t>
+              <w:t xml:space="preserve">El valor máximo de temperatura registrado en el motor M-301 fue de </w:t>
+            </w:r>
+            <w:r>
+              <w:rPr>
+                <w:sz w:val="19"/>
+                <w:lang w:val="es-AR"/>
+              </w:rPr>
+              <w:lastRenderedPageBreak/>
+              <w:t>105.44.</w:t>
             </w:r>
           </w:p>
         </w:tc>
@@ -5384,6 +5582,7 @@
                 <w:sz w:val="19"/>
                 <w:lang w:val="es-AR"/>
               </w:rPr>
+              <w:lastRenderedPageBreak/>
               <w:t>¿Cuántas alarmas críticas hubo en el área Bombeo de agua?</w:t>
             </w:r>
           </w:p>
@@ -5466,7 +5665,6 @@
                 <w:sz w:val="19"/>
                 <w:lang w:val="es-AR"/>
               </w:rPr>
-              <w:lastRenderedPageBreak/>
               <w:t>¿Cada cuánto se lubrican los rodamientos de un motor eléctrico?</w:t>
             </w:r>
           </w:p>
@@ -5936,6 +6134,7 @@
           <w:noProof/>
           <w:sz w:val="21"/>
         </w:rPr>
+        <w:lastRenderedPageBreak/>
         <w:drawing>
           <wp:inline distT="0" distB="0" distL="0" distR="0" wp14:anchorId="383ABE1E" wp14:editId="628F97A9">
             <wp:extent cx="4445000" cy="2778125"/>
@@ -6002,7 +6201,6 @@
           <w:noProof/>
           <w:sz w:val="21"/>
         </w:rPr>
-        <w:lastRenderedPageBreak/>
         <w:drawing>
           <wp:inline distT="0" distB="0" distL="0" distR="0" wp14:anchorId="46D1EE07" wp14:editId="39BA101A">
             <wp:extent cx="4445000" cy="2778125"/>
@@ -6213,6 +6411,7 @@
           <w:noProof/>
           <w:sz w:val="21"/>
         </w:rPr>
+        <w:lastRenderedPageBreak/>
         <w:drawing>
           <wp:inline distT="0" distB="0" distL="0" distR="0" wp14:anchorId="26BF4554" wp14:editId="320889E4">
             <wp:extent cx="4445000" cy="3028717"/>
@@ -6271,7 +6470,21 @@
           <w:sz w:val="21"/>
           <w:lang w:val="es-AR"/>
         </w:rPr>
-        <w:t xml:space="preserve"> Los 38 casos se subieron como conjunto de datos (</w:t>
+        <w:t xml:space="preserve"> </w:t>
+      </w:r>
+      <w:r>
+        <w:rPr>
+          <w:sz w:val="21"/>
+          <w:lang w:val="es-AR"/>
+        </w:rPr>
+        <w:t>Los 39 casos se subieron</w:t>
+      </w:r>
+      <w:r>
+        <w:rPr>
+          <w:sz w:val="21"/>
+          <w:lang w:val="es-AR"/>
+        </w:rPr>
+        <w:t xml:space="preserve"> como conjunto de datos (</w:t>
       </w:r>
       <w:r>
         <w:rPr>
@@ -6301,7 +6514,21 @@
           <w:sz w:val="21"/>
           <w:lang w:val="es-AR"/>
         </w:rPr>
-        <w:t>). Resultado del 12 de octubre de 2026: 38 de 38 casos aprobados.</w:t>
+        <w:t xml:space="preserve">). Resultado del 12 de octubre de 2026: </w:t>
+      </w:r>
+      <w:r>
+        <w:rPr>
+          <w:sz w:val="21"/>
+          <w:lang w:val="es-AR"/>
+        </w:rPr>
+        <w:t>39 de 39 casos aprobados</w:t>
+      </w:r>
+      <w:r>
+        <w:rPr>
+          <w:sz w:val="21"/>
+          <w:lang w:val="es-AR"/>
+        </w:rPr>
+        <w:t>.</w:t>
       </w:r>
     </w:p>
     <w:p>
@@ -6429,34 +6656,25 @@
                 <w:sz w:val="19"/>
                 <w:lang w:val="es-AR"/>
               </w:rPr>
-              <w:t xml:space="preserve">Base relacional con al menos 5 tablas </w:t>
-            </w:r>
-            <w:r>
-              <w:rPr>
-                <w:sz w:val="19"/>
-                <w:lang w:val="es-AR"/>
-              </w:rPr>
-              <w:lastRenderedPageBreak/>
-              <w:t>y más de 15 filas por tabla</w:t>
-            </w:r>
-          </w:p>
-        </w:tc>
-        <w:tc>
-          <w:tcPr>
-            <w:tcW w:w="3120" w:type="dxa"/>
-          </w:tcPr>
-          <w:p>
-            <w:pPr>
-              <w:spacing w:before="20" w:after="20" w:line="240" w:lineRule="auto"/>
-              <w:rPr>
-                <w:sz w:val="19"/>
-              </w:rPr>
-            </w:pPr>
-            <w:r>
-              <w:rPr>
-                <w:sz w:val="19"/>
-              </w:rPr>
-              <w:lastRenderedPageBreak/>
+              <w:t>Base relacional con al menos 5 tablas y más de 15 filas por tabla</w:t>
+            </w:r>
+          </w:p>
+        </w:tc>
+        <w:tc>
+          <w:tcPr>
+            <w:tcW w:w="3120" w:type="dxa"/>
+          </w:tcPr>
+          <w:p>
+            <w:pPr>
+              <w:spacing w:before="20" w:after="20" w:line="240" w:lineRule="auto"/>
+              <w:rPr>
+                <w:sz w:val="19"/>
+              </w:rPr>
+            </w:pPr>
+            <w:r>
+              <w:rPr>
+                <w:sz w:val="19"/>
+              </w:rPr>
               <w:t>Cumplido</w:t>
             </w:r>
           </w:p>
@@ -6478,15 +6696,7 @@
                 <w:sz w:val="19"/>
                 <w:lang w:val="es-AR"/>
               </w:rPr>
-              <w:t xml:space="preserve">7 tablas, de 18 a 38.880 filas (pruebas </w:t>
-            </w:r>
-            <w:r>
-              <w:rPr>
-                <w:sz w:val="19"/>
-                <w:lang w:val="es-AR"/>
-              </w:rPr>
-              <w:lastRenderedPageBreak/>
-              <w:t>de integridad del seed)</w:t>
+              <w:t>7 tablas, de 18 a 38.880 filas (pruebas de integridad del seed)</w:t>
             </w:r>
           </w:p>
         </w:tc>
@@ -6509,7 +6719,6 @@
                 <w:sz w:val="19"/>
                 <w:lang w:val="es-AR"/>
               </w:rPr>
-              <w:lastRenderedPageBreak/>
               <w:t>Al menos 2 PDF para RAG</w:t>
             </w:r>
           </w:p>
@@ -6613,7 +6822,14 @@
                 <w:sz w:val="19"/>
                 <w:lang w:val="es-AR"/>
               </w:rPr>
-              <w:t>Pruebas de ruteo y evaluación con Gemini: fuente correcta en el 100% de los casos de las corridas 4 y 5</w:t>
+              <w:t xml:space="preserve">Pruebas de ruteo y evaluación con Gemini: fuente correcta en el 100% de los casos </w:t>
+            </w:r>
+            <w:r>
+              <w:rPr>
+                <w:sz w:val="19"/>
+                <w:lang w:val="es-AR"/>
+              </w:rPr>
+              <w:t>de las corridas 4, 5 y 6</w:t>
             </w:r>
           </w:p>
         </w:tc>
@@ -6735,7 +6951,7 @@
                 <w:sz w:val="19"/>
                 <w:lang w:val="es-AR"/>
               </w:rPr>
-              <w:t>9 páginas con portada</w:t>
+              <w:t>10 páginas con portada</w:t>
             </w:r>
             <w:r>
               <w:rPr>
@@ -7212,6 +7428,7 @@
           <w:b/>
           <w:sz w:val="21"/>
         </w:rPr>
+        <w:lastRenderedPageBreak/>
         <w:t>Limitaciones</w:t>
       </w:r>
     </w:p>
@@ -7240,13 +7457,20 @@
           <w:sz w:val="21"/>
           <w:lang w:val="es-AR"/>
         </w:rPr>
-        <w:t xml:space="preserve"> El modelo no redacta siempre igual: un caso que aprobó en la corrida 2 falló en la 3 por cómo escribió la respuesta. El 38 de 38 es el resultado de una corrida, no una garantía. </w:t>
-      </w:r>
-      <w:r>
-        <w:rPr>
-          <w:sz w:val="21"/>
-        </w:rPr>
-        <w:t>Además, 38 casos son una muestra chica.</w:t>
+        <w:t xml:space="preserve"> El modelo no redacta siempre igual: un caso que aprobó en la corrida 2 falló en la 3 por cómo escribió la respuesta. </w:t>
+      </w:r>
+      <w:r>
+        <w:rPr>
+          <w:sz w:val="21"/>
+          <w:lang w:val="es-AR"/>
+        </w:rPr>
+        <w:t>El 39 de 39 es el resultado de una corrida, no una garantía. Además, 39 casos</w:t>
+      </w:r>
+      <w:r>
+        <w:rPr>
+          <w:sz w:val="21"/>
+        </w:rPr>
+        <w:t xml:space="preserve"> son una muestra chica.</w:t>
       </w:r>
     </w:p>
     <w:p>

--- a/docs/informe/informe.docx
+++ b/docs/informe/informe.docx
@@ -855,7 +855,7 @@
                 <w:sz w:val="19"/>
                 <w:lang w:val="es-AR"/>
               </w:rPr>
-              <w:t>78 tareas</w:t>
+              <w:t>79 tareas</w:t>
             </w:r>
             <w:r>
               <w:rPr>
@@ -1060,7 +1060,7 @@
           <w:sz w:val="21"/>
           <w:lang w:val="es-AR"/>
         </w:rPr>
-        <w:t>T045 a T078</w:t>
+        <w:t>T045 a T079</w:t>
       </w:r>
       <w:r>
         <w:rPr>

--- a/docs/informe/informe.docx
+++ b/docs/informe/informe.docx
@@ -679,7 +679,21 @@
                 <w:sz w:val="19"/>
                 <w:lang w:val="es-AR"/>
               </w:rPr>
-              <w:t>5 historias de usuario, 16 requisitos y 8 criterios de éxito</w:t>
+              <w:t xml:space="preserve">5 historias de usuario, </w:t>
+            </w:r>
+            <w:r>
+              <w:rPr>
+                <w:sz w:val="19"/>
+                <w:lang w:val="es-AR"/>
+              </w:rPr>
+              <w:t>19 requisitos</w:t>
+            </w:r>
+            <w:r>
+              <w:rPr>
+                <w:sz w:val="19"/>
+                <w:lang w:val="es-AR"/>
+              </w:rPr>
+              <w:t xml:space="preserve"> y 8 criterios de éxito</w:t>
             </w:r>
           </w:p>
         </w:tc>
@@ -855,7 +869,7 @@
                 <w:sz w:val="19"/>
                 <w:lang w:val="es-AR"/>
               </w:rPr>
-              <w:t>79 tareas</w:t>
+              <w:t>85 tareas</w:t>
             </w:r>
             <w:r>
               <w:rPr>
@@ -1060,7 +1074,7 @@
           <w:sz w:val="21"/>
           <w:lang w:val="es-AR"/>
         </w:rPr>
-        <w:t>T045 a T079</w:t>
+        <w:t>T045 a T085</w:t>
       </w:r>
       <w:r>
         <w:rPr>
@@ -3449,7 +3463,7 @@
           <w:sz w:val="21"/>
           <w:lang w:val="es-AR"/>
         </w:rPr>
-        <w:t>La evaluación de 39 casos sí usa</w:t>
+        <w:t>La evaluación de 42 casos sí usa</w:t>
       </w:r>
       <w:r>
         <w:rPr>
@@ -3504,21 +3518,35 @@
           <w:sz w:val="21"/>
           <w:lang w:val="es-AR"/>
         </w:rPr>
-        <w:t>Son 98 y pasaron</w:t>
-      </w:r>
-      <w:r>
-        <w:rPr>
-          <w:sz w:val="21"/>
-          <w:lang w:val="es-AR"/>
-        </w:rPr>
-        <w:t xml:space="preserve"> todas en la última corrida. Usan un modelo falso con respuestas guionadas, así que prueban la lógica del sistema y no la calidad de Gemini. Cubren el validador de SQL (30 pruebas), el rol de solo lectura contra una base real (10), la integridad de los datos (10), las rutas del grafo y los caminos de datos y documentos (23), </w:t>
-      </w:r>
-      <w:r>
-        <w:rPr>
-          <w:sz w:val="21"/>
-          <w:lang w:val="es-AR"/>
-        </w:rPr>
-        <w:t>el evaluador (15)</w:t>
+        <w:t>Son 100 y pasaron</w:t>
+      </w:r>
+      <w:r>
+        <w:rPr>
+          <w:sz w:val="21"/>
+          <w:lang w:val="es-AR"/>
+        </w:rPr>
+        <w:t xml:space="preserve"> todas en la última corrida. Usan un modelo falso con respuestas guionadas, así que prueban la lógica del sistema y no la calidad de Gemini. Cubren el validador de SQL (30 pruebas), el rol de solo lectura contra una base real (10), la integridad de los datos (10), las rutas del grafo y los </w:t>
+      </w:r>
+      <w:r>
+        <w:rPr>
+          <w:sz w:val="21"/>
+          <w:lang w:val="es-AR"/>
+        </w:rPr>
+        <w:t>caminos de datos y documentos (24)</w:t>
+      </w:r>
+      <w:r>
+        <w:rPr>
+          <w:sz w:val="21"/>
+          <w:lang w:val="es-AR"/>
+        </w:rPr>
+        <w:t xml:space="preserve">, </w:t>
+      </w:r>
+      <w:r>
+        <w:rPr>
+          <w:sz w:val="21"/>
+          <w:lang w:val="es-AR"/>
+        </w:rPr>
+        <w:t>el evaluador (16)</w:t>
       </w:r>
       <w:r>
         <w:rPr>
@@ -3558,7 +3586,7 @@
           <w:sz w:val="21"/>
           <w:lang w:val="es-AR"/>
         </w:rPr>
-        <w:t>Evaluación de 39 casos (</w:t>
+        <w:t>Evaluación de 42 casos (</w:t>
       </w:r>
       <w:r>
         <w:rPr>
@@ -3604,7 +3632,7 @@
           <w:sz w:val="21"/>
           <w:lang w:val="es-AR"/>
         </w:rPr>
-        <w:t>4 casos borde (equipo que no existe, pregunta ambigua, resultado recortado, pregunta ajena a la planta)</w:t>
+        <w:t>7 casos borde (equipo inexistente, pregunta ambigua o ajena a la planta, resultado recortado, período sin datos, unidad de medida y evolución por día)</w:t>
       </w:r>
       <w:r>
         <w:rPr>
@@ -3673,7 +3701,7 @@
           <w:sz w:val="21"/>
           <w:lang w:val="es-AR"/>
         </w:rPr>
-        <w:t>se corrió seis veces entre el 10 y el 12 de octubre de 2026. La última dio 39 de 39 casos</w:t>
+        <w:t>se corrió ocho veces entre el 10 y el 13 de octubre de 2026. La última dio 42 de 42 casos</w:t>
       </w:r>
       <w:r>
         <w:rPr>
@@ -4303,6 +4331,166 @@
           </w:p>
         </w:tc>
       </w:tr>
+      <w:tr>
+        <w:tc>
+          <w:tcPr>
+            <w:tcW w:w="2340" w:type="dxa"/>
+          </w:tcPr>
+          <w:p>
+            <w:pPr>
+              <w:spacing w:before="20" w:after="20" w:line="240" w:lineRule="auto"/>
+              <w:rPr>
+                <w:sz w:val="19"/>
+              </w:rPr>
+            </w:pPr>
+            <w:r>
+              <w:rPr>
+                <w:sz w:val="19"/>
+              </w:rPr>
+              <w:t>7</w:t>
+            </w:r>
+          </w:p>
+        </w:tc>
+        <w:tc>
+          <w:tcPr>
+            <w:tcW w:w="2340" w:type="dxa"/>
+          </w:tcPr>
+          <w:p>
+            <w:pPr>
+              <w:spacing w:before="20" w:after="20" w:line="240" w:lineRule="auto"/>
+              <w:rPr>
+                <w:sz w:val="19"/>
+              </w:rPr>
+            </w:pPr>
+            <w:r>
+              <w:rPr>
+                <w:sz w:val="19"/>
+              </w:rPr>
+              <w:t>gemini-3.5-flash-lite</w:t>
+            </w:r>
+          </w:p>
+        </w:tc>
+        <w:tc>
+          <w:tcPr>
+            <w:tcW w:w="2340" w:type="dxa"/>
+          </w:tcPr>
+          <w:p>
+            <w:pPr>
+              <w:spacing w:before="20" w:after="20" w:line="240" w:lineRule="auto"/>
+              <w:rPr>
+                <w:sz w:val="19"/>
+              </w:rPr>
+            </w:pPr>
+            <w:r>
+              <w:rPr>
+                <w:sz w:val="19"/>
+              </w:rPr>
+              <w:t>42 de 42</w:t>
+            </w:r>
+          </w:p>
+        </w:tc>
+        <w:tc>
+          <w:tcPr>
+            <w:tcW w:w="2340" w:type="dxa"/>
+          </w:tcPr>
+          <w:p>
+            <w:pPr>
+              <w:spacing w:before="20" w:after="20" w:line="240" w:lineRule="auto"/>
+              <w:rPr>
+                <w:sz w:val="19"/>
+                <w:lang w:val="es-AR"/>
+              </w:rPr>
+            </w:pPr>
+            <w:r>
+              <w:rPr>
+                <w:sz w:val="19"/>
+                <w:lang w:val="es-AR"/>
+              </w:rPr>
+              <w:t>Tres comportamientos nuevos: período sin datos, unidad y evolución por día. El servicio respondió lento: percentil 90 de 17,6 s</w:t>
+            </w:r>
+          </w:p>
+        </w:tc>
+      </w:tr>
+      <w:tr>
+        <w:tc>
+          <w:tcPr>
+            <w:tcW w:w="2340" w:type="dxa"/>
+          </w:tcPr>
+          <w:p>
+            <w:pPr>
+              <w:spacing w:before="20" w:after="20" w:line="240" w:lineRule="auto"/>
+              <w:rPr>
+                <w:sz w:val="19"/>
+              </w:rPr>
+            </w:pPr>
+            <w:r>
+              <w:rPr>
+                <w:sz w:val="19"/>
+              </w:rPr>
+              <w:t>8</w:t>
+            </w:r>
+          </w:p>
+        </w:tc>
+        <w:tc>
+          <w:tcPr>
+            <w:tcW w:w="2340" w:type="dxa"/>
+          </w:tcPr>
+          <w:p>
+            <w:pPr>
+              <w:spacing w:before="20" w:after="20" w:line="240" w:lineRule="auto"/>
+              <w:rPr>
+                <w:sz w:val="19"/>
+              </w:rPr>
+            </w:pPr>
+            <w:r>
+              <w:rPr>
+                <w:sz w:val="19"/>
+              </w:rPr>
+              <w:t>gemini-3.5-flash-lite</w:t>
+            </w:r>
+          </w:p>
+        </w:tc>
+        <w:tc>
+          <w:tcPr>
+            <w:tcW w:w="2340" w:type="dxa"/>
+          </w:tcPr>
+          <w:p>
+            <w:pPr>
+              <w:spacing w:before="20" w:after="20" w:line="240" w:lineRule="auto"/>
+              <w:rPr>
+                <w:sz w:val="19"/>
+              </w:rPr>
+            </w:pPr>
+            <w:r>
+              <w:rPr>
+                <w:sz w:val="19"/>
+              </w:rPr>
+              <w:t>42 de 42</w:t>
+            </w:r>
+          </w:p>
+        </w:tc>
+        <w:tc>
+          <w:tcPr>
+            <w:tcW w:w="2340" w:type="dxa"/>
+          </w:tcPr>
+          <w:p>
+            <w:pPr>
+              <w:spacing w:before="20" w:after="20" w:line="240" w:lineRule="auto"/>
+              <w:rPr>
+                <w:sz w:val="19"/>
+                <w:lang w:val="es-AR"/>
+              </w:rPr>
+            </w:pPr>
+            <w:r>
+              <w:rPr>
+                <w:sz w:val="19"/>
+                <w:lang w:val="es-AR"/>
+              </w:rPr>
+              <w:t>Repetición con tiempos normales: percentil 90 de 4,8 s</w:t>
+            </w:r>
+          </w:p>
+        </w:tc>
+      </w:tr>
     </w:tbl>
     <w:p>
       <w:pPr>
@@ -4318,7 +4506,7 @@
           <w:sz w:val="21"/>
           <w:lang w:val="es-AR"/>
         </w:rPr>
-        <w:t>Criterios de éxito en la corrida 6</w:t>
+        <w:t>Criterios de éxito en la corrida 8</w:t>
       </w:r>
       <w:r>
         <w:rPr>
@@ -4341,7 +4529,7 @@
           <w:sz w:val="21"/>
           <w:lang w:val="es-AR"/>
         </w:rPr>
-        <w:t>20261012-203031.json</w:t>
+        <w:t>20261013-205335.json</w:t>
       </w:r>
       <w:r>
         <w:rPr>
@@ -4482,7 +4670,7 @@
               <w:rPr>
                 <w:sz w:val="19"/>
               </w:rPr>
-              <w:t>100% (39 de 39)</w:t>
+              <w:t>100% (42 de 42)</w:t>
             </w:r>
           </w:p>
         </w:tc>
@@ -4787,7 +4975,7 @@
               <w:rPr>
                 <w:sz w:val="19"/>
               </w:rPr>
-              <w:t>3,6 s (mediana 2,6 s)</w:t>
+              <w:t>4,8 s (mediana 3,3 s)</w:t>
             </w:r>
           </w:p>
         </w:tc>
@@ -5260,6 +5448,7 @@
         <w:rPr>
           <w:lang w:val="es-AR"/>
         </w:rPr>
+        <w:lastRenderedPageBreak/>
         <w:t>Ejemplos de consultas y evidencias</w:t>
       </w:r>
     </w:p>
@@ -5551,15 +5740,7 @@
                 <w:sz w:val="19"/>
                 <w:lang w:val="es-AR"/>
               </w:rPr>
-              <w:t xml:space="preserve">El valor máximo de temperatura registrado en el motor M-301 fue de </w:t>
-            </w:r>
-            <w:r>
-              <w:rPr>
-                <w:sz w:val="19"/>
-                <w:lang w:val="es-AR"/>
-              </w:rPr>
-              <w:lastRenderedPageBreak/>
-              <w:t>105.44.</w:t>
+              <w:t>El valor máximo de temperatura registrado en el motor M-301 fue de 105.44.</w:t>
             </w:r>
           </w:p>
         </w:tc>
@@ -5582,7 +5763,6 @@
                 <w:sz w:val="19"/>
                 <w:lang w:val="es-AR"/>
               </w:rPr>
-              <w:lastRenderedPageBreak/>
               <w:t>¿Cuántas alarmas críticas hubo en el área Bombeo de agua?</w:t>
             </w:r>
           </w:p>
@@ -6477,7 +6657,7 @@
           <w:sz w:val="21"/>
           <w:lang w:val="es-AR"/>
         </w:rPr>
-        <w:t>Los 39 casos se subieron</w:t>
+        <w:t>Los 42 casos se subieron</w:t>
       </w:r>
       <w:r>
         <w:rPr>
@@ -6514,21 +6694,14 @@
           <w:sz w:val="21"/>
           <w:lang w:val="es-AR"/>
         </w:rPr>
-        <w:t xml:space="preserve">). Resultado del 12 de octubre de 2026: </w:t>
-      </w:r>
-      <w:r>
-        <w:rPr>
-          <w:sz w:val="21"/>
-          <w:lang w:val="es-AR"/>
-        </w:rPr>
-        <w:t>39 de 39 casos aprobados</w:t>
-      </w:r>
-      <w:r>
-        <w:rPr>
-          <w:sz w:val="21"/>
-          <w:lang w:val="es-AR"/>
-        </w:rPr>
-        <w:t>.</w:t>
+        <w:t xml:space="preserve">). </w:t>
+      </w:r>
+      <w:r>
+        <w:rPr>
+          <w:sz w:val="21"/>
+          <w:lang w:val="es-AR"/>
+        </w:rPr>
+        <w:t>Resultado del 13 de octubre de 2026: 41 de 42. El caso que falló respondió bien, pero su consulta devolvió una fila por alarma en vez del conteo.</w:t>
       </w:r>
     </w:p>
     <w:p>
@@ -6829,7 +7002,7 @@
                 <w:sz w:val="19"/>
                 <w:lang w:val="es-AR"/>
               </w:rPr>
-              <w:t>de las corridas 4, 5 y 6</w:t>
+              <w:t>de las corridas 4 a 8</w:t>
             </w:r>
           </w:p>
         </w:tc>
@@ -7413,6 +7586,7 @@
           <w:sz w:val="21"/>
           <w:lang w:val="es-AR"/>
         </w:rPr>
+        <w:lastRenderedPageBreak/>
         <w:t>El despliegue en la nube del agente no se eligió como criterio.</w:t>
       </w:r>
     </w:p>
@@ -7428,7 +7602,6 @@
           <w:b/>
           <w:sz w:val="21"/>
         </w:rPr>
-        <w:lastRenderedPageBreak/>
         <w:t>Limitaciones</w:t>
       </w:r>
     </w:p>
@@ -7464,7 +7637,7 @@
           <w:sz w:val="21"/>
           <w:lang w:val="es-AR"/>
         </w:rPr>
-        <w:t>El 39 de 39 es el resultado de una corrida, no una garantía. Además, 39 casos</w:t>
+        <w:t>El 42 de 42 se repitió en dos corridas seguidas, pero el experimento de LangSmith del mismo día dio 41 de 42. Además, 42 casos</w:t>
       </w:r>
       <w:r>
         <w:rPr>
@@ -7514,7 +7687,14 @@
           <w:sz w:val="21"/>
           <w:lang w:val="es-AR"/>
         </w:rPr>
-        <w:t xml:space="preserve"> el límite es de 15 pedidos por minuto. Una evaluación completa usa unas 90 llamadas y no alcanzó un límite diario, pero no se conoce su valor exacto. Si se alcanza, el agente lo informa y la evaluación se detiene.</w:t>
+        <w:t xml:space="preserve"> el límite es de 15 pedidos por minuto. Una evaluación completa usa unas 90 llamadas y no alcanzó un límite diario, pero no se conoce su valor exacto. </w:t>
+      </w:r>
+      <w:r>
+        <w:rPr>
+          <w:sz w:val="21"/>
+          <w:lang w:val="es-AR"/>
+        </w:rPr>
+        <w:t>Si se alcanza, el agente lo informa y la evaluación se detiene. El tiempo depende del servicio: el percentil 90 fue de 4,8 s en una corrida y de 17,6 s en otra.</w:t>
       </w:r>
     </w:p>
     <w:p>

--- a/docs/informe/informe.docx
+++ b/docs/informe/informe.docx
@@ -869,7 +869,7 @@
                 <w:sz w:val="19"/>
                 <w:lang w:val="es-AR"/>
               </w:rPr>
-              <w:t>85 tareas</w:t>
+              <w:t>90 tareas</w:t>
             </w:r>
             <w:r>
               <w:rPr>
@@ -1074,7 +1074,7 @@
           <w:sz w:val="21"/>
           <w:lang w:val="es-AR"/>
         </w:rPr>
-        <w:t>T045 a T085</w:t>
+        <w:t>T045 a T090</w:t>
       </w:r>
       <w:r>
         <w:rPr>
@@ -3395,22 +3395,21 @@
           <w:sz w:val="21"/>
           <w:lang w:val="es-AR"/>
         </w:rPr>
-        <w:t xml:space="preserve"> permite 5 pedidos por minuto y 20 por día, y </w:t>
-      </w:r>
-      <w:r>
-        <w:rPr>
-          <w:rStyle w:val="CodeChar"/>
-          <w:sz w:val="21"/>
-          <w:lang w:val="es-AR"/>
-        </w:rPr>
-        <w:t>gemini-3.5-flash-lite</w:t>
-      </w:r>
-      <w:r>
-        <w:rPr>
-          <w:sz w:val="21"/>
-          <w:lang w:val="es-AR"/>
-        </w:rPr>
-        <w:t xml:space="preserve"> 15 por minuto. Los embeddings funcionaron con una clave de la capa gratuita. </w:t>
+        <w:t xml:space="preserve"> permite 5 pedidos por minuto y 20 por día, </w:t>
+      </w:r>
+      <w:r>
+        <w:rPr>
+          <w:sz w:val="21"/>
+          <w:lang w:val="es-AR"/>
+        </w:rPr>
+        <w:t>y gemini-3.5-flash-lite 15 por minuto y 500 por día.</w:t>
+      </w:r>
+      <w:r>
+        <w:rPr>
+          <w:sz w:val="21"/>
+          <w:lang w:val="es-AR"/>
+        </w:rPr>
+        <w:t xml:space="preserve"> Los embeddings funcionaron con una clave de la capa gratuita. </w:t>
       </w:r>
       <w:r>
         <w:rPr>
@@ -3518,7 +3517,7 @@
           <w:sz w:val="21"/>
           <w:lang w:val="es-AR"/>
         </w:rPr>
-        <w:t>Son 100 y pasaron</w:t>
+        <w:t>Son 102 y pasaron</w:t>
       </w:r>
       <w:r>
         <w:rPr>
@@ -3546,7 +3545,7 @@
           <w:sz w:val="21"/>
           <w:lang w:val="es-AR"/>
         </w:rPr>
-        <w:t>el evaluador (16)</w:t>
+        <w:t>el evaluador (18)</w:t>
       </w:r>
       <w:r>
         <w:rPr>
@@ -3701,7 +3700,14 @@
           <w:sz w:val="21"/>
           <w:lang w:val="es-AR"/>
         </w:rPr>
-        <w:t>se corrió ocho veces entre el 10 y el 13 de octubre de 2026. La última dio 42 de 42 casos</w:t>
+        <w:t>se corrió doce veces entre el 10 y el 14 de octubre de 2026</w:t>
+      </w:r>
+      <w:r>
+        <w:rPr>
+          <w:sz w:val="21"/>
+          <w:lang w:val="es-AR"/>
+        </w:rPr>
+        <w:t>. La última dio 42 de 42 casos</w:t>
       </w:r>
       <w:r>
         <w:rPr>
@@ -4491,6 +4497,166 @@
           </w:p>
         </w:tc>
       </w:tr>
+      <w:tr>
+        <w:tc>
+          <w:tcPr>
+            <w:tcW w:w="2340" w:type="dxa"/>
+          </w:tcPr>
+          <w:p>
+            <w:pPr>
+              <w:spacing w:before="20" w:after="20" w:line="240" w:lineRule="auto"/>
+              <w:rPr>
+                <w:sz w:val="19"/>
+              </w:rPr>
+            </w:pPr>
+            <w:r>
+              <w:rPr>
+                <w:sz w:val="19"/>
+              </w:rPr>
+              <w:t>9 a 11</w:t>
+            </w:r>
+          </w:p>
+        </w:tc>
+        <w:tc>
+          <w:tcPr>
+            <w:tcW w:w="2340" w:type="dxa"/>
+          </w:tcPr>
+          <w:p>
+            <w:pPr>
+              <w:spacing w:before="20" w:after="20" w:line="240" w:lineRule="auto"/>
+              <w:rPr>
+                <w:sz w:val="19"/>
+              </w:rPr>
+            </w:pPr>
+            <w:r>
+              <w:rPr>
+                <w:sz w:val="19"/>
+              </w:rPr>
+              <w:t>gemini-3.5-flash-lite</w:t>
+            </w:r>
+          </w:p>
+        </w:tc>
+        <w:tc>
+          <w:tcPr>
+            <w:tcW w:w="2340" w:type="dxa"/>
+          </w:tcPr>
+          <w:p>
+            <w:pPr>
+              <w:spacing w:before="20" w:after="20" w:line="240" w:lineRule="auto"/>
+              <w:rPr>
+                <w:sz w:val="19"/>
+              </w:rPr>
+            </w:pPr>
+            <w:r>
+              <w:rPr>
+                <w:sz w:val="19"/>
+              </w:rPr>
+              <w:t>35, 41 y 41 de 42</w:t>
+            </w:r>
+          </w:p>
+        </w:tc>
+        <w:tc>
+          <w:tcPr>
+            <w:tcW w:w="2340" w:type="dxa"/>
+          </w:tcPr>
+          <w:p>
+            <w:pPr>
+              <w:spacing w:before="20" w:after="20" w:line="240" w:lineRule="auto"/>
+              <w:rPr>
+                <w:sz w:val="19"/>
+                <w:lang w:val="es-AR"/>
+              </w:rPr>
+            </w:pPr>
+            <w:r>
+              <w:rPr>
+                <w:sz w:val="19"/>
+                <w:lang w:val="es-AR"/>
+              </w:rPr>
+              <w:t>Afectadas por caídas del servicio (errores 503 y 504) y cortes de conexión, no por respuestas del agente</w:t>
+            </w:r>
+          </w:p>
+        </w:tc>
+      </w:tr>
+      <w:tr>
+        <w:tc>
+          <w:tcPr>
+            <w:tcW w:w="2340" w:type="dxa"/>
+          </w:tcPr>
+          <w:p>
+            <w:pPr>
+              <w:spacing w:before="20" w:after="20" w:line="240" w:lineRule="auto"/>
+              <w:rPr>
+                <w:sz w:val="19"/>
+              </w:rPr>
+            </w:pPr>
+            <w:r>
+              <w:rPr>
+                <w:sz w:val="19"/>
+              </w:rPr>
+              <w:t>12</w:t>
+            </w:r>
+          </w:p>
+        </w:tc>
+        <w:tc>
+          <w:tcPr>
+            <w:tcW w:w="2340" w:type="dxa"/>
+          </w:tcPr>
+          <w:p>
+            <w:pPr>
+              <w:spacing w:before="20" w:after="20" w:line="240" w:lineRule="auto"/>
+              <w:rPr>
+                <w:sz w:val="19"/>
+              </w:rPr>
+            </w:pPr>
+            <w:r>
+              <w:rPr>
+                <w:sz w:val="19"/>
+              </w:rPr>
+              <w:t>gemini-3.5-flash-lite</w:t>
+            </w:r>
+          </w:p>
+        </w:tc>
+        <w:tc>
+          <w:tcPr>
+            <w:tcW w:w="2340" w:type="dxa"/>
+          </w:tcPr>
+          <w:p>
+            <w:pPr>
+              <w:spacing w:before="20" w:after="20" w:line="240" w:lineRule="auto"/>
+              <w:rPr>
+                <w:sz w:val="19"/>
+              </w:rPr>
+            </w:pPr>
+            <w:r>
+              <w:rPr>
+                <w:sz w:val="19"/>
+              </w:rPr>
+              <w:t>42 de 42</w:t>
+            </w:r>
+          </w:p>
+        </w:tc>
+        <w:tc>
+          <w:tcPr>
+            <w:tcW w:w="2340" w:type="dxa"/>
+          </w:tcPr>
+          <w:p>
+            <w:pPr>
+              <w:spacing w:before="20" w:after="20" w:line="240" w:lineRule="auto"/>
+              <w:rPr>
+                <w:sz w:val="19"/>
+                <w:lang w:val="es-AR"/>
+              </w:rPr>
+            </w:pPr>
+            <w:r>
+              <w:rPr>
+                <w:sz w:val="19"/>
+                <w:lang w:val="es-AR"/>
+              </w:rPr>
+              <w:t>Versión final: conteo en una sola fila y sin unidad en los conteos</w:t>
+            </w:r>
+          </w:p>
+        </w:tc>
+      </w:tr>
     </w:tbl>
     <w:p>
       <w:pPr>
@@ -4506,7 +4672,7 @@
           <w:sz w:val="21"/>
           <w:lang w:val="es-AR"/>
         </w:rPr>
-        <w:t>Criterios de éxito en la corrida 8</w:t>
+        <w:t>Criterios de éxito en la corrida 12</w:t>
       </w:r>
       <w:r>
         <w:rPr>
@@ -4529,7 +4695,7 @@
           <w:sz w:val="21"/>
           <w:lang w:val="es-AR"/>
         </w:rPr>
-        <w:t>20261013-205335.json</w:t>
+        <w:t>20261014-224501.json</w:t>
       </w:r>
       <w:r>
         <w:rPr>
@@ -4975,7 +5141,7 @@
               <w:rPr>
                 <w:sz w:val="19"/>
               </w:rPr>
-              <w:t>4,8 s (mediana 3,3 s)</w:t>
+              <w:t>6,2 s (mediana 3,3 s)</w:t>
             </w:r>
           </w:p>
         </w:tc>
@@ -5388,6 +5554,7 @@
                 <w:sz w:val="19"/>
                 <w:lang w:val="es-AR"/>
               </w:rPr>
+              <w:lastRenderedPageBreak/>
               <w:t>Una respuesta correcta se contó como error</w:t>
             </w:r>
           </w:p>
@@ -5448,7 +5615,6 @@
         <w:rPr>
           <w:lang w:val="es-AR"/>
         </w:rPr>
-        <w:lastRenderedPageBreak/>
         <w:t>Ejemplos de consultas y evidencias</w:t>
       </w:r>
     </w:p>
@@ -6701,7 +6867,7 @@
           <w:sz w:val="21"/>
           <w:lang w:val="es-AR"/>
         </w:rPr>
-        <w:t>Resultado del 13 de octubre de 2026: 41 de 42. El caso que falló respondió bien, pero su consulta devolvió una fila por alarma en vez del conteo.</w:t>
+        <w:t>El 13 de octubre dio 41 de 42: un caso respondió bien, pero su consulta devolvió una fila por alarma en vez del conteo. Se corrigió y el 14 de octubre dio 42 de 42.</w:t>
       </w:r>
     </w:p>
     <w:p>
@@ -7002,7 +7168,7 @@
                 <w:sz w:val="19"/>
                 <w:lang w:val="es-AR"/>
               </w:rPr>
-              <w:t>de las corridas 4 a 8</w:t>
+              <w:t>de la corrida final (12)</w:t>
             </w:r>
           </w:p>
         </w:tc>
@@ -7637,7 +7803,14 @@
           <w:sz w:val="21"/>
           <w:lang w:val="es-AR"/>
         </w:rPr>
-        <w:t>El 42 de 42 se repitió en dos corridas seguidas, pero el experimento de LangSmith del mismo día dio 41 de 42. Además, 42 casos</w:t>
+        <w:t>El 42 de 42 de la corrida final es una medición, no una garantía: el 13 de octubre el experimento de LangSmith dio 41 de 42 por una consulta distinta del modelo.</w:t>
+      </w:r>
+      <w:r>
+        <w:rPr>
+          <w:sz w:val="21"/>
+          <w:lang w:val="es-AR"/>
+        </w:rPr>
+        <w:t xml:space="preserve"> Además, 42 casos</w:t>
       </w:r>
       <w:r>
         <w:rPr>
@@ -7687,7 +7860,21 @@
           <w:sz w:val="21"/>
           <w:lang w:val="es-AR"/>
         </w:rPr>
-        <w:t xml:space="preserve"> el límite es de 15 pedidos por minuto. Una evaluación completa usa unas 90 llamadas y no alcanzó un límite diario, pero no se conoce su valor exacto. </w:t>
+        <w:t xml:space="preserve"> el límite es de 15 pedidos por minuto. </w:t>
+      </w:r>
+      <w:r>
+        <w:rPr>
+          <w:sz w:val="21"/>
+          <w:lang w:val="es-AR"/>
+        </w:rPr>
+        <w:t>Una evaluación completa usa unas 110 llamadas y el límite diario es de 500: se alcanzó el 13 de octubre, tras varias corridas, y el agente no respondió hasta el día siguiente.</w:t>
+      </w:r>
+      <w:r>
+        <w:rPr>
+          <w:sz w:val="21"/>
+          <w:lang w:val="es-AR"/>
+        </w:rPr>
+        <w:t xml:space="preserve"> </w:t>
       </w:r>
       <w:r>
         <w:rPr>

--- a/docs/informe/informe.docx
+++ b/docs/informe/informe.docx
@@ -686,7 +686,7 @@
                 <w:sz w:val="19"/>
                 <w:lang w:val="es-AR"/>
               </w:rPr>
-              <w:t>19 requisitos</w:t>
+              <w:t>21 requisitos</w:t>
             </w:r>
             <w:r>
               <w:rPr>
@@ -869,7 +869,7 @@
                 <w:sz w:val="19"/>
                 <w:lang w:val="es-AR"/>
               </w:rPr>
-              <w:t>90 tareas</w:t>
+              <w:t>97 tareas</w:t>
             </w:r>
             <w:r>
               <w:rPr>
@@ -1074,7 +1074,7 @@
           <w:sz w:val="21"/>
           <w:lang w:val="es-AR"/>
         </w:rPr>
-        <w:t>T045 a T090</w:t>
+        <w:t>T045 a T097</w:t>
       </w:r>
       <w:r>
         <w:rPr>
@@ -3517,7 +3517,7 @@
           <w:sz w:val="21"/>
           <w:lang w:val="es-AR"/>
         </w:rPr>
-        <w:t>Son 102 y pasaron</w:t>
+        <w:t>Son 103 y pasaron</w:t>
       </w:r>
       <w:r>
         <w:rPr>
@@ -3545,7 +3545,7 @@
           <w:sz w:val="21"/>
           <w:lang w:val="es-AR"/>
         </w:rPr>
-        <w:t>el evaluador (18)</w:t>
+        <w:t>el evaluador (19)</w:t>
       </w:r>
       <w:r>
         <w:rPr>
@@ -3729,7 +3729,14 @@
           <w:sz w:val="21"/>
           <w:lang w:val="es-AR"/>
         </w:rPr>
-        <w:t>. Las tres primeras sirvieron para encontrar y corregir errores.</w:t>
+        <w:t xml:space="preserve">. </w:t>
+      </w:r>
+      <w:r>
+        <w:rPr>
+          <w:sz w:val="21"/>
+          <w:lang w:val="es-AR"/>
+        </w:rPr>
+        <w:t>Las tres primeras sirvieron para encontrar y corregir errores. Además, un conjunto reservado de 8 casos nuevos, que no se usó para ajustar los prompts, se corrió una sola vez el 14 de octubre y dio 8 de 8.</w:t>
       </w:r>
     </w:p>
     <w:tbl>
@@ -3906,7 +3913,15 @@
                 <w:sz w:val="19"/>
                 <w:lang w:val="es-AR"/>
               </w:rPr>
-              <w:t>31 casos cortados por la cuota gratuita: 20 pedidos por día</w:t>
+              <w:t xml:space="preserve">31 casos cortados por la cuota gratuita: 20 pedidos </w:t>
+            </w:r>
+            <w:r>
+              <w:rPr>
+                <w:sz w:val="19"/>
+                <w:lang w:val="es-AR"/>
+              </w:rPr>
+              <w:lastRenderedPageBreak/>
+              <w:t>por día</w:t>
             </w:r>
           </w:p>
         </w:tc>
@@ -3927,6 +3942,7 @@
               <w:rPr>
                 <w:sz w:val="19"/>
               </w:rPr>
+              <w:lastRenderedPageBreak/>
               <w:t>2</w:t>
             </w:r>
           </w:p>
@@ -3947,15 +3963,7 @@
                 <w:rStyle w:val="CodeChar"/>
                 <w:sz w:val="19"/>
               </w:rPr>
-              <w:t>gemini-3.5-flash-</w:t>
-            </w:r>
-            <w:r>
-              <w:rPr>
-                <w:rStyle w:val="CodeChar"/>
-                <w:sz w:val="19"/>
-              </w:rPr>
-              <w:lastRenderedPageBreak/>
-              <w:t>lite</w:t>
+              <w:t>gemini-3.5-flash-lite</w:t>
             </w:r>
           </w:p>
         </w:tc>
@@ -3974,7 +3982,6 @@
               <w:rPr>
                 <w:sz w:val="19"/>
               </w:rPr>
-              <w:lastRenderedPageBreak/>
               <w:t>22 de 35</w:t>
             </w:r>
           </w:p>
@@ -3996,15 +4003,7 @@
                 <w:sz w:val="19"/>
                 <w:lang w:val="es-AR"/>
               </w:rPr>
-              <w:t xml:space="preserve">La ingesta había guardado </w:t>
-            </w:r>
-            <w:r>
-              <w:rPr>
-                <w:sz w:val="19"/>
-                <w:lang w:val="es-AR"/>
-              </w:rPr>
-              <w:lastRenderedPageBreak/>
-              <w:t>2 fragmentos en vez de 18</w:t>
+              <w:t>La ingesta había guardado 2 fragmentos en vez de 18</w:t>
             </w:r>
           </w:p>
         </w:tc>
@@ -4025,7 +4024,6 @@
               <w:rPr>
                 <w:sz w:val="19"/>
               </w:rPr>
-              <w:lastRenderedPageBreak/>
               <w:t>3</w:t>
             </w:r>
           </w:p>
@@ -5489,6 +5487,7 @@
                 <w:sz w:val="19"/>
                 <w:lang w:val="es-AR"/>
               </w:rPr>
+              <w:lastRenderedPageBreak/>
               <w:t>Una pregunta sin respaldo se respondió sin buscar</w:t>
             </w:r>
           </w:p>
@@ -5554,7 +5553,6 @@
                 <w:sz w:val="19"/>
                 <w:lang w:val="es-AR"/>
               </w:rPr>
-              <w:lastRenderedPageBreak/>
               <w:t>Una respuesta correcta se contó como error</w:t>
             </w:r>
           </w:p>

--- a/docs/informe/informe.docx
+++ b/docs/informe/informe.docx
@@ -686,7 +686,7 @@
                 <w:sz w:val="19"/>
                 <w:lang w:val="es-AR"/>
               </w:rPr>
-              <w:t>21 requisitos</w:t>
+              <w:t>22 requisitos</w:t>
             </w:r>
             <w:r>
               <w:rPr>
@@ -869,7 +869,7 @@
                 <w:sz w:val="19"/>
                 <w:lang w:val="es-AR"/>
               </w:rPr>
-              <w:t>97 tareas</w:t>
+              <w:t>101 tareas</w:t>
             </w:r>
             <w:r>
               <w:rPr>
@@ -1074,7 +1074,7 @@
           <w:sz w:val="21"/>
           <w:lang w:val="es-AR"/>
         </w:rPr>
-        <w:t>T045 a T097</w:t>
+        <w:t>T045 a T101</w:t>
       </w:r>
       <w:r>
         <w:rPr>
@@ -3462,7 +3462,7 @@
           <w:sz w:val="21"/>
           <w:lang w:val="es-AR"/>
         </w:rPr>
-        <w:t>La evaluación de 42 casos sí usa</w:t>
+        <w:t>La evaluación de 43 casos sí usa</w:t>
       </w:r>
       <w:r>
         <w:rPr>
@@ -3517,14 +3517,28 @@
           <w:sz w:val="21"/>
           <w:lang w:val="es-AR"/>
         </w:rPr>
-        <w:t>Son 103 y pasaron</w:t>
-      </w:r>
-      <w:r>
-        <w:rPr>
-          <w:sz w:val="21"/>
-          <w:lang w:val="es-AR"/>
-        </w:rPr>
-        <w:t xml:space="preserve"> todas en la última corrida. Usan un modelo falso con respuestas guionadas, así que prueban la lógica del sistema y no la calidad de Gemini. Cubren el validador de SQL (30 pruebas), el rol de solo lectura contra una base real (10), la integridad de los datos (10), las rutas del grafo y los </w:t>
+        <w:t>Son 104 y pasaron</w:t>
+      </w:r>
+      <w:r>
+        <w:rPr>
+          <w:sz w:val="21"/>
+          <w:lang w:val="es-AR"/>
+        </w:rPr>
+        <w:t xml:space="preserve"> todas en la última corrida. Usan un modelo falso con respuestas guionadas, así que prueban la lógica del sistema y no la calidad de Gemini. Cubren el </w:t>
+      </w:r>
+      <w:r>
+        <w:rPr>
+          <w:sz w:val="21"/>
+          <w:lang w:val="es-AR"/>
+        </w:rPr>
+        <w:t>validador de SQL (31 pruebas)</w:t>
+      </w:r>
+      <w:r>
+        <w:rPr>
+          <w:sz w:val="21"/>
+          <w:lang w:val="es-AR"/>
+        </w:rPr>
+        <w:t xml:space="preserve">, el rol de solo lectura contra una base real (10), la integridad de los datos (10), las rutas del grafo y los </w:t>
       </w:r>
       <w:r>
         <w:rPr>
@@ -3585,7 +3599,7 @@
           <w:sz w:val="21"/>
           <w:lang w:val="es-AR"/>
         </w:rPr>
-        <w:t>Evaluación de 42 casos (</w:t>
+        <w:t>Evaluación de 43 casos (</w:t>
       </w:r>
       <w:r>
         <w:rPr>
@@ -3631,7 +3645,7 @@
           <w:sz w:val="21"/>
           <w:lang w:val="es-AR"/>
         </w:rPr>
-        <w:t>7 casos borde (equipo inexistente, pregunta ambigua o ajena a la planta, resultado recortado, período sin datos, unidad de medida y evolución por día)</w:t>
+        <w:t>8 casos borde (equipo inexistente, pregunta ambigua o ajena a la planta, resultado recortado, período sin datos, unidad de medida, evolución por día y empate en el primer lugar)</w:t>
       </w:r>
       <w:r>
         <w:rPr>
@@ -3700,14 +3714,7 @@
           <w:sz w:val="21"/>
           <w:lang w:val="es-AR"/>
         </w:rPr>
-        <w:t>se corrió doce veces entre el 10 y el 14 de octubre de 2026</w:t>
-      </w:r>
-      <w:r>
-        <w:rPr>
-          <w:sz w:val="21"/>
-          <w:lang w:val="es-AR"/>
-        </w:rPr>
-        <w:t>. La última dio 42 de 42 casos</w:t>
+        <w:t>se corrió trece veces entre el 10 y el 15 de octubre de 2026. La última dio 43 de 43 casos</w:t>
       </w:r>
       <w:r>
         <w:rPr>
@@ -4655,6 +4662,86 @@
           </w:p>
         </w:tc>
       </w:tr>
+      <w:tr>
+        <w:tc>
+          <w:tcPr>
+            <w:tcW w:w="2340" w:type="dxa"/>
+          </w:tcPr>
+          <w:p>
+            <w:pPr>
+              <w:spacing w:before="20" w:after="20" w:line="240" w:lineRule="auto"/>
+              <w:rPr>
+                <w:sz w:val="19"/>
+              </w:rPr>
+            </w:pPr>
+            <w:r>
+              <w:rPr>
+                <w:sz w:val="19"/>
+              </w:rPr>
+              <w:t>13</w:t>
+            </w:r>
+          </w:p>
+        </w:tc>
+        <w:tc>
+          <w:tcPr>
+            <w:tcW w:w="2340" w:type="dxa"/>
+          </w:tcPr>
+          <w:p>
+            <w:pPr>
+              <w:spacing w:before="20" w:after="20" w:line="240" w:lineRule="auto"/>
+              <w:rPr>
+                <w:sz w:val="19"/>
+              </w:rPr>
+            </w:pPr>
+            <w:r>
+              <w:rPr>
+                <w:sz w:val="19"/>
+              </w:rPr>
+              <w:t>gemini-3.5-flash-lite</w:t>
+            </w:r>
+          </w:p>
+        </w:tc>
+        <w:tc>
+          <w:tcPr>
+            <w:tcW w:w="2340" w:type="dxa"/>
+          </w:tcPr>
+          <w:p>
+            <w:pPr>
+              <w:spacing w:before="20" w:after="20" w:line="240" w:lineRule="auto"/>
+              <w:rPr>
+                <w:sz w:val="19"/>
+              </w:rPr>
+            </w:pPr>
+            <w:r>
+              <w:rPr>
+                <w:sz w:val="19"/>
+              </w:rPr>
+              <w:t>43 de 43</w:t>
+            </w:r>
+          </w:p>
+        </w:tc>
+        <w:tc>
+          <w:tcPr>
+            <w:tcW w:w="2340" w:type="dxa"/>
+          </w:tcPr>
+          <w:p>
+            <w:pPr>
+              <w:spacing w:before="20" w:after="20" w:line="240" w:lineRule="auto"/>
+              <w:rPr>
+                <w:sz w:val="19"/>
+                <w:lang w:val="es-AR"/>
+              </w:rPr>
+            </w:pPr>
+            <w:r>
+              <w:rPr>
+                <w:sz w:val="19"/>
+                <w:lang w:val="es-AR"/>
+              </w:rPr>
+              <w:t>Ejemplos de los prompts sin repetir casos, y empates. Mediana de tiempo de 10,4 s</w:t>
+            </w:r>
+          </w:p>
+        </w:tc>
+      </w:tr>
     </w:tbl>
     <w:p>
       <w:pPr>
@@ -4670,7 +4757,7 @@
           <w:sz w:val="21"/>
           <w:lang w:val="es-AR"/>
         </w:rPr>
-        <w:t>Criterios de éxito en la corrida 12</w:t>
+        <w:t>Criterios de éxito en la corrida 13</w:t>
       </w:r>
       <w:r>
         <w:rPr>
@@ -4693,7 +4780,7 @@
           <w:sz w:val="21"/>
           <w:lang w:val="es-AR"/>
         </w:rPr>
-        <w:t>20261014-224501.json</w:t>
+        <w:t>20261015-001031.json</w:t>
       </w:r>
       <w:r>
         <w:rPr>
@@ -4834,7 +4921,7 @@
               <w:rPr>
                 <w:sz w:val="19"/>
               </w:rPr>
-              <w:t>100% (42 de 42)</w:t>
+              <w:t>100% (43 de 43)</w:t>
             </w:r>
           </w:p>
         </w:tc>
@@ -5139,7 +5226,7 @@
               <w:rPr>
                 <w:sz w:val="19"/>
               </w:rPr>
-              <w:t>6,2 s (mediana 3,3 s)</w:t>
+              <w:t>15,9 s (mediana 10,4 s)</w:t>
             </w:r>
           </w:p>
         </w:tc>
@@ -5357,49 +5444,75 @@
                 <w:sz w:val="19"/>
                 <w:lang w:val="es-AR"/>
               </w:rPr>
-              <w:t>El agente inventó una presión nominal</w:t>
-            </w:r>
-          </w:p>
-        </w:tc>
-        <w:tc>
-          <w:tcPr>
-            <w:tcW w:w="3120" w:type="dxa"/>
-          </w:tcPr>
-          <w:p>
-            <w:pPr>
-              <w:spacing w:before="20" w:after="20" w:line="240" w:lineRule="auto"/>
-              <w:rPr>
-                <w:sz w:val="19"/>
-                <w:lang w:val="es-AR"/>
-              </w:rPr>
-            </w:pPr>
-            <w:r>
-              <w:rPr>
-                <w:sz w:val="19"/>
-                <w:lang w:val="es-AR"/>
-              </w:rPr>
-              <w:t>El SQL devolvió el umbral crítico con el nombre del dato pedido</w:t>
-            </w:r>
-          </w:p>
-        </w:tc>
-        <w:tc>
-          <w:tcPr>
-            <w:tcW w:w="3120" w:type="dxa"/>
-          </w:tcPr>
-          <w:p>
-            <w:pPr>
-              <w:spacing w:before="20" w:after="20" w:line="240" w:lineRule="auto"/>
-              <w:rPr>
-                <w:sz w:val="19"/>
-                <w:lang w:val="es-AR"/>
-              </w:rPr>
-            </w:pPr>
-            <w:r>
-              <w:rPr>
-                <w:sz w:val="19"/>
-                <w:lang w:val="es-AR"/>
-              </w:rPr>
-              <w:t>Reglas nuevas en los prompts de SQL y de síntesis (T052)</w:t>
+              <w:t xml:space="preserve">El agente inventó una presión </w:t>
+            </w:r>
+            <w:r>
+              <w:rPr>
+                <w:sz w:val="19"/>
+                <w:lang w:val="es-AR"/>
+              </w:rPr>
+              <w:lastRenderedPageBreak/>
+              <w:t>nominal</w:t>
+            </w:r>
+          </w:p>
+        </w:tc>
+        <w:tc>
+          <w:tcPr>
+            <w:tcW w:w="3120" w:type="dxa"/>
+          </w:tcPr>
+          <w:p>
+            <w:pPr>
+              <w:spacing w:before="20" w:after="20" w:line="240" w:lineRule="auto"/>
+              <w:rPr>
+                <w:sz w:val="19"/>
+                <w:lang w:val="es-AR"/>
+              </w:rPr>
+            </w:pPr>
+            <w:r>
+              <w:rPr>
+                <w:sz w:val="19"/>
+                <w:lang w:val="es-AR"/>
+              </w:rPr>
+              <w:lastRenderedPageBreak/>
+              <w:t xml:space="preserve">El SQL devolvió el umbral crítico </w:t>
+            </w:r>
+            <w:r>
+              <w:rPr>
+                <w:sz w:val="19"/>
+                <w:lang w:val="es-AR"/>
+              </w:rPr>
+              <w:lastRenderedPageBreak/>
+              <w:t>con el nombre del dato pedido</w:t>
+            </w:r>
+          </w:p>
+        </w:tc>
+        <w:tc>
+          <w:tcPr>
+            <w:tcW w:w="3120" w:type="dxa"/>
+          </w:tcPr>
+          <w:p>
+            <w:pPr>
+              <w:spacing w:before="20" w:after="20" w:line="240" w:lineRule="auto"/>
+              <w:rPr>
+                <w:sz w:val="19"/>
+                <w:lang w:val="es-AR"/>
+              </w:rPr>
+            </w:pPr>
+            <w:r>
+              <w:rPr>
+                <w:sz w:val="19"/>
+                <w:lang w:val="es-AR"/>
+              </w:rPr>
+              <w:lastRenderedPageBreak/>
+              <w:t xml:space="preserve">Reglas nuevas en los prompts de SQL </w:t>
+            </w:r>
+            <w:r>
+              <w:rPr>
+                <w:sz w:val="19"/>
+                <w:lang w:val="es-AR"/>
+              </w:rPr>
+              <w:lastRenderedPageBreak/>
+              <w:t>y de síntesis (T052)</w:t>
             </w:r>
           </w:p>
         </w:tc>
@@ -5422,6 +5535,7 @@
                 <w:sz w:val="19"/>
                 <w:lang w:val="es-AR"/>
               </w:rPr>
+              <w:lastRenderedPageBreak/>
               <w:t>Respondió "no tengo esa información" con filas correctas</w:t>
             </w:r>
           </w:p>
@@ -5487,7 +5601,6 @@
                 <w:sz w:val="19"/>
                 <w:lang w:val="es-AR"/>
               </w:rPr>
-              <w:lastRenderedPageBreak/>
               <w:t>Una pregunta sin respaldo se respondió sin buscar</w:t>
             </w:r>
           </w:p>
@@ -6345,7 +6458,15 @@
                 <w:sz w:val="19"/>
                 <w:lang w:val="es-AR"/>
               </w:rPr>
-              <w:t>¿Cuánto cuesta un rodamiento de repuesto?</w:t>
+              <w:t xml:space="preserve">¿Cuánto cuesta un </w:t>
+            </w:r>
+            <w:r>
+              <w:rPr>
+                <w:sz w:val="19"/>
+                <w:lang w:val="es-AR"/>
+              </w:rPr>
+              <w:lastRenderedPageBreak/>
+              <w:t>rodamiento de repuesto?</w:t>
             </w:r>
           </w:p>
         </w:tc>
@@ -6364,6 +6485,7 @@
               <w:rPr>
                 <w:sz w:val="19"/>
               </w:rPr>
+              <w:lastRenderedPageBreak/>
               <w:t>Ninguna (no hay dato)</w:t>
             </w:r>
           </w:p>
@@ -6385,7 +6507,15 @@
                 <w:sz w:val="19"/>
                 <w:lang w:val="es-AR"/>
               </w:rPr>
-              <w:t>Dice que no tiene la información</w:t>
+              <w:t xml:space="preserve">Dice que no tiene la </w:t>
+            </w:r>
+            <w:r>
+              <w:rPr>
+                <w:sz w:val="19"/>
+                <w:lang w:val="es-AR"/>
+              </w:rPr>
+              <w:lastRenderedPageBreak/>
+              <w:t>información</w:t>
             </w:r>
           </w:p>
         </w:tc>
@@ -6404,6 +6534,7 @@
               <w:rPr>
                 <w:sz w:val="19"/>
               </w:rPr>
+              <w:lastRenderedPageBreak/>
               <w:t>No tengo esa información.</w:t>
             </w:r>
           </w:p>
@@ -6478,7 +6609,6 @@
           <w:noProof/>
           <w:sz w:val="21"/>
         </w:rPr>
-        <w:lastRenderedPageBreak/>
         <w:drawing>
           <wp:inline distT="0" distB="0" distL="0" distR="0" wp14:anchorId="383ABE1E" wp14:editId="628F97A9">
             <wp:extent cx="4445000" cy="2778125"/>
@@ -6821,7 +6951,7 @@
           <w:sz w:val="21"/>
           <w:lang w:val="es-AR"/>
         </w:rPr>
-        <w:t>Los 42 casos se subieron</w:t>
+        <w:t>Los 43 casos se subieron</w:t>
       </w:r>
       <w:r>
         <w:rPr>
@@ -6865,7 +6995,14 @@
           <w:sz w:val="21"/>
           <w:lang w:val="es-AR"/>
         </w:rPr>
-        <w:t>El 13 de octubre dio 41 de 42: un caso respondió bien, pero su consulta devolvió una fila por alarma en vez del conteo. Se corrigió y el 14 de octubre dio 42 de 42.</w:t>
+        <w:t xml:space="preserve">El 13 de octubre dio 41 de 42: un caso respondió bien, pero su consulta devolvió una fila por alarma en vez del conteo. </w:t>
+      </w:r>
+      <w:r>
+        <w:rPr>
+          <w:sz w:val="21"/>
+          <w:lang w:val="es-AR"/>
+        </w:rPr>
+        <w:t>Se corrigió y el 14 de octubre dio 42 de 42. El 15 de octubre, con 43 casos, dio 42 de 43: una pregunta sin respaldo se respondió bien, pero sin buscar en las fuentes.</w:t>
       </w:r>
     </w:p>
     <w:p>
@@ -7166,7 +7303,7 @@
                 <w:sz w:val="19"/>
                 <w:lang w:val="es-AR"/>
               </w:rPr>
-              <w:t>de la corrida final (12)</w:t>
+              <w:t>de la corrida final (13)</w:t>
             </w:r>
           </w:p>
         </w:tc>
@@ -7710,27 +7847,36 @@
                 <w:sz w:val="19"/>
                 <w:lang w:val="es-AR"/>
               </w:rPr>
-              <w:t>Cumplido. Trazas, conjunto de datos y experimento de evaluación en el servicio real</w:t>
-            </w:r>
-          </w:p>
-        </w:tc>
-        <w:tc>
-          <w:tcPr>
-            <w:tcW w:w="3120" w:type="dxa"/>
-          </w:tcPr>
-          <w:p>
-            <w:pPr>
-              <w:spacing w:before="20" w:after="20" w:line="240" w:lineRule="auto"/>
-              <w:rPr>
-                <w:sz w:val="19"/>
-                <w:lang w:val="es-AR"/>
-              </w:rPr>
-            </w:pPr>
-            <w:r>
-              <w:rPr>
-                <w:sz w:val="19"/>
-                <w:lang w:val="es-AR"/>
-              </w:rPr>
+              <w:t xml:space="preserve">Cumplido. Trazas, conjunto de datos y experimento de evaluación en el </w:t>
+            </w:r>
+            <w:r>
+              <w:rPr>
+                <w:sz w:val="19"/>
+                <w:lang w:val="es-AR"/>
+              </w:rPr>
+              <w:lastRenderedPageBreak/>
+              <w:t>servicio real</w:t>
+            </w:r>
+          </w:p>
+        </w:tc>
+        <w:tc>
+          <w:tcPr>
+            <w:tcW w:w="3120" w:type="dxa"/>
+          </w:tcPr>
+          <w:p>
+            <w:pPr>
+              <w:spacing w:before="20" w:after="20" w:line="240" w:lineRule="auto"/>
+              <w:rPr>
+                <w:sz w:val="19"/>
+                <w:lang w:val="es-AR"/>
+              </w:rPr>
+            </w:pPr>
+            <w:r>
+              <w:rPr>
+                <w:sz w:val="19"/>
+                <w:lang w:val="es-AR"/>
+              </w:rPr>
+              <w:lastRenderedPageBreak/>
               <w:t>Captura de una traza con sus pasos y tiempos en la sección de evidencias</w:t>
             </w:r>
           </w:p>
@@ -7750,7 +7896,6 @@
           <w:sz w:val="21"/>
           <w:lang w:val="es-AR"/>
         </w:rPr>
-        <w:lastRenderedPageBreak/>
         <w:t>El despliegue en la nube del agente no se eligió como criterio.</w:t>
       </w:r>
     </w:p>
@@ -7801,14 +7946,7 @@
           <w:sz w:val="21"/>
           <w:lang w:val="es-AR"/>
         </w:rPr>
-        <w:t>El 42 de 42 de la corrida final es una medición, no una garantía: el 13 de octubre el experimento de LangSmith dio 41 de 42 por una consulta distinta del modelo.</w:t>
-      </w:r>
-      <w:r>
-        <w:rPr>
-          <w:sz w:val="21"/>
-          <w:lang w:val="es-AR"/>
-        </w:rPr>
-        <w:t xml:space="preserve"> Además, 42 casos</w:t>
+        <w:t>El 43 de 43 de la corrida final es una medición, no una garantía: el experimento de LangSmith del mismo día dio 42 de 43, porque el modelo no responde siempre igual. Además, 43 casos</w:t>
       </w:r>
       <w:r>
         <w:rPr>

--- a/docs/informe/informe.docx
+++ b/docs/informe/informe.docx
@@ -3517,7 +3517,7 @@
           <w:sz w:val="21"/>
           <w:lang w:val="es-AR"/>
         </w:rPr>
-        <w:t>Son 104 y pasaron</w:t>
+        <w:t>Son 105 y pasaron</w:t>
       </w:r>
       <w:r>
         <w:rPr>
@@ -3566,7 +3566,7 @@
           <w:sz w:val="21"/>
           <w:lang w:val="es-AR"/>
         </w:rPr>
-        <w:t>, la fragmentación y los embeddings (6) y la interfaz (4).</w:t>
+        <w:t>, la fragmentación y los embeddings (6) y la interfaz (5).</w:t>
       </w:r>
     </w:p>
     <w:p>
@@ -3714,7 +3714,7 @@
           <w:sz w:val="21"/>
           <w:lang w:val="es-AR"/>
         </w:rPr>
-        <w:t>se corrió trece veces entre el 10 y el 15 de octubre de 2026. La última dio 43 de 43 casos</w:t>
+        <w:t>se corrió trece veces entre el 10 y el 15 de octubre de 2026; la tabla muestra 5 de esas corridas y las 13 están en eval/results/. La última dio 43 de 43 casos</w:t>
       </w:r>
       <w:r>
         <w:rPr>
@@ -4112,7 +4112,7 @@
               <w:rPr>
                 <w:sz w:val="19"/>
               </w:rPr>
-              <w:t>4</w:t>
+              <w:t>9 a 11</w:t>
             </w:r>
           </w:p>
         </w:tc>
@@ -4129,7 +4129,6 @@
             </w:pPr>
             <w:r>
               <w:rPr>
-                <w:rStyle w:val="CodeChar"/>
                 <w:sz w:val="19"/>
               </w:rPr>
               <w:t>gemini-3.5-flash-lite</w:t>
@@ -4151,7 +4150,7 @@
               <w:rPr>
                 <w:sz w:val="19"/>
               </w:rPr>
-              <w:t>35 de 35</w:t>
+              <w:t>35, 41 y 41 de 42</w:t>
             </w:r>
           </w:p>
         </w:tc>
@@ -4172,492 +4171,7 @@
                 <w:sz w:val="19"/>
                 <w:lang w:val="es-AR"/>
               </w:rPr>
-              <w:t>Los seis criterios medibles de la especificación cumplen</w:t>
-            </w:r>
-          </w:p>
-        </w:tc>
-      </w:tr>
-      <w:tr>
-        <w:tc>
-          <w:tcPr>
-            <w:tcW w:w="2340" w:type="dxa"/>
-          </w:tcPr>
-          <w:p>
-            <w:pPr>
-              <w:spacing w:before="20" w:after="20" w:line="240" w:lineRule="auto"/>
-              <w:rPr>
-                <w:sz w:val="19"/>
-              </w:rPr>
-            </w:pPr>
-            <w:r>
-              <w:rPr>
-                <w:sz w:val="19"/>
-              </w:rPr>
-              <w:t>5</w:t>
-            </w:r>
-          </w:p>
-        </w:tc>
-        <w:tc>
-          <w:tcPr>
-            <w:tcW w:w="2340" w:type="dxa"/>
-          </w:tcPr>
-          <w:p>
-            <w:pPr>
-              <w:spacing w:before="20" w:after="20" w:line="240" w:lineRule="auto"/>
-              <w:rPr>
-                <w:sz w:val="19"/>
-              </w:rPr>
-            </w:pPr>
-            <w:r>
-              <w:rPr>
-                <w:sz w:val="19"/>
-              </w:rPr>
-              <w:t>gemini-3.5-flash-lite</w:t>
-            </w:r>
-          </w:p>
-        </w:tc>
-        <w:tc>
-          <w:tcPr>
-            <w:tcW w:w="2340" w:type="dxa"/>
-          </w:tcPr>
-          <w:p>
-            <w:pPr>
-              <w:spacing w:before="20" w:after="20" w:line="240" w:lineRule="auto"/>
-              <w:rPr>
-                <w:sz w:val="19"/>
-              </w:rPr>
-            </w:pPr>
-            <w:r>
-              <w:rPr>
-                <w:sz w:val="19"/>
-              </w:rPr>
-              <w:t>38 de 38</w:t>
-            </w:r>
-          </w:p>
-        </w:tc>
-        <w:tc>
-          <w:tcPr>
-            <w:tcW w:w="2340" w:type="dxa"/>
-          </w:tcPr>
-          <w:p>
-            <w:pPr>
-              <w:spacing w:before="20" w:after="20" w:line="240" w:lineRule="auto"/>
-              <w:rPr>
-                <w:sz w:val="19"/>
-              </w:rPr>
-            </w:pPr>
-            <w:r>
-              <w:rPr>
-                <w:sz w:val="19"/>
-                <w:lang w:val="es-AR"/>
-              </w:rPr>
-              <w:t xml:space="preserve">Se sumaron 3 casos borde de la especificación. </w:t>
-            </w:r>
-            <w:r>
-              <w:rPr>
-                <w:sz w:val="19"/>
-              </w:rPr>
-              <w:t>Los seis criterios cumplen</w:t>
-            </w:r>
-          </w:p>
-        </w:tc>
-      </w:tr>
-      <w:tr>
-        <w:tc>
-          <w:tcPr>
-            <w:tcW w:w="2340" w:type="dxa"/>
-          </w:tcPr>
-          <w:p>
-            <w:pPr>
-              <w:spacing w:before="20" w:after="20" w:line="240" w:lineRule="auto"/>
-              <w:rPr>
-                <w:sz w:val="19"/>
-              </w:rPr>
-            </w:pPr>
-            <w:r>
-              <w:rPr>
-                <w:sz w:val="19"/>
-              </w:rPr>
-              <w:t>6</w:t>
-            </w:r>
-          </w:p>
-        </w:tc>
-        <w:tc>
-          <w:tcPr>
-            <w:tcW w:w="2340" w:type="dxa"/>
-          </w:tcPr>
-          <w:p>
-            <w:pPr>
-              <w:spacing w:before="20" w:after="20" w:line="240" w:lineRule="auto"/>
-              <w:rPr>
-                <w:sz w:val="19"/>
-              </w:rPr>
-            </w:pPr>
-            <w:r>
-              <w:rPr>
-                <w:sz w:val="19"/>
-              </w:rPr>
-              <w:t>gemini-3.5-flash-lite</w:t>
-            </w:r>
-          </w:p>
-        </w:tc>
-        <w:tc>
-          <w:tcPr>
-            <w:tcW w:w="2340" w:type="dxa"/>
-          </w:tcPr>
-          <w:p>
-            <w:pPr>
-              <w:spacing w:before="20" w:after="20" w:line="240" w:lineRule="auto"/>
-              <w:rPr>
-                <w:sz w:val="19"/>
-              </w:rPr>
-            </w:pPr>
-            <w:r>
-              <w:rPr>
-                <w:sz w:val="19"/>
-              </w:rPr>
-              <w:t>39 de 39</w:t>
-            </w:r>
-          </w:p>
-        </w:tc>
-        <w:tc>
-          <w:tcPr>
-            <w:tcW w:w="2340" w:type="dxa"/>
-          </w:tcPr>
-          <w:p>
-            <w:pPr>
-              <w:spacing w:before="20" w:after="20" w:line="240" w:lineRule="auto"/>
-              <w:rPr>
-                <w:sz w:val="19"/>
-                <w:lang w:val="es-AR"/>
-              </w:rPr>
-            </w:pPr>
-            <w:r>
-              <w:rPr>
-                <w:sz w:val="19"/>
-                <w:lang w:val="es-AR"/>
-              </w:rPr>
-              <w:t>Se sumó un caso de pregunta ajena a la planta, tras la revisión del proceso</w:t>
-            </w:r>
-          </w:p>
-        </w:tc>
-      </w:tr>
-      <w:tr>
-        <w:tc>
-          <w:tcPr>
-            <w:tcW w:w="2340" w:type="dxa"/>
-          </w:tcPr>
-          <w:p>
-            <w:pPr>
-              <w:spacing w:before="20" w:after="20" w:line="240" w:lineRule="auto"/>
-              <w:rPr>
-                <w:sz w:val="19"/>
-              </w:rPr>
-            </w:pPr>
-            <w:r>
-              <w:rPr>
-                <w:sz w:val="19"/>
-              </w:rPr>
-              <w:t>7</w:t>
-            </w:r>
-          </w:p>
-        </w:tc>
-        <w:tc>
-          <w:tcPr>
-            <w:tcW w:w="2340" w:type="dxa"/>
-          </w:tcPr>
-          <w:p>
-            <w:pPr>
-              <w:spacing w:before="20" w:after="20" w:line="240" w:lineRule="auto"/>
-              <w:rPr>
-                <w:sz w:val="19"/>
-              </w:rPr>
-            </w:pPr>
-            <w:r>
-              <w:rPr>
-                <w:sz w:val="19"/>
-              </w:rPr>
-              <w:t>gemini-3.5-flash-lite</w:t>
-            </w:r>
-          </w:p>
-        </w:tc>
-        <w:tc>
-          <w:tcPr>
-            <w:tcW w:w="2340" w:type="dxa"/>
-          </w:tcPr>
-          <w:p>
-            <w:pPr>
-              <w:spacing w:before="20" w:after="20" w:line="240" w:lineRule="auto"/>
-              <w:rPr>
-                <w:sz w:val="19"/>
-              </w:rPr>
-            </w:pPr>
-            <w:r>
-              <w:rPr>
-                <w:sz w:val="19"/>
-              </w:rPr>
-              <w:t>42 de 42</w:t>
-            </w:r>
-          </w:p>
-        </w:tc>
-        <w:tc>
-          <w:tcPr>
-            <w:tcW w:w="2340" w:type="dxa"/>
-          </w:tcPr>
-          <w:p>
-            <w:pPr>
-              <w:spacing w:before="20" w:after="20" w:line="240" w:lineRule="auto"/>
-              <w:rPr>
-                <w:sz w:val="19"/>
-                <w:lang w:val="es-AR"/>
-              </w:rPr>
-            </w:pPr>
-            <w:r>
-              <w:rPr>
-                <w:sz w:val="19"/>
-                <w:lang w:val="es-AR"/>
-              </w:rPr>
-              <w:t>Tres comportamientos nuevos: período sin datos, unidad y evolución por día. El servicio respondió lento: percentil 90 de 17,6 s</w:t>
-            </w:r>
-          </w:p>
-        </w:tc>
-      </w:tr>
-      <w:tr>
-        <w:tc>
-          <w:tcPr>
-            <w:tcW w:w="2340" w:type="dxa"/>
-          </w:tcPr>
-          <w:p>
-            <w:pPr>
-              <w:spacing w:before="20" w:after="20" w:line="240" w:lineRule="auto"/>
-              <w:rPr>
-                <w:sz w:val="19"/>
-              </w:rPr>
-            </w:pPr>
-            <w:r>
-              <w:rPr>
-                <w:sz w:val="19"/>
-              </w:rPr>
-              <w:t>8</w:t>
-            </w:r>
-          </w:p>
-        </w:tc>
-        <w:tc>
-          <w:tcPr>
-            <w:tcW w:w="2340" w:type="dxa"/>
-          </w:tcPr>
-          <w:p>
-            <w:pPr>
-              <w:spacing w:before="20" w:after="20" w:line="240" w:lineRule="auto"/>
-              <w:rPr>
-                <w:sz w:val="19"/>
-              </w:rPr>
-            </w:pPr>
-            <w:r>
-              <w:rPr>
-                <w:sz w:val="19"/>
-              </w:rPr>
-              <w:t>gemini-3.5-flash-lite</w:t>
-            </w:r>
-          </w:p>
-        </w:tc>
-        <w:tc>
-          <w:tcPr>
-            <w:tcW w:w="2340" w:type="dxa"/>
-          </w:tcPr>
-          <w:p>
-            <w:pPr>
-              <w:spacing w:before="20" w:after="20" w:line="240" w:lineRule="auto"/>
-              <w:rPr>
-                <w:sz w:val="19"/>
-              </w:rPr>
-            </w:pPr>
-            <w:r>
-              <w:rPr>
-                <w:sz w:val="19"/>
-              </w:rPr>
-              <w:t>42 de 42</w:t>
-            </w:r>
-          </w:p>
-        </w:tc>
-        <w:tc>
-          <w:tcPr>
-            <w:tcW w:w="2340" w:type="dxa"/>
-          </w:tcPr>
-          <w:p>
-            <w:pPr>
-              <w:spacing w:before="20" w:after="20" w:line="240" w:lineRule="auto"/>
-              <w:rPr>
-                <w:sz w:val="19"/>
-                <w:lang w:val="es-AR"/>
-              </w:rPr>
-            </w:pPr>
-            <w:r>
-              <w:rPr>
-                <w:sz w:val="19"/>
-                <w:lang w:val="es-AR"/>
-              </w:rPr>
-              <w:t>Repetición con tiempos normales: percentil 90 de 4,8 s</w:t>
-            </w:r>
-          </w:p>
-        </w:tc>
-      </w:tr>
-      <w:tr>
-        <w:tc>
-          <w:tcPr>
-            <w:tcW w:w="2340" w:type="dxa"/>
-          </w:tcPr>
-          <w:p>
-            <w:pPr>
-              <w:spacing w:before="20" w:after="20" w:line="240" w:lineRule="auto"/>
-              <w:rPr>
-                <w:sz w:val="19"/>
-              </w:rPr>
-            </w:pPr>
-            <w:r>
-              <w:rPr>
-                <w:sz w:val="19"/>
-              </w:rPr>
-              <w:t>9 a 11</w:t>
-            </w:r>
-          </w:p>
-        </w:tc>
-        <w:tc>
-          <w:tcPr>
-            <w:tcW w:w="2340" w:type="dxa"/>
-          </w:tcPr>
-          <w:p>
-            <w:pPr>
-              <w:spacing w:before="20" w:after="20" w:line="240" w:lineRule="auto"/>
-              <w:rPr>
-                <w:sz w:val="19"/>
-              </w:rPr>
-            </w:pPr>
-            <w:r>
-              <w:rPr>
-                <w:sz w:val="19"/>
-              </w:rPr>
-              <w:t>gemini-3.5-flash-lite</w:t>
-            </w:r>
-          </w:p>
-        </w:tc>
-        <w:tc>
-          <w:tcPr>
-            <w:tcW w:w="2340" w:type="dxa"/>
-          </w:tcPr>
-          <w:p>
-            <w:pPr>
-              <w:spacing w:before="20" w:after="20" w:line="240" w:lineRule="auto"/>
-              <w:rPr>
-                <w:sz w:val="19"/>
-              </w:rPr>
-            </w:pPr>
-            <w:r>
-              <w:rPr>
-                <w:sz w:val="19"/>
-              </w:rPr>
-              <w:t>35, 41 y 41 de 42</w:t>
-            </w:r>
-          </w:p>
-        </w:tc>
-        <w:tc>
-          <w:tcPr>
-            <w:tcW w:w="2340" w:type="dxa"/>
-          </w:tcPr>
-          <w:p>
-            <w:pPr>
-              <w:spacing w:before="20" w:after="20" w:line="240" w:lineRule="auto"/>
-              <w:rPr>
-                <w:sz w:val="19"/>
-                <w:lang w:val="es-AR"/>
-              </w:rPr>
-            </w:pPr>
-            <w:r>
-              <w:rPr>
-                <w:sz w:val="19"/>
-                <w:lang w:val="es-AR"/>
-              </w:rPr>
               <w:t>Afectadas por caídas del servicio (errores 503 y 504) y cortes de conexión, no por respuestas del agente</w:t>
-            </w:r>
-          </w:p>
-        </w:tc>
-      </w:tr>
-      <w:tr>
-        <w:tc>
-          <w:tcPr>
-            <w:tcW w:w="2340" w:type="dxa"/>
-          </w:tcPr>
-          <w:p>
-            <w:pPr>
-              <w:spacing w:before="20" w:after="20" w:line="240" w:lineRule="auto"/>
-              <w:rPr>
-                <w:sz w:val="19"/>
-              </w:rPr>
-            </w:pPr>
-            <w:r>
-              <w:rPr>
-                <w:sz w:val="19"/>
-              </w:rPr>
-              <w:t>12</w:t>
-            </w:r>
-          </w:p>
-        </w:tc>
-        <w:tc>
-          <w:tcPr>
-            <w:tcW w:w="2340" w:type="dxa"/>
-          </w:tcPr>
-          <w:p>
-            <w:pPr>
-              <w:spacing w:before="20" w:after="20" w:line="240" w:lineRule="auto"/>
-              <w:rPr>
-                <w:sz w:val="19"/>
-              </w:rPr>
-            </w:pPr>
-            <w:r>
-              <w:rPr>
-                <w:sz w:val="19"/>
-              </w:rPr>
-              <w:t>gemini-3.5-flash-lite</w:t>
-            </w:r>
-          </w:p>
-        </w:tc>
-        <w:tc>
-          <w:tcPr>
-            <w:tcW w:w="2340" w:type="dxa"/>
-          </w:tcPr>
-          <w:p>
-            <w:pPr>
-              <w:spacing w:before="20" w:after="20" w:line="240" w:lineRule="auto"/>
-              <w:rPr>
-                <w:sz w:val="19"/>
-              </w:rPr>
-            </w:pPr>
-            <w:r>
-              <w:rPr>
-                <w:sz w:val="19"/>
-              </w:rPr>
-              <w:t>42 de 42</w:t>
-            </w:r>
-          </w:p>
-        </w:tc>
-        <w:tc>
-          <w:tcPr>
-            <w:tcW w:w="2340" w:type="dxa"/>
-          </w:tcPr>
-          <w:p>
-            <w:pPr>
-              <w:spacing w:before="20" w:after="20" w:line="240" w:lineRule="auto"/>
-              <w:rPr>
-                <w:sz w:val="19"/>
-                <w:lang w:val="es-AR"/>
-              </w:rPr>
-            </w:pPr>
-            <w:r>
-              <w:rPr>
-                <w:sz w:val="19"/>
-                <w:lang w:val="es-AR"/>
-              </w:rPr>
-              <w:t>Versión final: conteo en una sola fila y sin unidad en los conteos</w:t>
             </w:r>
           </w:p>
         </w:tc>
@@ -7520,7 +7034,7 @@
           <w:sz w:val="21"/>
           <w:lang w:val="es-AR"/>
         </w:rPr>
-        <w:t xml:space="preserve"> (el enunciado pide al menos dos; se eligieron cuatro)</w:t>
+        <w:t xml:space="preserve"> (el enunciado pide al menos dos; se eligieron cinco)</w:t>
       </w:r>
     </w:p>
     <w:tbl>
@@ -7882,6 +7396,69 @@
           </w:p>
         </w:tc>
       </w:tr>
+      <w:tr>
+        <w:tc>
+          <w:tcPr>
+            <w:tcW w:w="3120" w:type="dxa"/>
+          </w:tcPr>
+          <w:p>
+            <w:pPr>
+              <w:spacing w:before="20" w:after="20" w:line="240" w:lineRule="auto"/>
+              <w:rPr>
+                <w:sz w:val="19"/>
+              </w:rPr>
+            </w:pPr>
+            <w:r>
+              <w:rPr>
+                <w:sz w:val="19"/>
+              </w:rPr>
+              <w:t>Despliegue en la nube</w:t>
+            </w:r>
+          </w:p>
+        </w:tc>
+        <w:tc>
+          <w:tcPr>
+            <w:tcW w:w="3120" w:type="dxa"/>
+          </w:tcPr>
+          <w:p>
+            <w:pPr>
+              <w:spacing w:before="20" w:after="20" w:line="240" w:lineRule="auto"/>
+              <w:rPr>
+                <w:sz w:val="19"/>
+                <w:lang w:val="es-AR"/>
+              </w:rPr>
+            </w:pPr>
+            <w:r>
+              <w:rPr>
+                <w:sz w:val="19"/>
+                <w:lang w:val="es-AR"/>
+              </w:rPr>
+              <w:t>Cumplido. Probado desde otro dispositivo el 15 de octubre de 2026</w:t>
+            </w:r>
+          </w:p>
+        </w:tc>
+        <w:tc>
+          <w:tcPr>
+            <w:tcW w:w="3120" w:type="dxa"/>
+          </w:tcPr>
+          <w:p>
+            <w:pPr>
+              <w:spacing w:before="20" w:after="20" w:line="240" w:lineRule="auto"/>
+              <w:rPr>
+                <w:sz w:val="19"/>
+                <w:lang w:val="es-AR"/>
+              </w:rPr>
+            </w:pPr>
+            <w:r>
+              <w:rPr>
+                <w:sz w:val="19"/>
+                <w:lang w:val="es-AR"/>
+              </w:rPr>
+              <w:t>telemetry-sql-agent.streamlit.app (Streamlit Community Cloud) con la base en Neon: mismas filas que la local en las 8 tablas, 8 de 8 casos contra Neon (eval/results/latest-nube.md), capturas 06 y 07 de docs/informe/capturas/ y specs/002-despliegue-nube/</w:t>
+            </w:r>
+          </w:p>
+        </w:tc>
+      </w:tr>
     </w:tbl>
     <w:p>
       <w:pPr>
@@ -7896,7 +7473,7 @@
           <w:sz w:val="21"/>
           <w:lang w:val="es-AR"/>
         </w:rPr>
-        <w:t>El despliegue en la nube del agente no se eligió como criterio.</w:t>
+        <w:t>El despliegue se hizo como una segunda funcionalidad de Spec Kit, sin cambiar el código del agente. En la nube la app solo tiene la conexión del rol de solo lectura, y su clave de Gemini es aparte, con su propia cuota. Es pública hasta el 30 de octubre de 2026.</w:t>
       </w:r>
     </w:p>
     <w:p>
@@ -8039,14 +7616,14 @@
           <w:sz w:val="21"/>
           <w:lang w:val="es-AR"/>
         </w:rPr>
-        <w:t>Supabase sin probar.</w:t>
-      </w:r>
-      <w:r>
-        <w:rPr>
-          <w:sz w:val="21"/>
-          <w:lang w:val="es-AR"/>
-        </w:rPr>
-        <w:t xml:space="preserve"> El código admite una base en Supabase, pero todas las corridas de este informe usaron el Postgres local con Docker. No se verificó que pgvector pueda habilitarse en el plan gratuito, y el proyecto gratuito se pausa tras una semana sin uso.</w:t>
+        <w:t>Servicios gratuitos en la nube.</w:t>
+      </w:r>
+      <w:r>
+        <w:rPr>
+          <w:sz w:val="21"/>
+          <w:lang w:val="es-AR"/>
+        </w:rPr>
+        <w:t xml:space="preserve"> Streamlit duerme la app tras unas 12 horas sin visitas y tarda unos minutos en despertarla. Neon suspende la base sin uso y la primera respuesta tarda unos segundos más. La evaluación completa se corrió con la base local; contra Neon se corrieron 8 casos, uno por categoría.</w:t>
       </w:r>
     </w:p>
     <w:p>

--- a/docs/informe/informe.docx
+++ b/docs/informe/informe.docx
@@ -442,14 +442,21 @@
           <w:sz w:val="21"/>
           <w:lang w:val="es-AR"/>
         </w:rPr>
-        <w:t>Lo que no incluye.</w:t>
-      </w:r>
-      <w:r>
-        <w:rPr>
-          <w:sz w:val="21"/>
-          <w:lang w:val="es-AR"/>
-        </w:rPr>
-        <w:t xml:space="preserve"> El agente no está desplegado en la nube: se ejecuta en la computadora de quien lo usa. Solo la base de datos puede alojarse en la nube (Supabase) o correr local con Docker. El agente no modifica datos: solo lee.</w:t>
+        <w:t>Dónde corre.</w:t>
+      </w:r>
+      <w:r>
+        <w:rPr>
+          <w:sz w:val="21"/>
+          <w:lang w:val="es-AR"/>
+        </w:rPr>
+        <w:t xml:space="preserve"> </w:t>
+      </w:r>
+      <w:r>
+        <w:rPr>
+          <w:sz w:val="21"/>
+          <w:lang w:val="es-AR"/>
+        </w:rPr>
+        <w:t>El agente funciona en local, con la base en Docker, y también está publicado en la nube: la interfaz en Streamlit Community Cloud y la base en Neon. En los dos casos solo lee: no modifica datos.</w:t>
       </w:r>
     </w:p>
     <w:p>
@@ -1096,7 +1103,21 @@
           <w:sz w:val="21"/>
           <w:lang w:val="es-AR"/>
         </w:rPr>
-        <w:t xml:space="preserve"> con la causa que la originó antes de tocar el código. Ninguna cambió las respuestas esperadas de la evaluación.</w:t>
+        <w:t xml:space="preserve"> </w:t>
+      </w:r>
+      <w:r>
+        <w:rPr>
+          <w:sz w:val="21"/>
+          <w:lang w:val="es-AR"/>
+        </w:rPr>
+        <w:t>con la causa que la originó.</w:t>
+      </w:r>
+      <w:r>
+        <w:rPr>
+          <w:sz w:val="21"/>
+          <w:lang w:val="es-AR"/>
+        </w:rPr>
+        <w:t xml:space="preserve"> Ninguna cambió las respuestas esperadas de la evaluación.</w:t>
       </w:r>
     </w:p>
     <w:p>
@@ -1127,7 +1148,14 @@
           <w:sz w:val="21"/>
           <w:lang w:val="es-AR"/>
         </w:rPr>
-        <w:t>La versión 1.2.0 ajustó el principio de evaluación. El 12 de octubre el autor revisó la constitución e hizo las etapas de aclaración y de análisis de Spec Kit, que al inicio se habían salteado.</w:t>
+        <w:t xml:space="preserve">La versión 1.2.0 ajustó el principio de evaluación. El 12 de octubre el autor revisó la constitución </w:t>
+      </w:r>
+      <w:r>
+        <w:rPr>
+          <w:sz w:val="21"/>
+          <w:lang w:val="es-AR"/>
+        </w:rPr>
+        <w:t>y aplicó las etapas de aclaración y de análisis de Spec Kit.</w:t>
       </w:r>
     </w:p>
     <w:p>
@@ -2837,7 +2865,21 @@
                 <w:sz w:val="19"/>
                 <w:lang w:val="es-AR"/>
               </w:rPr>
-              <w:t xml:space="preserve">, pero su capa gratuita permite 20 pedidos por día y la evaluación completa necesita unas 90 llamadas. </w:t>
+              <w:t xml:space="preserve">, pero su capa gratuita permite 20 pedidos por día y la evaluación completa </w:t>
+            </w:r>
+            <w:r>
+              <w:rPr>
+                <w:sz w:val="19"/>
+                <w:lang w:val="es-AR"/>
+              </w:rPr>
+              <w:t>necesitaba unas 90 llamadas</w:t>
+            </w:r>
+            <w:r>
+              <w:rPr>
+                <w:sz w:val="19"/>
+                <w:lang w:val="es-AR"/>
+              </w:rPr>
+              <w:t xml:space="preserve">. </w:t>
             </w:r>
             <w:r>
               <w:rPr>
@@ -3008,7 +3050,14 @@
                 <w:sz w:val="19"/>
                 <w:lang w:val="es-AR"/>
               </w:rPr>
-              <w:t>Una tecnología en lugar de dos. Sirve en Supabase o en un Postgres local</w:t>
+              <w:t xml:space="preserve">Una tecnología en lugar de dos. </w:t>
+            </w:r>
+            <w:r>
+              <w:rPr>
+                <w:sz w:val="19"/>
+                <w:lang w:val="es-AR"/>
+              </w:rPr>
+              <w:t>Funciona en un Postgres local y en Neon</w:t>
             </w:r>
           </w:p>
         </w:tc>
@@ -3311,49 +3360,49 @@
                 <w:sz w:val="19"/>
                 <w:lang w:val="es-AR"/>
               </w:rPr>
-              <w:t>El agente no se despliega en la nube</w:t>
-            </w:r>
-          </w:p>
-        </w:tc>
-        <w:tc>
-          <w:tcPr>
-            <w:tcW w:w="3120" w:type="dxa"/>
-          </w:tcPr>
-          <w:p>
-            <w:pPr>
-              <w:spacing w:before="20" w:after="20" w:line="240" w:lineRule="auto"/>
-              <w:rPr>
-                <w:sz w:val="19"/>
-                <w:lang w:val="es-AR"/>
-              </w:rPr>
-            </w:pPr>
-            <w:r>
-              <w:rPr>
-                <w:sz w:val="19"/>
-                <w:lang w:val="es-AR"/>
-              </w:rPr>
-              <w:t>Fuera de lo que se eligió para este trabajo. Solo la base puede estar en la nube</w:t>
-            </w:r>
-          </w:p>
-        </w:tc>
-        <w:tc>
-          <w:tcPr>
-            <w:tcW w:w="3120" w:type="dxa"/>
-          </w:tcPr>
-          <w:p>
-            <w:pPr>
-              <w:spacing w:before="20" w:after="20" w:line="240" w:lineRule="auto"/>
-              <w:rPr>
-                <w:sz w:val="19"/>
-                <w:lang w:val="es-AR"/>
-              </w:rPr>
-            </w:pPr>
-            <w:r>
-              <w:rPr>
-                <w:sz w:val="19"/>
-                <w:lang w:val="es-AR"/>
-              </w:rPr>
-              <w:t>Streamlit Community Cloud: queda como opción futura, sin haber verificado sus condiciones</w:t>
+              <w:t>Despliegue: interfaz en Streamlit Community Cloud y base en Neon</w:t>
+            </w:r>
+          </w:p>
+        </w:tc>
+        <w:tc>
+          <w:tcPr>
+            <w:tcW w:w="3120" w:type="dxa"/>
+          </w:tcPr>
+          <w:p>
+            <w:pPr>
+              <w:spacing w:before="20" w:after="20" w:line="240" w:lineRule="auto"/>
+              <w:rPr>
+                <w:sz w:val="19"/>
+                <w:lang w:val="es-AR"/>
+              </w:rPr>
+            </w:pPr>
+            <w:r>
+              <w:rPr>
+                <w:sz w:val="19"/>
+                <w:lang w:val="es-AR"/>
+              </w:rPr>
+              <w:t>Los dos son gratuitos y no hizo falta cambiar el código: la conexión y las claves se leen de variables de entorno</w:t>
+            </w:r>
+          </w:p>
+        </w:tc>
+        <w:tc>
+          <w:tcPr>
+            <w:tcW w:w="3120" w:type="dxa"/>
+          </w:tcPr>
+          <w:p>
+            <w:pPr>
+              <w:spacing w:before="20" w:after="20" w:line="240" w:lineRule="auto"/>
+              <w:rPr>
+                <w:sz w:val="19"/>
+                <w:lang w:val="es-AR"/>
+              </w:rPr>
+            </w:pPr>
+            <w:r>
+              <w:rPr>
+                <w:sz w:val="19"/>
+                <w:lang w:val="es-AR"/>
+              </w:rPr>
+              <w:t>Supabase: el proyecto gratuito se pausa tras una semana sin uso y hay que reactivarlo a mano</w:t>
             </w:r>
           </w:p>
         </w:tc>
@@ -3413,18 +3462,10 @@
       </w:r>
       <w:r>
         <w:rPr>
-          <w:b/>
-          <w:sz w:val="21"/>
-          <w:lang w:val="es-AR"/>
-        </w:rPr>
-        <w:t>Sigue sin verificar</w:t>
-      </w:r>
-      <w:r>
-        <w:rPr>
-          <w:sz w:val="21"/>
-          <w:lang w:val="es-AR"/>
-        </w:rPr>
-        <w:t xml:space="preserve"> si pgvector se puede habilitar en el plan gratuito de Supabase: todas las corridas de este informe se hicieron con el Postgres local de Docker.</w:t>
+          <w:sz w:val="21"/>
+          <w:lang w:val="es-AR"/>
+        </w:rPr>
+        <w:t>En la nube se usó Neon, donde pgvector funcionó; Supabase no se probó. La evaluación completa se corrió con el Postgres local de Docker.</w:t>
       </w:r>
     </w:p>
     <w:p>
@@ -3920,7 +3961,7 @@
                 <w:sz w:val="19"/>
                 <w:lang w:val="es-AR"/>
               </w:rPr>
-              <w:t xml:space="preserve">31 casos cortados por la cuota gratuita: 20 pedidos </w:t>
+              <w:t xml:space="preserve">31 casos cortados por la </w:t>
             </w:r>
             <w:r>
               <w:rPr>
@@ -3928,7 +3969,7 @@
                 <w:lang w:val="es-AR"/>
               </w:rPr>
               <w:lastRenderedPageBreak/>
-              <w:t>por día</w:t>
+              <w:t>cuota gratuita: 20 pedidos por día</w:t>
             </w:r>
           </w:p>
         </w:tc>
@@ -4958,75 +4999,49 @@
                 <w:sz w:val="19"/>
                 <w:lang w:val="es-AR"/>
               </w:rPr>
-              <w:t xml:space="preserve">El agente inventó una presión </w:t>
-            </w:r>
-            <w:r>
-              <w:rPr>
-                <w:sz w:val="19"/>
-                <w:lang w:val="es-AR"/>
-              </w:rPr>
-              <w:lastRenderedPageBreak/>
-              <w:t>nominal</w:t>
-            </w:r>
-          </w:p>
-        </w:tc>
-        <w:tc>
-          <w:tcPr>
-            <w:tcW w:w="3120" w:type="dxa"/>
-          </w:tcPr>
-          <w:p>
-            <w:pPr>
-              <w:spacing w:before="20" w:after="20" w:line="240" w:lineRule="auto"/>
-              <w:rPr>
-                <w:sz w:val="19"/>
-                <w:lang w:val="es-AR"/>
-              </w:rPr>
-            </w:pPr>
-            <w:r>
-              <w:rPr>
-                <w:sz w:val="19"/>
-                <w:lang w:val="es-AR"/>
-              </w:rPr>
-              <w:lastRenderedPageBreak/>
-              <w:t xml:space="preserve">El SQL devolvió el umbral crítico </w:t>
-            </w:r>
-            <w:r>
-              <w:rPr>
-                <w:sz w:val="19"/>
-                <w:lang w:val="es-AR"/>
-              </w:rPr>
-              <w:lastRenderedPageBreak/>
-              <w:t>con el nombre del dato pedido</w:t>
-            </w:r>
-          </w:p>
-        </w:tc>
-        <w:tc>
-          <w:tcPr>
-            <w:tcW w:w="3120" w:type="dxa"/>
-          </w:tcPr>
-          <w:p>
-            <w:pPr>
-              <w:spacing w:before="20" w:after="20" w:line="240" w:lineRule="auto"/>
-              <w:rPr>
-                <w:sz w:val="19"/>
-                <w:lang w:val="es-AR"/>
-              </w:rPr>
-            </w:pPr>
-            <w:r>
-              <w:rPr>
-                <w:sz w:val="19"/>
-                <w:lang w:val="es-AR"/>
-              </w:rPr>
-              <w:lastRenderedPageBreak/>
-              <w:t xml:space="preserve">Reglas nuevas en los prompts de SQL </w:t>
-            </w:r>
-            <w:r>
-              <w:rPr>
-                <w:sz w:val="19"/>
-                <w:lang w:val="es-AR"/>
-              </w:rPr>
-              <w:lastRenderedPageBreak/>
-              <w:t>y de síntesis (T052)</w:t>
+              <w:t>El agente inventó una presión nominal</w:t>
+            </w:r>
+          </w:p>
+        </w:tc>
+        <w:tc>
+          <w:tcPr>
+            <w:tcW w:w="3120" w:type="dxa"/>
+          </w:tcPr>
+          <w:p>
+            <w:pPr>
+              <w:spacing w:before="20" w:after="20" w:line="240" w:lineRule="auto"/>
+              <w:rPr>
+                <w:sz w:val="19"/>
+                <w:lang w:val="es-AR"/>
+              </w:rPr>
+            </w:pPr>
+            <w:r>
+              <w:rPr>
+                <w:sz w:val="19"/>
+                <w:lang w:val="es-AR"/>
+              </w:rPr>
+              <w:t>El SQL devolvió el umbral crítico con el nombre del dato pedido</w:t>
+            </w:r>
+          </w:p>
+        </w:tc>
+        <w:tc>
+          <w:tcPr>
+            <w:tcW w:w="3120" w:type="dxa"/>
+          </w:tcPr>
+          <w:p>
+            <w:pPr>
+              <w:spacing w:before="20" w:after="20" w:line="240" w:lineRule="auto"/>
+              <w:rPr>
+                <w:sz w:val="19"/>
+                <w:lang w:val="es-AR"/>
+              </w:rPr>
+            </w:pPr>
+            <w:r>
+              <w:rPr>
+                <w:sz w:val="19"/>
+                <w:lang w:val="es-AR"/>
+              </w:rPr>
+              <w:t>Reglas nuevas en los prompts de SQL y de síntesis (T052)</w:t>
             </w:r>
           </w:p>
         </w:tc>
@@ -5049,7 +5064,6 @@
                 <w:sz w:val="19"/>
                 <w:lang w:val="es-AR"/>
               </w:rPr>
-              <w:lastRenderedPageBreak/>
               <w:t>Respondió "no tengo esa información" con filas correctas</w:t>
             </w:r>
           </w:p>
@@ -5472,7 +5486,15 @@
                 <w:sz w:val="19"/>
                 <w:lang w:val="es-AR"/>
               </w:rPr>
-              <w:t>¿Cuál fue el valor máximo de temperatura registrado en el motor M-301?</w:t>
+              <w:t xml:space="preserve">¿Cuál fue el valor máximo </w:t>
+            </w:r>
+            <w:r>
+              <w:rPr>
+                <w:sz w:val="19"/>
+                <w:lang w:val="es-AR"/>
+              </w:rPr>
+              <w:lastRenderedPageBreak/>
+              <w:t>de temperatura registrado en el motor M-301?</w:t>
             </w:r>
           </w:p>
         </w:tc>
@@ -5491,6 +5513,7 @@
               <w:rPr>
                 <w:sz w:val="19"/>
               </w:rPr>
+              <w:lastRenderedPageBreak/>
               <w:t>Base</w:t>
             </w:r>
           </w:p>
@@ -5531,7 +5554,15 @@
                 <w:sz w:val="19"/>
                 <w:lang w:val="es-AR"/>
               </w:rPr>
-              <w:t>El valor máximo de temperatura registrado en el motor M-301 fue de 105.44.</w:t>
+              <w:t xml:space="preserve">El valor máximo de </w:t>
+            </w:r>
+            <w:r>
+              <w:rPr>
+                <w:sz w:val="19"/>
+                <w:lang w:val="es-AR"/>
+              </w:rPr>
+              <w:lastRenderedPageBreak/>
+              <w:t>temperatura registrado en el motor M-301 fue de 105.44.</w:t>
             </w:r>
           </w:p>
         </w:tc>
@@ -5554,6 +5585,7 @@
                 <w:sz w:val="19"/>
                 <w:lang w:val="es-AR"/>
               </w:rPr>
+              <w:lastRenderedPageBreak/>
               <w:t>¿Cuántas alarmas críticas hubo en el área Bombeo de agua?</w:t>
             </w:r>
           </w:p>
@@ -5972,15 +6004,7 @@
                 <w:sz w:val="19"/>
                 <w:lang w:val="es-AR"/>
               </w:rPr>
-              <w:t xml:space="preserve">¿Cuánto cuesta un </w:t>
-            </w:r>
-            <w:r>
-              <w:rPr>
-                <w:sz w:val="19"/>
-                <w:lang w:val="es-AR"/>
-              </w:rPr>
-              <w:lastRenderedPageBreak/>
-              <w:t>rodamiento de repuesto?</w:t>
+              <w:t>¿Cuánto cuesta un rodamiento de repuesto?</w:t>
             </w:r>
           </w:p>
         </w:tc>
@@ -5999,7 +6023,6 @@
               <w:rPr>
                 <w:sz w:val="19"/>
               </w:rPr>
-              <w:lastRenderedPageBreak/>
               <w:t>Ninguna (no hay dato)</w:t>
             </w:r>
           </w:p>
@@ -6021,15 +6044,7 @@
                 <w:sz w:val="19"/>
                 <w:lang w:val="es-AR"/>
               </w:rPr>
-              <w:t xml:space="preserve">Dice que no tiene la </w:t>
-            </w:r>
-            <w:r>
-              <w:rPr>
-                <w:sz w:val="19"/>
-                <w:lang w:val="es-AR"/>
-              </w:rPr>
-              <w:lastRenderedPageBreak/>
-              <w:t>información</w:t>
+              <w:t>Dice que no tiene la información</w:t>
             </w:r>
           </w:p>
         </w:tc>
@@ -6048,7 +6063,6 @@
               <w:rPr>
                 <w:sz w:val="19"/>
               </w:rPr>
-              <w:lastRenderedPageBreak/>
               <w:t>No tengo esa información.</w:t>
             </w:r>
           </w:p>
@@ -6123,6 +6137,7 @@
           <w:noProof/>
           <w:sz w:val="21"/>
         </w:rPr>
+        <w:lastRenderedPageBreak/>
         <w:drawing>
           <wp:inline distT="0" distB="0" distL="0" distR="0" wp14:anchorId="383ABE1E" wp14:editId="628F97A9">
             <wp:extent cx="4445000" cy="2778125"/>
@@ -7169,20 +7184,7 @@
                 <w:rStyle w:val="CodeChar"/>
                 <w:sz w:val="19"/>
               </w:rPr>
-              <w:t>.specify/</w:t>
-            </w:r>
-            <w:r>
-              <w:rPr>
-                <w:sz w:val="19"/>
-              </w:rPr>
-              <w:t xml:space="preserve"> y </w:t>
-            </w:r>
-            <w:r>
-              <w:rPr>
-                <w:rStyle w:val="CodeChar"/>
-                <w:sz w:val="19"/>
-              </w:rPr>
-              <w:t>specs/001-agente-sql-telemetria/</w:t>
+              <w:t>.specify/, specs/001-agente-sql-telemetria/ y specs/002-despliegue-nube/</w:t>
             </w:r>
           </w:p>
         </w:tc>
@@ -7361,7 +7363,7 @@
                 <w:sz w:val="19"/>
                 <w:lang w:val="es-AR"/>
               </w:rPr>
-              <w:t xml:space="preserve">Cumplido. Trazas, conjunto de datos y experimento de evaluación en el </w:t>
+              <w:t xml:space="preserve">Cumplido. Trazas, conjunto de datos </w:t>
             </w:r>
             <w:r>
               <w:rPr>
@@ -7369,7 +7371,7 @@
                 <w:lang w:val="es-AR"/>
               </w:rPr>
               <w:lastRenderedPageBreak/>
-              <w:t>servicio real</w:t>
+              <w:t>y experimento de evaluación en el servicio real</w:t>
             </w:r>
           </w:p>
         </w:tc>
@@ -7391,7 +7393,15 @@
                 <w:lang w:val="es-AR"/>
               </w:rPr>
               <w:lastRenderedPageBreak/>
-              <w:t>Captura de una traza con sus pasos y tiempos en la sección de evidencias</w:t>
+              <w:t xml:space="preserve">Captura de una traza con sus pasos y </w:t>
+            </w:r>
+            <w:r>
+              <w:rPr>
+                <w:sz w:val="19"/>
+                <w:lang w:val="es-AR"/>
+              </w:rPr>
+              <w:lastRenderedPageBreak/>
+              <w:t>tiempos en la sección de evidencias</w:t>
             </w:r>
           </w:p>
         </w:tc>
@@ -7412,6 +7422,7 @@
               <w:rPr>
                 <w:sz w:val="19"/>
               </w:rPr>
+              <w:lastRenderedPageBreak/>
               <w:t>Despliegue en la nube</w:t>
             </w:r>
           </w:p>
@@ -7623,7 +7634,21 @@
           <w:sz w:val="21"/>
           <w:lang w:val="es-AR"/>
         </w:rPr>
-        <w:t xml:space="preserve"> Streamlit duerme la app tras unas 12 horas sin visitas y tarda unos minutos en despertarla. Neon suspende la base sin uso y la primera respuesta tarda unos segundos más. La evaluación completa se corrió con la base local; contra Neon se corrieron 8 casos, uno por categoría.</w:t>
+        <w:t xml:space="preserve"> </w:t>
+      </w:r>
+      <w:r>
+        <w:rPr>
+          <w:sz w:val="21"/>
+          <w:lang w:val="es-AR"/>
+        </w:rPr>
+        <w:t>Streamlit duerme la app cuando pasa un tiempo sin visitas, y la primera visita tiene que despertarla. Neon suspende la base sin uso, así que la primera consulta tarda más.</w:t>
+      </w:r>
+      <w:r>
+        <w:rPr>
+          <w:sz w:val="21"/>
+          <w:lang w:val="es-AR"/>
+        </w:rPr>
+        <w:t xml:space="preserve"> La evaluación completa se corrió con la base local; contra Neon se corrieron 8 casos, uno por categoría.</w:t>
       </w:r>
     </w:p>
     <w:p>

--- a/docs/informe/informe.docx
+++ b/docs/informe/informe.docx
@@ -7641,7 +7641,7 @@
           <w:sz w:val="21"/>
           <w:lang w:val="es-AR"/>
         </w:rPr>
-        <w:t>Streamlit duerme la app cuando pasa un tiempo sin visitas, y la primera visita tiene que despertarla. Neon suspende la base sin uso, así que la primera consulta tarda más.</w:t>
+        <w:t>El 16 de octubre, después de la noche, la app abrió al instante y la primera pregunta tardó unos 25 segundos, medidos a mano. Neon suspende la base sin uso y la despierta con la primera consulta.</w:t>
       </w:r>
       <w:r>
         <w:rPr>
